--- a/public/Template-Email-Instansi.docx
+++ b/public/Template-Email-Instansi.docx
@@ -1,44 +1,30 @@
 
 <file path=word/document.xml><?xml version="1.0" encoding="utf-8"?>
-<w:document xmlns:o="urn:schemas-microsoft-com:office:office" xmlns:r="http://schemas.openxmlformats.org/officeDocument/2006/relationships" xmlns:v="urn:schemas-microsoft-com:vml" xmlns:w="http://schemas.openxmlformats.org/wordprocessingml/2006/main" xmlns:w10="urn:schemas-microsoft-com:office:word" xmlns:wp="http://schemas.openxmlformats.org/drawingml/2006/wordprocessingDrawing" xmlns:pic="http://schemas.openxmlformats.org/drawingml/2006/picture" xmlns:wps="http://schemas.microsoft.com/office/word/2010/wordprocessingShape" xmlns:wpg="http://schemas.microsoft.com/office/word/2010/wordprocessingGroup" xmlns:mc="http://schemas.openxmlformats.org/markup-compatibility/2006" xmlns:wp14="http://schemas.microsoft.com/office/word/2010/wordprocessingDrawing" xmlns:w14="http://schemas.microsoft.com/office/word/2010/wordml" xmlns:w15="http://schemas.microsoft.com/office/word/2012/wordml" mc:Ignorable="w14 wp14 w15">
+<w:document xmlns:wpc="http://schemas.microsoft.com/office/word/2010/wordprocessingCanvas" xmlns:cx="http://schemas.microsoft.com/office/drawing/2014/chartex" xmlns:cx1="http://schemas.microsoft.com/office/drawing/2015/9/8/chartex" xmlns:cx2="http://schemas.microsoft.com/office/drawing/2015/10/21/chartex" xmlns:cx3="http://schemas.microsoft.com/office/drawing/2016/5/9/chartex" xmlns:cx4="http://schemas.microsoft.com/office/drawing/2016/5/10/chartex" xmlns:cx5="http://schemas.microsoft.com/office/drawing/2016/5/11/chartex" xmlns:cx6="http://schemas.microsoft.com/office/drawing/2016/5/12/chartex" xmlns:cx7="http://schemas.microsoft.com/office/drawing/2016/5/13/chartex" xmlns:cx8="http://schemas.microsoft.com/office/drawing/2016/5/14/chartex" xmlns:mc="http://schemas.openxmlformats.org/markup-compatibility/2006" xmlns:aink="http://schemas.microsoft.com/office/drawing/2016/ink" xmlns:am3d="http://schemas.microsoft.com/office/drawing/2017/model3d" xmlns:o="urn:schemas-microsoft-com:office:office" xmlns:oel="http://schemas.microsoft.com/office/2019/extlst" xmlns:r="http://schemas.openxmlformats.org/officeDocument/2006/relationships" xmlns:m="http://schemas.openxmlformats.org/officeDocument/2006/math" xmlns:v="urn:schemas-microsoft-com:vml" xmlns:wp14="http://schemas.microsoft.com/office/word/2010/wordprocessingDrawing" xmlns:wp="http://schemas.openxmlformats.org/drawingml/2006/wordprocessingDrawing" xmlns:w10="urn:schemas-microsoft-com:office:word" xmlns:w="http://schemas.openxmlformats.org/wordprocessingml/2006/main" xmlns:w14="http://schemas.microsoft.com/office/word/2010/wordml" xmlns:w15="http://schemas.microsoft.com/office/word/2012/wordml" xmlns:w16cex="http://schemas.microsoft.com/office/word/2018/wordml/cex" xmlns:w16cid="http://schemas.microsoft.com/office/word/2016/wordml/cid" xmlns:w16="http://schemas.microsoft.com/office/word/2018/wordml" xmlns:w16du="http://schemas.microsoft.com/office/word/2023/wordml/word16du" xmlns:w16sdtdh="http://schemas.microsoft.com/office/word/2020/wordml/sdtdatahash" xmlns:w16sdtfl="http://schemas.microsoft.com/office/word/2024/wordml/sdtformatlock" xmlns:w16se="http://schemas.microsoft.com/office/word/2015/wordml/symex" xmlns:wpg="http://schemas.microsoft.com/office/word/2010/wordprocessingGroup" xmlns:wpi="http://schemas.microsoft.com/office/word/2010/wordprocessingInk" xmlns:wne="http://schemas.microsoft.com/office/word/2006/wordml" xmlns:wps="http://schemas.microsoft.com/office/word/2010/wordprocessingShape" mc:Ignorable="w14 w15 w16se w16cid w16 w16cex w16sdtdh w16sdtfl w16du wp14">
   <w:body>
     <w:p>
       <w:pPr>
-        <w:pStyle w:val="Normal"/>
         <w:jc w:val="center"/>
         <w:rPr>
           <w:rFonts w:ascii="Bookman Old Style" w:hAnsi="Bookman Old Style"/>
         </w:rPr>
       </w:pPr>
-      <w:r>
-        <w:rPr>
-          <w:rFonts w:ascii="Bookman Old Style" w:hAnsi="Bookman Old Style"/>
-        </w:rPr>
-      </w:r>
     </w:p>
     <w:tbl>
       <w:tblPr>
         <w:tblW w:w="5000" w:type="pct"/>
-        <w:jc w:val="start"/>
-        <w:tblInd w:w="0" w:type="dxa"/>
         <w:tblLayout w:type="fixed"/>
-        <w:tblCellMar>
-          <w:top w:w="0" w:type="dxa"/>
-          <w:start w:w="108" w:type="dxa"/>
-          <w:bottom w:w="0" w:type="dxa"/>
-          <w:end w:w="108" w:type="dxa"/>
-        </w:tblCellMar>
-        <w:tblLook w:val="0000" w:noHBand="0" w:noVBand="0" w:firstColumn="0" w:lastRow="0" w:lastColumn="0" w:firstRow="0"/>
+        <w:tblLook w:val="0000" w:firstRow="0" w:lastRow="0" w:firstColumn="0" w:lastColumn="0" w:noHBand="0" w:noVBand="0"/>
       </w:tblPr>
       <w:tblGrid>
-        <w:gridCol w:w="1141"/>
-        <w:gridCol w:w="6126"/>
-        <w:gridCol w:w="1392"/>
-        <w:gridCol w:w="2677"/>
+        <w:gridCol w:w="1140"/>
+        <w:gridCol w:w="6120"/>
+        <w:gridCol w:w="1391"/>
+        <w:gridCol w:w="2675"/>
       </w:tblGrid>
       <w:tr>
         <w:trPr>
-          <w:trHeight w:val="288" w:hRule="atLeast"/>
+          <w:trHeight w:val="288"/>
         </w:trPr>
         <w:tc>
           <w:tcPr>
@@ -46,9 +32,9 @@
             <w:vMerge w:val="restart"/>
             <w:tcBorders>
               <w:top w:val="single" w:sz="4" w:space="0" w:color="000000"/>
-              <w:start w:val="single" w:sz="4" w:space="0" w:color="000000"/>
-              <w:bottom w:val="single" w:sz="4" w:space="0" w:color="000000"/>
-              <w:end w:val="single" w:sz="4" w:space="0" w:color="000000"/>
+              <w:left w:val="single" w:sz="4" w:space="0" w:color="000000"/>
+              <w:bottom w:val="single" w:sz="4" w:space="0" w:color="000000"/>
+              <w:right w:val="single" w:sz="4" w:space="0" w:color="000000"/>
             </w:tcBorders>
           </w:tcPr>
           <w:p>
@@ -61,10 +47,11 @@
             </w:pPr>
             <w:r>
               <w:rPr>
-                <w:rFonts w:cs="Arial" w:ascii="Arial" w:hAnsi="Arial"/>
+                <w:rFonts w:ascii="Arial" w:hAnsi="Arial" w:cs="Arial"/>
+                <w:noProof/>
               </w:rPr>
               <w:drawing>
-                <wp:anchor behindDoc="0" distT="0" distB="0" distL="0" distR="0" simplePos="0" locked="0" layoutInCell="1" allowOverlap="1" relativeHeight="2">
+                <wp:anchor distT="0" distB="0" distL="0" distR="0" simplePos="0" relativeHeight="2" behindDoc="0" locked="0" layoutInCell="1" allowOverlap="1" wp14:anchorId="2EB615FE" wp14:editId="1A767A7B">
                   <wp:simplePos x="0" y="0"/>
                   <wp:positionH relativeFrom="column">
                     <wp:posOffset>55245</wp:posOffset>
@@ -89,7 +76,7 @@
                           </pic:cNvPicPr>
                         </pic:nvPicPr>
                         <pic:blipFill>
-                          <a:blip r:embed="rId2"/>
+                          <a:blip r:embed="rId6"/>
                           <a:stretch>
                             <a:fillRect/>
                           </a:stretch>
@@ -119,11 +106,6 @@
                 <w:rFonts w:ascii="Arial" w:hAnsi="Arial" w:cs="Arial"/>
               </w:rPr>
             </w:pPr>
-            <w:r>
-              <w:rPr>
-                <w:rFonts w:cs="Arial" w:ascii="Arial" w:hAnsi="Arial"/>
-              </w:rPr>
-            </w:r>
           </w:p>
           <w:p>
             <w:pPr>
@@ -133,11 +115,6 @@
                 <w:rFonts w:ascii="Arial" w:hAnsi="Arial" w:cs="Arial"/>
               </w:rPr>
             </w:pPr>
-            <w:r>
-              <w:rPr>
-                <w:rFonts w:cs="Arial" w:ascii="Arial" w:hAnsi="Arial"/>
-              </w:rPr>
-            </w:r>
           </w:p>
         </w:tc>
         <w:tc>
@@ -146,9 +123,9 @@
             <w:vMerge w:val="restart"/>
             <w:tcBorders>
               <w:top w:val="single" w:sz="4" w:space="0" w:color="000000"/>
-              <w:start w:val="single" w:sz="4" w:space="0" w:color="000000"/>
-              <w:bottom w:val="single" w:sz="4" w:space="0" w:color="000000"/>
-              <w:end w:val="single" w:sz="4" w:space="0" w:color="000000"/>
+              <w:left w:val="single" w:sz="4" w:space="0" w:color="000000"/>
+              <w:bottom w:val="single" w:sz="4" w:space="0" w:color="000000"/>
+              <w:right w:val="single" w:sz="4" w:space="0" w:color="000000"/>
             </w:tcBorders>
             <w:vAlign w:val="center"/>
           </w:tcPr>
@@ -165,7 +142,7 @@
             </w:pPr>
             <w:r>
               <w:rPr>
-                <w:rFonts w:cs="Arial" w:ascii="Arial" w:hAnsi="Arial"/>
+                <w:rFonts w:ascii="Arial" w:hAnsi="Arial" w:cs="Arial"/>
                 <w:sz w:val="24"/>
                 <w:szCs w:val="24"/>
                 <w:lang w:val="en-AU"/>
@@ -186,7 +163,7 @@
             </w:pPr>
             <w:r>
               <w:rPr>
-                <w:rFonts w:cs="Arial" w:ascii="Arial" w:hAnsi="Arial"/>
+                <w:rFonts w:ascii="Arial" w:hAnsi="Arial" w:cs="Arial"/>
                 <w:sz w:val="24"/>
                 <w:szCs w:val="24"/>
                 <w:lang w:val="en-AU"/>
@@ -200,9 +177,9 @@
             <w:tcW w:w="1392" w:type="dxa"/>
             <w:tcBorders>
               <w:top w:val="single" w:sz="4" w:space="0" w:color="000000"/>
-              <w:start w:val="single" w:sz="4" w:space="0" w:color="000000"/>
-              <w:bottom w:val="single" w:sz="4" w:space="0" w:color="000000"/>
-              <w:end w:val="single" w:sz="4" w:space="0" w:color="000000"/>
+              <w:left w:val="single" w:sz="4" w:space="0" w:color="000000"/>
+              <w:bottom w:val="single" w:sz="4" w:space="0" w:color="000000"/>
+              <w:right w:val="single" w:sz="4" w:space="0" w:color="000000"/>
             </w:tcBorders>
             <w:vAlign w:val="center"/>
           </w:tcPr>
@@ -217,7 +194,7 @@
             </w:pPr>
             <w:r>
               <w:rPr>
-                <w:rFonts w:cs="Arial" w:ascii="Arial" w:hAnsi="Arial"/>
+                <w:rFonts w:ascii="Arial" w:hAnsi="Arial" w:cs="Arial"/>
                 <w:lang w:val="en-AU"/>
               </w:rPr>
               <w:t>No.</w:t>
@@ -229,9 +206,9 @@
             <w:tcW w:w="2677" w:type="dxa"/>
             <w:tcBorders>
               <w:top w:val="single" w:sz="4" w:space="0" w:color="000000"/>
-              <w:start w:val="single" w:sz="4" w:space="0" w:color="000000"/>
-              <w:bottom w:val="single" w:sz="4" w:space="0" w:color="000000"/>
-              <w:end w:val="single" w:sz="4" w:space="0" w:color="000000"/>
+              <w:left w:val="single" w:sz="4" w:space="0" w:color="000000"/>
+              <w:bottom w:val="single" w:sz="4" w:space="0" w:color="000000"/>
+              <w:right w:val="single" w:sz="4" w:space="0" w:color="000000"/>
             </w:tcBorders>
           </w:tcPr>
           <w:p>
@@ -244,7 +221,7 @@
             </w:pPr>
             <w:r>
               <w:rPr>
-                <w:rFonts w:cs="Arial" w:ascii="Arial" w:hAnsi="Arial"/>
+                <w:rFonts w:ascii="Arial" w:hAnsi="Arial" w:cs="Arial"/>
               </w:rPr>
               <w:t>${no_surat}</w:t>
             </w:r>
@@ -253,17 +230,17 @@
       </w:tr>
       <w:tr>
         <w:trPr>
-          <w:trHeight w:val="288" w:hRule="atLeast"/>
+          <w:trHeight w:val="288"/>
         </w:trPr>
         <w:tc>
           <w:tcPr>
             <w:tcW w:w="1141" w:type="dxa"/>
-            <w:vMerge w:val="continue"/>
+            <w:vMerge/>
             <w:tcBorders>
               <w:top w:val="single" w:sz="4" w:space="0" w:color="000000"/>
-              <w:start w:val="single" w:sz="4" w:space="0" w:color="000000"/>
-              <w:bottom w:val="single" w:sz="4" w:space="0" w:color="000000"/>
-              <w:end w:val="single" w:sz="4" w:space="0" w:color="000000"/>
+              <w:left w:val="single" w:sz="4" w:space="0" w:color="000000"/>
+              <w:bottom w:val="single" w:sz="4" w:space="0" w:color="000000"/>
+              <w:right w:val="single" w:sz="4" w:space="0" w:color="000000"/>
             </w:tcBorders>
           </w:tcPr>
           <w:p>
@@ -274,22 +251,17 @@
                 <w:rFonts w:ascii="Arial" w:hAnsi="Arial" w:cs="Arial"/>
               </w:rPr>
             </w:pPr>
-            <w:r>
-              <w:rPr>
-                <w:rFonts w:cs="Arial" w:ascii="Arial" w:hAnsi="Arial"/>
-              </w:rPr>
-            </w:r>
           </w:p>
         </w:tc>
         <w:tc>
           <w:tcPr>
             <w:tcW w:w="6126" w:type="dxa"/>
-            <w:vMerge w:val="continue"/>
+            <w:vMerge/>
             <w:tcBorders>
               <w:top w:val="single" w:sz="4" w:space="0" w:color="000000"/>
-              <w:start w:val="single" w:sz="4" w:space="0" w:color="000000"/>
-              <w:bottom w:val="single" w:sz="4" w:space="0" w:color="000000"/>
-              <w:end w:val="single" w:sz="4" w:space="0" w:color="000000"/>
+              <w:left w:val="single" w:sz="4" w:space="0" w:color="000000"/>
+              <w:bottom w:val="single" w:sz="4" w:space="0" w:color="000000"/>
+              <w:right w:val="single" w:sz="4" w:space="0" w:color="000000"/>
             </w:tcBorders>
           </w:tcPr>
           <w:p>
@@ -300,11 +272,6 @@
                 <w:rFonts w:ascii="Arial" w:hAnsi="Arial" w:cs="Arial"/>
               </w:rPr>
             </w:pPr>
-            <w:r>
-              <w:rPr>
-                <w:rFonts w:cs="Arial" w:ascii="Arial" w:hAnsi="Arial"/>
-              </w:rPr>
-            </w:r>
           </w:p>
         </w:tc>
         <w:tc>
@@ -312,9 +279,9 @@
             <w:tcW w:w="1392" w:type="dxa"/>
             <w:tcBorders>
               <w:top w:val="single" w:sz="4" w:space="0" w:color="000000"/>
-              <w:start w:val="single" w:sz="4" w:space="0" w:color="000000"/>
-              <w:bottom w:val="single" w:sz="4" w:space="0" w:color="000000"/>
-              <w:end w:val="single" w:sz="4" w:space="0" w:color="000000"/>
+              <w:left w:val="single" w:sz="4" w:space="0" w:color="000000"/>
+              <w:bottom w:val="single" w:sz="4" w:space="0" w:color="000000"/>
+              <w:right w:val="single" w:sz="4" w:space="0" w:color="000000"/>
             </w:tcBorders>
             <w:vAlign w:val="center"/>
           </w:tcPr>
@@ -329,7 +296,7 @@
             </w:pPr>
             <w:r>
               <w:rPr>
-                <w:rFonts w:cs="Arial" w:ascii="Arial" w:hAnsi="Arial"/>
+                <w:rFonts w:ascii="Arial" w:hAnsi="Arial" w:cs="Arial"/>
                 <w:lang w:val="en-AU"/>
               </w:rPr>
               <w:t>Tanggal</w:t>
@@ -341,9 +308,9 @@
             <w:tcW w:w="2677" w:type="dxa"/>
             <w:tcBorders>
               <w:top w:val="single" w:sz="4" w:space="0" w:color="000000"/>
-              <w:start w:val="single" w:sz="4" w:space="0" w:color="000000"/>
-              <w:bottom w:val="single" w:sz="4" w:space="0" w:color="000000"/>
-              <w:end w:val="single" w:sz="4" w:space="0" w:color="000000"/>
+              <w:left w:val="single" w:sz="4" w:space="0" w:color="000000"/>
+              <w:bottom w:val="single" w:sz="4" w:space="0" w:color="000000"/>
+              <w:right w:val="single" w:sz="4" w:space="0" w:color="000000"/>
             </w:tcBorders>
           </w:tcPr>
           <w:p>
@@ -356,7 +323,7 @@
             </w:pPr>
             <w:r>
               <w:rPr>
-                <w:rFonts w:cs="Arial" w:ascii="Arial" w:hAnsi="Arial"/>
+                <w:rFonts w:ascii="Arial" w:hAnsi="Arial" w:cs="Arial"/>
               </w:rPr>
               <w:t>${tanggal_surat}</w:t>
             </w:r>
@@ -365,17 +332,17 @@
       </w:tr>
       <w:tr>
         <w:trPr>
-          <w:trHeight w:val="242" w:hRule="atLeast"/>
+          <w:trHeight w:val="242"/>
         </w:trPr>
         <w:tc>
           <w:tcPr>
             <w:tcW w:w="1141" w:type="dxa"/>
-            <w:vMerge w:val="continue"/>
+            <w:vMerge/>
             <w:tcBorders>
               <w:top w:val="single" w:sz="4" w:space="0" w:color="000000"/>
-              <w:start w:val="single" w:sz="4" w:space="0" w:color="000000"/>
-              <w:bottom w:val="single" w:sz="4" w:space="0" w:color="000000"/>
-              <w:end w:val="single" w:sz="4" w:space="0" w:color="000000"/>
+              <w:left w:val="single" w:sz="4" w:space="0" w:color="000000"/>
+              <w:bottom w:val="single" w:sz="4" w:space="0" w:color="000000"/>
+              <w:right w:val="single" w:sz="4" w:space="0" w:color="000000"/>
             </w:tcBorders>
           </w:tcPr>
           <w:p>
@@ -386,22 +353,17 @@
                 <w:rFonts w:ascii="Arial" w:hAnsi="Arial" w:cs="Arial"/>
               </w:rPr>
             </w:pPr>
-            <w:r>
-              <w:rPr>
-                <w:rFonts w:cs="Arial" w:ascii="Arial" w:hAnsi="Arial"/>
-              </w:rPr>
-            </w:r>
           </w:p>
         </w:tc>
         <w:tc>
           <w:tcPr>
             <w:tcW w:w="6126" w:type="dxa"/>
-            <w:vMerge w:val="continue"/>
+            <w:vMerge/>
             <w:tcBorders>
               <w:top w:val="single" w:sz="4" w:space="0" w:color="000000"/>
-              <w:start w:val="single" w:sz="4" w:space="0" w:color="000000"/>
-              <w:bottom w:val="single" w:sz="4" w:space="0" w:color="000000"/>
-              <w:end w:val="single" w:sz="4" w:space="0" w:color="000000"/>
+              <w:left w:val="single" w:sz="4" w:space="0" w:color="000000"/>
+              <w:bottom w:val="single" w:sz="4" w:space="0" w:color="000000"/>
+              <w:right w:val="single" w:sz="4" w:space="0" w:color="000000"/>
             </w:tcBorders>
           </w:tcPr>
           <w:p>
@@ -412,11 +374,6 @@
                 <w:rFonts w:ascii="Arial" w:hAnsi="Arial" w:cs="Arial"/>
               </w:rPr>
             </w:pPr>
-            <w:r>
-              <w:rPr>
-                <w:rFonts w:cs="Arial" w:ascii="Arial" w:hAnsi="Arial"/>
-              </w:rPr>
-            </w:r>
           </w:p>
         </w:tc>
         <w:tc>
@@ -424,9 +381,9 @@
             <w:tcW w:w="1392" w:type="dxa"/>
             <w:tcBorders>
               <w:top w:val="single" w:sz="4" w:space="0" w:color="000000"/>
-              <w:start w:val="single" w:sz="4" w:space="0" w:color="000000"/>
-              <w:bottom w:val="single" w:sz="4" w:space="0" w:color="000000"/>
-              <w:end w:val="single" w:sz="4" w:space="0" w:color="000000"/>
+              <w:left w:val="single" w:sz="4" w:space="0" w:color="000000"/>
+              <w:bottom w:val="single" w:sz="4" w:space="0" w:color="000000"/>
+              <w:right w:val="single" w:sz="4" w:space="0" w:color="000000"/>
             </w:tcBorders>
             <w:vAlign w:val="center"/>
           </w:tcPr>
@@ -441,7 +398,7 @@
             </w:pPr>
             <w:r>
               <w:rPr>
-                <w:rFonts w:cs="Arial" w:ascii="Arial" w:hAnsi="Arial"/>
+                <w:rFonts w:ascii="Arial" w:hAnsi="Arial" w:cs="Arial"/>
                 <w:lang w:val="en-AU"/>
               </w:rPr>
               <w:t>Halaman</w:t>
@@ -453,9 +410,9 @@
             <w:tcW w:w="2677" w:type="dxa"/>
             <w:tcBorders>
               <w:top w:val="single" w:sz="4" w:space="0" w:color="000000"/>
-              <w:start w:val="single" w:sz="4" w:space="0" w:color="000000"/>
-              <w:bottom w:val="single" w:sz="4" w:space="0" w:color="000000"/>
-              <w:end w:val="single" w:sz="4" w:space="0" w:color="000000"/>
+              <w:left w:val="single" w:sz="4" w:space="0" w:color="000000"/>
+              <w:bottom w:val="single" w:sz="4" w:space="0" w:color="000000"/>
+              <w:right w:val="single" w:sz="4" w:space="0" w:color="000000"/>
             </w:tcBorders>
           </w:tcPr>
           <w:p>
@@ -468,7 +425,7 @@
             </w:pPr>
             <w:r>
               <w:rPr>
-                <w:rFonts w:cs="Arial" w:ascii="Arial" w:hAnsi="Arial"/>
+                <w:rFonts w:ascii="Arial" w:hAnsi="Arial" w:cs="Arial"/>
               </w:rPr>
               <w:t>${halaman_surat}</w:t>
             </w:r>
@@ -478,50 +435,34 @@
     </w:tbl>
     <w:p>
       <w:pPr>
-        <w:pStyle w:val="Normal"/>
-        <w:tabs>
-          <w:tab w:val="clear" w:pos="720"/>
-          <w:tab w:val="left" w:pos="2265" w:leader="none"/>
-        </w:tabs>
-        <w:spacing w:lineRule="auto" w:line="240" w:before="0" w:after="120"/>
+        <w:tabs>
+          <w:tab w:val="left" w:pos="2265"/>
+        </w:tabs>
+        <w:spacing w:after="120" w:line="240" w:lineRule="auto"/>
         <w:rPr>
           <w:rFonts w:ascii="Arial" w:hAnsi="Arial" w:cs="Arial"/>
           <w:sz w:val="20"/>
         </w:rPr>
       </w:pPr>
-      <w:r>
-        <w:rPr>
-          <w:rFonts w:cs="Arial" w:ascii="Arial" w:hAnsi="Arial"/>
-          <w:sz w:val="20"/>
-        </w:rPr>
-      </w:r>
     </w:p>
     <w:tbl>
       <w:tblPr>
         <w:tblW w:w="5000" w:type="pct"/>
-        <w:jc w:val="start"/>
-        <w:tblInd w:w="0" w:type="dxa"/>
         <w:tblLayout w:type="fixed"/>
-        <w:tblCellMar>
-          <w:top w:w="0" w:type="dxa"/>
-          <w:start w:w="108" w:type="dxa"/>
-          <w:bottom w:w="0" w:type="dxa"/>
-          <w:end w:w="108" w:type="dxa"/>
-        </w:tblCellMar>
-        <w:tblLook w:val="0000" w:noHBand="0" w:noVBand="0" w:firstColumn="0" w:lastRow="0" w:lastColumn="0" w:firstRow="0"/>
+        <w:tblLook w:val="0000" w:firstRow="0" w:lastRow="0" w:firstColumn="0" w:lastColumn="0" w:noHBand="0" w:noVBand="0"/>
       </w:tblPr>
       <w:tblGrid>
         <w:gridCol w:w="469"/>
-        <w:gridCol w:w="1961"/>
+        <w:gridCol w:w="1959"/>
         <w:gridCol w:w="374"/>
         <w:gridCol w:w="345"/>
-        <w:gridCol w:w="673"/>
-        <w:gridCol w:w="1807"/>
-        <w:gridCol w:w="5707"/>
+        <w:gridCol w:w="672"/>
+        <w:gridCol w:w="1805"/>
+        <w:gridCol w:w="5702"/>
       </w:tblGrid>
       <w:tr>
         <w:trPr>
-          <w:trHeight w:val="341" w:hRule="atLeast"/>
+          <w:trHeight w:val="341"/>
         </w:trPr>
         <w:tc>
           <w:tcPr>
@@ -529,16 +470,15 @@
             <w:gridSpan w:val="7"/>
             <w:tcBorders>
               <w:top w:val="single" w:sz="4" w:space="0" w:color="000000"/>
-              <w:start w:val="single" w:sz="4" w:space="0" w:color="000000"/>
-              <w:bottom w:val="single" w:sz="4" w:space="0" w:color="000000"/>
-              <w:end w:val="single" w:sz="4" w:space="0" w:color="000000"/>
+              <w:left w:val="single" w:sz="4" w:space="0" w:color="000000"/>
+              <w:bottom w:val="single" w:sz="4" w:space="0" w:color="000000"/>
+              <w:right w:val="single" w:sz="4" w:space="0" w:color="000000"/>
             </w:tcBorders>
             <w:vAlign w:val="center"/>
           </w:tcPr>
           <w:p>
             <w:pPr>
-              <w:pStyle w:val="Normal"/>
-              <w:spacing w:lineRule="auto" w:line="240" w:before="0" w:after="120"/>
+              <w:spacing w:after="120" w:line="240" w:lineRule="auto"/>
               <w:jc w:val="center"/>
               <w:rPr>
                 <w:rFonts w:ascii="Arial" w:hAnsi="Arial" w:cs="Arial"/>
@@ -549,7 +489,7 @@
             </w:pPr>
             <w:r>
               <w:rPr>
-                <w:rFonts w:cs="Arial" w:ascii="Arial" w:hAnsi="Arial"/>
+                <w:rFonts w:ascii="Arial" w:hAnsi="Arial" w:cs="Arial"/>
                 <w:b/>
                 <w:bCs/>
                 <w:sz w:val="20"/>
@@ -562,7 +502,7 @@
       </w:tr>
       <w:tr>
         <w:trPr>
-          <w:trHeight w:val="261" w:hRule="atLeast"/>
+          <w:trHeight w:val="261"/>
         </w:trPr>
         <w:tc>
           <w:tcPr>
@@ -570,30 +510,28 @@
             <w:gridSpan w:val="3"/>
             <w:tcBorders>
               <w:top w:val="single" w:sz="4" w:space="0" w:color="000000"/>
-              <w:start w:val="single" w:sz="4" w:space="0" w:color="000000"/>
+              <w:left w:val="single" w:sz="4" w:space="0" w:color="000000"/>
               <w:bottom w:val="single" w:sz="4" w:space="0" w:color="000000"/>
             </w:tcBorders>
             <w:vAlign w:val="center"/>
           </w:tcPr>
           <w:p>
             <w:pPr>
-              <w:pStyle w:val="Normal"/>
               <w:tabs>
-                <w:tab w:val="clear" w:pos="720"/>
-                <w:tab w:val="left" w:pos="320" w:leader="none"/>
+                <w:tab w:val="left" w:pos="320"/>
               </w:tabs>
-              <w:overflowPunct w:val="false"/>
-              <w:spacing w:lineRule="auto" w:line="240" w:before="0" w:after="0"/>
-              <w:jc w:val="both"/>
-              <w:rPr>
-                <w:rFonts w:ascii="Arial" w:hAnsi="Arial" w:cs="Arial"/>
-                <w:sz w:val="20"/>
-                <w:lang w:val="en-AU"/>
-              </w:rPr>
-            </w:pPr>
-            <w:r>
-              <w:rPr>
-                <w:rFonts w:cs="Arial" w:ascii="Arial" w:hAnsi="Arial"/>
+              <w:overflowPunct w:val="0"/>
+              <w:spacing w:after="0" w:line="240" w:lineRule="auto"/>
+              <w:jc w:val="both"/>
+              <w:rPr>
+                <w:rFonts w:ascii="Arial" w:hAnsi="Arial" w:cs="Arial"/>
+                <w:sz w:val="20"/>
+                <w:lang w:val="en-AU"/>
+              </w:rPr>
+            </w:pPr>
+            <w:r>
+              <w:rPr>
+                <w:rFonts w:ascii="Arial" w:hAnsi="Arial" w:cs="Arial"/>
                 <w:sz w:val="20"/>
                 <w:lang w:val="en-AU"/>
               </w:rPr>
@@ -607,28 +545,26 @@
             <w:tcBorders>
               <w:top w:val="single" w:sz="4" w:space="0" w:color="000000"/>
               <w:bottom w:val="single" w:sz="4" w:space="0" w:color="000000"/>
-              <w:end w:val="single" w:sz="4" w:space="0" w:color="000000"/>
+              <w:right w:val="single" w:sz="4" w:space="0" w:color="000000"/>
             </w:tcBorders>
             <w:vAlign w:val="center"/>
           </w:tcPr>
           <w:p>
             <w:pPr>
-              <w:pStyle w:val="Normal"/>
               <w:tabs>
-                <w:tab w:val="clear" w:pos="720"/>
-                <w:tab w:val="left" w:pos="320" w:leader="none"/>
+                <w:tab w:val="left" w:pos="320"/>
               </w:tabs>
-              <w:overflowPunct w:val="false"/>
-              <w:spacing w:lineRule="auto" w:line="240" w:before="0" w:after="0"/>
-              <w:jc w:val="both"/>
-              <w:rPr>
-                <w:rFonts w:ascii="Arial" w:hAnsi="Arial" w:cs="Arial"/>
-                <w:sz w:val="20"/>
-              </w:rPr>
-            </w:pPr>
-            <w:r>
-              <w:rPr>
-                <w:rFonts w:cs="Arial" w:ascii="Arial" w:hAnsi="Arial"/>
+              <w:overflowPunct w:val="0"/>
+              <w:spacing w:after="0" w:line="240" w:lineRule="auto"/>
+              <w:jc w:val="both"/>
+              <w:rPr>
+                <w:rFonts w:ascii="Arial" w:hAnsi="Arial" w:cs="Arial"/>
+                <w:sz w:val="20"/>
+              </w:rPr>
+            </w:pPr>
+            <w:r>
+              <w:rPr>
+                <w:rFonts w:ascii="Arial" w:hAnsi="Arial" w:cs="Arial"/>
                 <w:sz w:val="20"/>
               </w:rPr>
               <w:t>:</w:t>
@@ -641,25 +577,24 @@
             <w:gridSpan w:val="3"/>
             <w:tcBorders>
               <w:top w:val="single" w:sz="4" w:space="0" w:color="000000"/>
-              <w:start w:val="single" w:sz="4" w:space="0" w:color="000000"/>
-              <w:bottom w:val="single" w:sz="4" w:space="0" w:color="000000"/>
-              <w:end w:val="single" w:sz="4" w:space="0" w:color="000000"/>
+              <w:left w:val="single" w:sz="4" w:space="0" w:color="000000"/>
+              <w:bottom w:val="single" w:sz="4" w:space="0" w:color="000000"/>
+              <w:right w:val="single" w:sz="4" w:space="0" w:color="000000"/>
             </w:tcBorders>
             <w:vAlign w:val="center"/>
           </w:tcPr>
           <w:p>
             <w:pPr>
-              <w:pStyle w:val="Normal"/>
-              <w:spacing w:lineRule="auto" w:line="240" w:before="0" w:after="0"/>
-              <w:jc w:val="both"/>
-              <w:rPr>
-                <w:rFonts w:ascii="Arial" w:hAnsi="Arial" w:cs="Arial"/>
-                <w:sz w:val="20"/>
-              </w:rPr>
-            </w:pPr>
-            <w:r>
-              <w:rPr>
-                <w:rFonts w:cs="Arial" w:ascii="Arial" w:hAnsi="Arial"/>
+              <w:spacing w:after="0" w:line="240" w:lineRule="auto"/>
+              <w:jc w:val="both"/>
+              <w:rPr>
+                <w:rFonts w:ascii="Arial" w:hAnsi="Arial" w:cs="Arial"/>
+                <w:sz w:val="20"/>
+              </w:rPr>
+            </w:pPr>
+            <w:r>
+              <w:rPr>
+                <w:rFonts w:ascii="Arial" w:hAnsi="Arial" w:cs="Arial"/>
                 <w:sz w:val="20"/>
               </w:rPr>
               <w:t xml:space="preserve">${dip_nama_perangkat} </w:t>
@@ -669,37 +604,35 @@
       </w:tr>
       <w:tr>
         <w:trPr>
-          <w:trHeight w:val="261" w:hRule="atLeast"/>
+          <w:trHeight w:val="261"/>
         </w:trPr>
         <w:tc>
           <w:tcPr>
             <w:tcW w:w="2804" w:type="dxa"/>
             <w:gridSpan w:val="3"/>
             <w:tcBorders>
-              <w:start w:val="single" w:sz="4" w:space="0" w:color="000000"/>
+              <w:left w:val="single" w:sz="4" w:space="0" w:color="000000"/>
               <w:bottom w:val="single" w:sz="4" w:space="0" w:color="000000"/>
             </w:tcBorders>
             <w:vAlign w:val="center"/>
           </w:tcPr>
           <w:p>
             <w:pPr>
-              <w:pStyle w:val="Normal"/>
               <w:tabs>
-                <w:tab w:val="clear" w:pos="720"/>
-                <w:tab w:val="left" w:pos="320" w:leader="none"/>
+                <w:tab w:val="left" w:pos="320"/>
               </w:tabs>
-              <w:overflowPunct w:val="false"/>
-              <w:spacing w:lineRule="auto" w:line="240" w:before="0" w:after="0"/>
-              <w:jc w:val="both"/>
-              <w:rPr>
-                <w:rFonts w:ascii="Arial" w:hAnsi="Arial" w:cs="Arial"/>
-                <w:sz w:val="20"/>
-                <w:lang w:val="en-AU"/>
-              </w:rPr>
-            </w:pPr>
-            <w:r>
-              <w:rPr>
-                <w:rFonts w:cs="Arial" w:ascii="Arial" w:hAnsi="Arial"/>
+              <w:overflowPunct w:val="0"/>
+              <w:spacing w:after="0" w:line="240" w:lineRule="auto"/>
+              <w:jc w:val="both"/>
+              <w:rPr>
+                <w:rFonts w:ascii="Arial" w:hAnsi="Arial" w:cs="Arial"/>
+                <w:sz w:val="20"/>
+                <w:lang w:val="en-AU"/>
+              </w:rPr>
+            </w:pPr>
+            <w:r>
+              <w:rPr>
+                <w:rFonts w:ascii="Arial" w:hAnsi="Arial" w:cs="Arial"/>
                 <w:sz w:val="20"/>
                 <w:lang w:val="en-AU"/>
               </w:rPr>
@@ -712,28 +645,26 @@
             <w:tcW w:w="345" w:type="dxa"/>
             <w:tcBorders>
               <w:bottom w:val="single" w:sz="4" w:space="0" w:color="000000"/>
-              <w:end w:val="single" w:sz="4" w:space="0" w:color="000000"/>
+              <w:right w:val="single" w:sz="4" w:space="0" w:color="000000"/>
             </w:tcBorders>
             <w:vAlign w:val="center"/>
           </w:tcPr>
           <w:p>
             <w:pPr>
-              <w:pStyle w:val="Normal"/>
               <w:tabs>
-                <w:tab w:val="clear" w:pos="720"/>
-                <w:tab w:val="left" w:pos="320" w:leader="none"/>
+                <w:tab w:val="left" w:pos="320"/>
               </w:tabs>
-              <w:overflowPunct w:val="false"/>
-              <w:spacing w:lineRule="auto" w:line="240" w:before="0" w:after="0"/>
-              <w:jc w:val="both"/>
-              <w:rPr>
-                <w:rFonts w:ascii="Arial" w:hAnsi="Arial" w:cs="Arial"/>
-                <w:sz w:val="20"/>
-              </w:rPr>
-            </w:pPr>
-            <w:r>
-              <w:rPr>
-                <w:rFonts w:cs="Arial" w:ascii="Arial" w:hAnsi="Arial"/>
+              <w:overflowPunct w:val="0"/>
+              <w:spacing w:after="0" w:line="240" w:lineRule="auto"/>
+              <w:jc w:val="both"/>
+              <w:rPr>
+                <w:rFonts w:ascii="Arial" w:hAnsi="Arial" w:cs="Arial"/>
+                <w:sz w:val="20"/>
+              </w:rPr>
+            </w:pPr>
+            <w:r>
+              <w:rPr>
+                <w:rFonts w:ascii="Arial" w:hAnsi="Arial" w:cs="Arial"/>
                 <w:sz w:val="20"/>
               </w:rPr>
               <w:t>:</w:t>
@@ -745,25 +676,24 @@
             <w:tcW w:w="8187" w:type="dxa"/>
             <w:gridSpan w:val="3"/>
             <w:tcBorders>
-              <w:start w:val="single" w:sz="4" w:space="0" w:color="000000"/>
-              <w:bottom w:val="single" w:sz="4" w:space="0" w:color="000000"/>
-              <w:end w:val="single" w:sz="4" w:space="0" w:color="000000"/>
+              <w:left w:val="single" w:sz="4" w:space="0" w:color="000000"/>
+              <w:bottom w:val="single" w:sz="4" w:space="0" w:color="000000"/>
+              <w:right w:val="single" w:sz="4" w:space="0" w:color="000000"/>
             </w:tcBorders>
             <w:vAlign w:val="center"/>
           </w:tcPr>
           <w:p>
             <w:pPr>
-              <w:pStyle w:val="Normal"/>
-              <w:spacing w:lineRule="auto" w:line="240" w:before="0" w:after="0"/>
-              <w:jc w:val="both"/>
-              <w:rPr>
-                <w:rFonts w:ascii="Arial" w:hAnsi="Arial" w:cs="Arial"/>
-                <w:sz w:val="20"/>
-              </w:rPr>
-            </w:pPr>
-            <w:r>
-              <w:rPr>
-                <w:rFonts w:cs="Arial" w:ascii="Arial" w:hAnsi="Arial"/>
+              <w:spacing w:after="0" w:line="240" w:lineRule="auto"/>
+              <w:jc w:val="both"/>
+              <w:rPr>
+                <w:rFonts w:ascii="Arial" w:hAnsi="Arial" w:cs="Arial"/>
+                <w:sz w:val="20"/>
+              </w:rPr>
+            </w:pPr>
+            <w:r>
+              <w:rPr>
+                <w:rFonts w:ascii="Arial" w:hAnsi="Arial" w:cs="Arial"/>
                 <w:sz w:val="20"/>
               </w:rPr>
               <w:t>${dip_bidang_bagian_uptd}</w:t>
@@ -773,37 +703,35 @@
       </w:tr>
       <w:tr>
         <w:trPr>
-          <w:trHeight w:val="261" w:hRule="atLeast"/>
+          <w:trHeight w:val="261"/>
         </w:trPr>
         <w:tc>
           <w:tcPr>
             <w:tcW w:w="2804" w:type="dxa"/>
             <w:gridSpan w:val="3"/>
             <w:tcBorders>
-              <w:start w:val="single" w:sz="4" w:space="0" w:color="000000"/>
+              <w:left w:val="single" w:sz="4" w:space="0" w:color="000000"/>
               <w:bottom w:val="single" w:sz="4" w:space="0" w:color="000000"/>
             </w:tcBorders>
             <w:vAlign w:val="center"/>
           </w:tcPr>
           <w:p>
             <w:pPr>
-              <w:pStyle w:val="Normal"/>
               <w:tabs>
-                <w:tab w:val="clear" w:pos="720"/>
-                <w:tab w:val="left" w:pos="320" w:leader="none"/>
+                <w:tab w:val="left" w:pos="320"/>
               </w:tabs>
-              <w:overflowPunct w:val="false"/>
-              <w:spacing w:lineRule="auto" w:line="240" w:before="0" w:after="0"/>
-              <w:jc w:val="both"/>
-              <w:rPr>
-                <w:rFonts w:ascii="Arial" w:hAnsi="Arial" w:cs="Arial"/>
-                <w:sz w:val="20"/>
-                <w:lang w:val="en-AU"/>
-              </w:rPr>
-            </w:pPr>
-            <w:r>
-              <w:rPr>
-                <w:rFonts w:cs="Arial" w:ascii="Arial" w:hAnsi="Arial"/>
+              <w:overflowPunct w:val="0"/>
+              <w:spacing w:after="0" w:line="240" w:lineRule="auto"/>
+              <w:jc w:val="both"/>
+              <w:rPr>
+                <w:rFonts w:ascii="Arial" w:hAnsi="Arial" w:cs="Arial"/>
+                <w:sz w:val="20"/>
+                <w:lang w:val="en-AU"/>
+              </w:rPr>
+            </w:pPr>
+            <w:r>
+              <w:rPr>
+                <w:rFonts w:ascii="Arial" w:hAnsi="Arial" w:cs="Arial"/>
                 <w:sz w:val="20"/>
                 <w:lang w:val="en-AU"/>
               </w:rPr>
@@ -816,28 +744,26 @@
             <w:tcW w:w="345" w:type="dxa"/>
             <w:tcBorders>
               <w:bottom w:val="single" w:sz="4" w:space="0" w:color="000000"/>
-              <w:end w:val="single" w:sz="4" w:space="0" w:color="000000"/>
+              <w:right w:val="single" w:sz="4" w:space="0" w:color="000000"/>
             </w:tcBorders>
             <w:vAlign w:val="center"/>
           </w:tcPr>
           <w:p>
             <w:pPr>
-              <w:pStyle w:val="Normal"/>
               <w:tabs>
-                <w:tab w:val="clear" w:pos="720"/>
-                <w:tab w:val="left" w:pos="320" w:leader="none"/>
+                <w:tab w:val="left" w:pos="320"/>
               </w:tabs>
-              <w:overflowPunct w:val="false"/>
-              <w:spacing w:lineRule="auto" w:line="240" w:before="0" w:after="0"/>
-              <w:jc w:val="both"/>
-              <w:rPr>
-                <w:rFonts w:ascii="Arial" w:hAnsi="Arial" w:cs="Arial"/>
-                <w:sz w:val="20"/>
-              </w:rPr>
-            </w:pPr>
-            <w:r>
-              <w:rPr>
-                <w:rFonts w:cs="Arial" w:ascii="Arial" w:hAnsi="Arial"/>
+              <w:overflowPunct w:val="0"/>
+              <w:spacing w:after="0" w:line="240" w:lineRule="auto"/>
+              <w:jc w:val="both"/>
+              <w:rPr>
+                <w:rFonts w:ascii="Arial" w:hAnsi="Arial" w:cs="Arial"/>
+                <w:sz w:val="20"/>
+              </w:rPr>
+            </w:pPr>
+            <w:r>
+              <w:rPr>
+                <w:rFonts w:ascii="Arial" w:hAnsi="Arial" w:cs="Arial"/>
                 <w:sz w:val="20"/>
               </w:rPr>
               <w:t>:</w:t>
@@ -849,65 +775,76 @@
             <w:tcW w:w="8187" w:type="dxa"/>
             <w:gridSpan w:val="3"/>
             <w:tcBorders>
-              <w:start w:val="single" w:sz="4" w:space="0" w:color="000000"/>
-              <w:bottom w:val="single" w:sz="4" w:space="0" w:color="000000"/>
-              <w:end w:val="single" w:sz="4" w:space="0" w:color="000000"/>
+              <w:left w:val="single" w:sz="4" w:space="0" w:color="000000"/>
+              <w:bottom w:val="single" w:sz="4" w:space="0" w:color="000000"/>
+              <w:right w:val="single" w:sz="4" w:space="0" w:color="000000"/>
             </w:tcBorders>
             <w:vAlign w:val="center"/>
           </w:tcPr>
           <w:p>
             <w:pPr>
-              <w:pStyle w:val="Normal"/>
-              <w:spacing w:lineRule="auto" w:line="240" w:before="0" w:after="0"/>
-              <w:jc w:val="both"/>
-              <w:rPr>
-                <w:rFonts w:ascii="Arial" w:hAnsi="Arial" w:cs="Arial"/>
-                <w:sz w:val="20"/>
-              </w:rPr>
-            </w:pPr>
-            <w:r>
-              <w:rPr>
-                <w:rFonts w:cs="Arial" w:ascii="Arial" w:hAnsi="Arial"/>
-                <w:sz w:val="20"/>
-              </w:rPr>
-              <w:t xml:space="preserve">${dio_nama_kepala_dinas} </w:t>
+              <w:spacing w:after="0" w:line="240" w:lineRule="auto"/>
+              <w:jc w:val="both"/>
+              <w:rPr>
+                <w:rFonts w:ascii="Arial" w:hAnsi="Arial" w:cs="Arial"/>
+                <w:sz w:val="20"/>
+              </w:rPr>
+            </w:pPr>
+            <w:r>
+              <w:rPr>
+                <w:rFonts w:ascii="Arial" w:hAnsi="Arial" w:cs="Arial"/>
+                <w:sz w:val="20"/>
+              </w:rPr>
+              <w:t>${di</w:t>
+            </w:r>
+            <w:r>
+              <w:rPr>
+                <w:rFonts w:ascii="Arial" w:hAnsi="Arial" w:cs="Arial"/>
+                <w:sz w:val="20"/>
+              </w:rPr>
+              <w:t>p</w:t>
+            </w:r>
+            <w:r>
+              <w:rPr>
+                <w:rFonts w:ascii="Arial" w:hAnsi="Arial" w:cs="Arial"/>
+                <w:sz w:val="20"/>
+              </w:rPr>
+              <w:t xml:space="preserve">_nama_kepala_dinas} </w:t>
             </w:r>
           </w:p>
         </w:tc>
       </w:tr>
       <w:tr>
         <w:trPr>
-          <w:trHeight w:val="261" w:hRule="atLeast"/>
+          <w:trHeight w:val="261"/>
         </w:trPr>
         <w:tc>
           <w:tcPr>
             <w:tcW w:w="2804" w:type="dxa"/>
             <w:gridSpan w:val="3"/>
             <w:tcBorders>
-              <w:start w:val="single" w:sz="4" w:space="0" w:color="000000"/>
+              <w:left w:val="single" w:sz="4" w:space="0" w:color="000000"/>
               <w:bottom w:val="single" w:sz="4" w:space="0" w:color="000000"/>
             </w:tcBorders>
             <w:vAlign w:val="center"/>
           </w:tcPr>
           <w:p>
             <w:pPr>
-              <w:pStyle w:val="Normal"/>
               <w:tabs>
-                <w:tab w:val="clear" w:pos="720"/>
-                <w:tab w:val="left" w:pos="320" w:leader="none"/>
+                <w:tab w:val="left" w:pos="320"/>
               </w:tabs>
-              <w:overflowPunct w:val="false"/>
-              <w:spacing w:lineRule="auto" w:line="240" w:before="0" w:after="0"/>
-              <w:jc w:val="both"/>
-              <w:rPr>
-                <w:rFonts w:ascii="Arial" w:hAnsi="Arial" w:cs="Arial"/>
-                <w:sz w:val="20"/>
-                <w:lang w:val="en-AU"/>
-              </w:rPr>
-            </w:pPr>
-            <w:r>
-              <w:rPr>
-                <w:rFonts w:cs="Arial" w:ascii="Arial" w:hAnsi="Arial"/>
+              <w:overflowPunct w:val="0"/>
+              <w:spacing w:after="0" w:line="240" w:lineRule="auto"/>
+              <w:jc w:val="both"/>
+              <w:rPr>
+                <w:rFonts w:ascii="Arial" w:hAnsi="Arial" w:cs="Arial"/>
+                <w:sz w:val="20"/>
+                <w:lang w:val="en-AU"/>
+              </w:rPr>
+            </w:pPr>
+            <w:r>
+              <w:rPr>
+                <w:rFonts w:ascii="Arial" w:hAnsi="Arial" w:cs="Arial"/>
                 <w:sz w:val="20"/>
                 <w:lang w:val="en-AU"/>
               </w:rPr>
@@ -920,28 +857,26 @@
             <w:tcW w:w="345" w:type="dxa"/>
             <w:tcBorders>
               <w:bottom w:val="single" w:sz="4" w:space="0" w:color="000000"/>
-              <w:end w:val="single" w:sz="4" w:space="0" w:color="000000"/>
+              <w:right w:val="single" w:sz="4" w:space="0" w:color="000000"/>
             </w:tcBorders>
             <w:vAlign w:val="center"/>
           </w:tcPr>
           <w:p>
             <w:pPr>
-              <w:pStyle w:val="Normal"/>
               <w:tabs>
-                <w:tab w:val="clear" w:pos="720"/>
-                <w:tab w:val="left" w:pos="320" w:leader="none"/>
+                <w:tab w:val="left" w:pos="320"/>
               </w:tabs>
-              <w:overflowPunct w:val="false"/>
-              <w:spacing w:lineRule="auto" w:line="240" w:before="0" w:after="0"/>
-              <w:jc w:val="both"/>
-              <w:rPr>
-                <w:rFonts w:ascii="Arial" w:hAnsi="Arial" w:cs="Arial"/>
-                <w:sz w:val="20"/>
-              </w:rPr>
-            </w:pPr>
-            <w:r>
-              <w:rPr>
-                <w:rFonts w:cs="Arial" w:ascii="Arial" w:hAnsi="Arial"/>
+              <w:overflowPunct w:val="0"/>
+              <w:spacing w:after="0" w:line="240" w:lineRule="auto"/>
+              <w:jc w:val="both"/>
+              <w:rPr>
+                <w:rFonts w:ascii="Arial" w:hAnsi="Arial" w:cs="Arial"/>
+                <w:sz w:val="20"/>
+              </w:rPr>
+            </w:pPr>
+            <w:r>
+              <w:rPr>
+                <w:rFonts w:ascii="Arial" w:hAnsi="Arial" w:cs="Arial"/>
                 <w:sz w:val="20"/>
               </w:rPr>
               <w:t>:</w:t>
@@ -953,25 +888,24 @@
             <w:tcW w:w="8187" w:type="dxa"/>
             <w:gridSpan w:val="3"/>
             <w:tcBorders>
-              <w:start w:val="single" w:sz="4" w:space="0" w:color="000000"/>
-              <w:bottom w:val="single" w:sz="4" w:space="0" w:color="000000"/>
-              <w:end w:val="single" w:sz="4" w:space="0" w:color="000000"/>
+              <w:left w:val="single" w:sz="4" w:space="0" w:color="000000"/>
+              <w:bottom w:val="single" w:sz="4" w:space="0" w:color="000000"/>
+              <w:right w:val="single" w:sz="4" w:space="0" w:color="000000"/>
             </w:tcBorders>
             <w:vAlign w:val="center"/>
           </w:tcPr>
           <w:p>
             <w:pPr>
-              <w:pStyle w:val="Normal"/>
-              <w:spacing w:lineRule="auto" w:line="240" w:before="0" w:after="0"/>
-              <w:jc w:val="both"/>
-              <w:rPr>
-                <w:rFonts w:ascii="Arial" w:hAnsi="Arial" w:cs="Arial"/>
-                <w:sz w:val="20"/>
-              </w:rPr>
-            </w:pPr>
-            <w:r>
-              <w:rPr>
-                <w:rFonts w:cs="Arial" w:ascii="Arial" w:hAnsi="Arial"/>
+              <w:spacing w:after="0" w:line="240" w:lineRule="auto"/>
+              <w:jc w:val="both"/>
+              <w:rPr>
+                <w:rFonts w:ascii="Arial" w:hAnsi="Arial" w:cs="Arial"/>
+                <w:sz w:val="20"/>
+              </w:rPr>
+            </w:pPr>
+            <w:r>
+              <w:rPr>
+                <w:rFonts w:ascii="Arial" w:hAnsi="Arial" w:cs="Arial"/>
                 <w:sz w:val="20"/>
               </w:rPr>
               <w:t>${dip_alamat}</w:t>
@@ -981,37 +915,35 @@
       </w:tr>
       <w:tr>
         <w:trPr>
-          <w:trHeight w:val="261" w:hRule="atLeast"/>
+          <w:trHeight w:val="261"/>
         </w:trPr>
         <w:tc>
           <w:tcPr>
             <w:tcW w:w="2804" w:type="dxa"/>
             <w:gridSpan w:val="3"/>
             <w:tcBorders>
-              <w:start w:val="single" w:sz="4" w:space="0" w:color="000000"/>
+              <w:left w:val="single" w:sz="4" w:space="0" w:color="000000"/>
               <w:bottom w:val="single" w:sz="4" w:space="0" w:color="000000"/>
             </w:tcBorders>
             <w:vAlign w:val="center"/>
           </w:tcPr>
           <w:p>
             <w:pPr>
-              <w:pStyle w:val="Normal"/>
               <w:tabs>
-                <w:tab w:val="clear" w:pos="720"/>
-                <w:tab w:val="left" w:pos="320" w:leader="none"/>
+                <w:tab w:val="left" w:pos="320"/>
               </w:tabs>
-              <w:overflowPunct w:val="false"/>
-              <w:spacing w:lineRule="auto" w:line="240" w:before="0" w:after="0"/>
-              <w:jc w:val="both"/>
-              <w:rPr>
-                <w:rFonts w:ascii="Arial" w:hAnsi="Arial" w:cs="Arial"/>
-                <w:sz w:val="20"/>
-                <w:lang w:val="en-AU"/>
-              </w:rPr>
-            </w:pPr>
-            <w:r>
-              <w:rPr>
-                <w:rFonts w:cs="Arial" w:ascii="Arial" w:hAnsi="Arial"/>
+              <w:overflowPunct w:val="0"/>
+              <w:spacing w:after="0" w:line="240" w:lineRule="auto"/>
+              <w:jc w:val="both"/>
+              <w:rPr>
+                <w:rFonts w:ascii="Arial" w:hAnsi="Arial" w:cs="Arial"/>
+                <w:sz w:val="20"/>
+                <w:lang w:val="en-AU"/>
+              </w:rPr>
+            </w:pPr>
+            <w:r>
+              <w:rPr>
+                <w:rFonts w:ascii="Arial" w:hAnsi="Arial" w:cs="Arial"/>
                 <w:sz w:val="20"/>
                 <w:lang w:val="en-AU"/>
               </w:rPr>
@@ -1024,28 +956,26 @@
             <w:tcW w:w="345" w:type="dxa"/>
             <w:tcBorders>
               <w:bottom w:val="single" w:sz="4" w:space="0" w:color="000000"/>
-              <w:end w:val="single" w:sz="4" w:space="0" w:color="000000"/>
+              <w:right w:val="single" w:sz="4" w:space="0" w:color="000000"/>
             </w:tcBorders>
             <w:vAlign w:val="center"/>
           </w:tcPr>
           <w:p>
             <w:pPr>
-              <w:pStyle w:val="Normal"/>
               <w:tabs>
-                <w:tab w:val="clear" w:pos="720"/>
-                <w:tab w:val="left" w:pos="320" w:leader="none"/>
+                <w:tab w:val="left" w:pos="320"/>
               </w:tabs>
-              <w:overflowPunct w:val="false"/>
-              <w:spacing w:lineRule="auto" w:line="240" w:before="0" w:after="0"/>
-              <w:jc w:val="both"/>
-              <w:rPr>
-                <w:rFonts w:ascii="Arial" w:hAnsi="Arial" w:cs="Arial"/>
-                <w:sz w:val="20"/>
-              </w:rPr>
-            </w:pPr>
-            <w:r>
-              <w:rPr>
-                <w:rFonts w:cs="Arial" w:ascii="Arial" w:hAnsi="Arial"/>
+              <w:overflowPunct w:val="0"/>
+              <w:spacing w:after="0" w:line="240" w:lineRule="auto"/>
+              <w:jc w:val="both"/>
+              <w:rPr>
+                <w:rFonts w:ascii="Arial" w:hAnsi="Arial" w:cs="Arial"/>
+                <w:sz w:val="20"/>
+              </w:rPr>
+            </w:pPr>
+            <w:r>
+              <w:rPr>
+                <w:rFonts w:ascii="Arial" w:hAnsi="Arial" w:cs="Arial"/>
                 <w:sz w:val="20"/>
               </w:rPr>
               <w:t>:</w:t>
@@ -1057,25 +987,24 @@
             <w:tcW w:w="8187" w:type="dxa"/>
             <w:gridSpan w:val="3"/>
             <w:tcBorders>
-              <w:start w:val="single" w:sz="4" w:space="0" w:color="000000"/>
-              <w:bottom w:val="single" w:sz="4" w:space="0" w:color="000000"/>
-              <w:end w:val="single" w:sz="4" w:space="0" w:color="000000"/>
+              <w:left w:val="single" w:sz="4" w:space="0" w:color="000000"/>
+              <w:bottom w:val="single" w:sz="4" w:space="0" w:color="000000"/>
+              <w:right w:val="single" w:sz="4" w:space="0" w:color="000000"/>
             </w:tcBorders>
             <w:vAlign w:val="center"/>
           </w:tcPr>
           <w:p>
             <w:pPr>
-              <w:pStyle w:val="Normal"/>
-              <w:spacing w:lineRule="auto" w:line="240" w:before="0" w:after="0"/>
-              <w:jc w:val="both"/>
-              <w:rPr>
-                <w:rFonts w:ascii="Arial" w:hAnsi="Arial" w:cs="Arial"/>
-                <w:sz w:val="20"/>
-              </w:rPr>
-            </w:pPr>
-            <w:r>
-              <w:rPr>
-                <w:rFonts w:cs="Arial" w:ascii="Arial" w:hAnsi="Arial"/>
+              <w:spacing w:after="0" w:line="240" w:lineRule="auto"/>
+              <w:jc w:val="both"/>
+              <w:rPr>
+                <w:rFonts w:ascii="Arial" w:hAnsi="Arial" w:cs="Arial"/>
+                <w:sz w:val="20"/>
+              </w:rPr>
+            </w:pPr>
+            <w:r>
+              <w:rPr>
+                <w:rFonts w:ascii="Arial" w:hAnsi="Arial" w:cs="Arial"/>
                 <w:sz w:val="20"/>
               </w:rPr>
               <w:t>${dip_no_telepon}</w:t>
@@ -1085,37 +1014,35 @@
       </w:tr>
       <w:tr>
         <w:trPr>
-          <w:trHeight w:val="261" w:hRule="atLeast"/>
+          <w:trHeight w:val="261"/>
         </w:trPr>
         <w:tc>
           <w:tcPr>
             <w:tcW w:w="2804" w:type="dxa"/>
             <w:gridSpan w:val="3"/>
             <w:tcBorders>
-              <w:start w:val="single" w:sz="4" w:space="0" w:color="000000"/>
+              <w:left w:val="single" w:sz="4" w:space="0" w:color="000000"/>
               <w:bottom w:val="single" w:sz="4" w:space="0" w:color="000000"/>
             </w:tcBorders>
             <w:vAlign w:val="center"/>
           </w:tcPr>
           <w:p>
             <w:pPr>
-              <w:pStyle w:val="Normal"/>
               <w:tabs>
-                <w:tab w:val="clear" w:pos="720"/>
-                <w:tab w:val="left" w:pos="320" w:leader="none"/>
+                <w:tab w:val="left" w:pos="320"/>
               </w:tabs>
-              <w:overflowPunct w:val="false"/>
-              <w:spacing w:lineRule="auto" w:line="240" w:before="0" w:after="0"/>
-              <w:jc w:val="both"/>
-              <w:rPr>
-                <w:rFonts w:ascii="Arial" w:hAnsi="Arial" w:cs="Arial"/>
-                <w:sz w:val="20"/>
-                <w:lang w:val="en-AU"/>
-              </w:rPr>
-            </w:pPr>
-            <w:r>
-              <w:rPr>
-                <w:rFonts w:cs="Arial" w:ascii="Arial" w:hAnsi="Arial"/>
+              <w:overflowPunct w:val="0"/>
+              <w:spacing w:after="0" w:line="240" w:lineRule="auto"/>
+              <w:jc w:val="both"/>
+              <w:rPr>
+                <w:rFonts w:ascii="Arial" w:hAnsi="Arial" w:cs="Arial"/>
+                <w:sz w:val="20"/>
+                <w:lang w:val="en-AU"/>
+              </w:rPr>
+            </w:pPr>
+            <w:r>
+              <w:rPr>
+                <w:rFonts w:ascii="Arial" w:hAnsi="Arial" w:cs="Arial"/>
                 <w:sz w:val="20"/>
                 <w:lang w:val="en-AU"/>
               </w:rPr>
@@ -1128,28 +1055,26 @@
             <w:tcW w:w="345" w:type="dxa"/>
             <w:tcBorders>
               <w:bottom w:val="single" w:sz="4" w:space="0" w:color="000000"/>
-              <w:end w:val="single" w:sz="4" w:space="0" w:color="000000"/>
+              <w:right w:val="single" w:sz="4" w:space="0" w:color="000000"/>
             </w:tcBorders>
             <w:vAlign w:val="center"/>
           </w:tcPr>
           <w:p>
             <w:pPr>
-              <w:pStyle w:val="Normal"/>
               <w:tabs>
-                <w:tab w:val="clear" w:pos="720"/>
-                <w:tab w:val="left" w:pos="320" w:leader="none"/>
+                <w:tab w:val="left" w:pos="320"/>
               </w:tabs>
-              <w:overflowPunct w:val="false"/>
-              <w:spacing w:lineRule="auto" w:line="240" w:before="0" w:after="0"/>
-              <w:jc w:val="both"/>
-              <w:rPr>
-                <w:rFonts w:ascii="Arial" w:hAnsi="Arial" w:cs="Arial"/>
-                <w:sz w:val="20"/>
-              </w:rPr>
-            </w:pPr>
-            <w:r>
-              <w:rPr>
-                <w:rFonts w:cs="Arial" w:ascii="Arial" w:hAnsi="Arial"/>
+              <w:overflowPunct w:val="0"/>
+              <w:spacing w:after="0" w:line="240" w:lineRule="auto"/>
+              <w:jc w:val="both"/>
+              <w:rPr>
+                <w:rFonts w:ascii="Arial" w:hAnsi="Arial" w:cs="Arial"/>
+                <w:sz w:val="20"/>
+              </w:rPr>
+            </w:pPr>
+            <w:r>
+              <w:rPr>
+                <w:rFonts w:ascii="Arial" w:hAnsi="Arial" w:cs="Arial"/>
                 <w:sz w:val="20"/>
               </w:rPr>
               <w:t>:</w:t>
@@ -1161,25 +1086,24 @@
             <w:tcW w:w="8187" w:type="dxa"/>
             <w:gridSpan w:val="3"/>
             <w:tcBorders>
-              <w:start w:val="single" w:sz="4" w:space="0" w:color="000000"/>
-              <w:bottom w:val="single" w:sz="4" w:space="0" w:color="000000"/>
-              <w:end w:val="single" w:sz="4" w:space="0" w:color="000000"/>
+              <w:left w:val="single" w:sz="4" w:space="0" w:color="000000"/>
+              <w:bottom w:val="single" w:sz="4" w:space="0" w:color="000000"/>
+              <w:right w:val="single" w:sz="4" w:space="0" w:color="000000"/>
             </w:tcBorders>
             <w:vAlign w:val="center"/>
           </w:tcPr>
           <w:p>
             <w:pPr>
-              <w:pStyle w:val="Normal"/>
-              <w:spacing w:lineRule="auto" w:line="240" w:before="0" w:after="0"/>
-              <w:jc w:val="both"/>
-              <w:rPr>
-                <w:rFonts w:ascii="Arial" w:hAnsi="Arial" w:cs="Arial"/>
-                <w:sz w:val="20"/>
-              </w:rPr>
-            </w:pPr>
-            <w:r>
-              <w:rPr>
-                <w:rFonts w:cs="Arial" w:ascii="Arial" w:hAnsi="Arial"/>
+              <w:spacing w:after="0" w:line="240" w:lineRule="auto"/>
+              <w:jc w:val="both"/>
+              <w:rPr>
+                <w:rFonts w:ascii="Arial" w:hAnsi="Arial" w:cs="Arial"/>
+                <w:sz w:val="20"/>
+              </w:rPr>
+            </w:pPr>
+            <w:r>
+              <w:rPr>
+                <w:rFonts w:ascii="Arial" w:hAnsi="Arial" w:cs="Arial"/>
                 <w:sz w:val="20"/>
               </w:rPr>
               <w:t xml:space="preserve">${dip_email} </w:t>
@@ -1189,23 +1113,22 @@
       </w:tr>
       <w:tr>
         <w:trPr>
-          <w:trHeight w:val="261" w:hRule="atLeast"/>
+          <w:trHeight w:val="261"/>
         </w:trPr>
         <w:tc>
           <w:tcPr>
             <w:tcW w:w="11336" w:type="dxa"/>
             <w:gridSpan w:val="7"/>
             <w:tcBorders>
-              <w:start w:val="single" w:sz="4" w:space="0" w:color="000000"/>
-              <w:bottom w:val="single" w:sz="4" w:space="0" w:color="000000"/>
-              <w:end w:val="single" w:sz="4" w:space="0" w:color="000000"/>
+              <w:left w:val="single" w:sz="4" w:space="0" w:color="000000"/>
+              <w:bottom w:val="single" w:sz="4" w:space="0" w:color="000000"/>
+              <w:right w:val="single" w:sz="4" w:space="0" w:color="000000"/>
             </w:tcBorders>
             <w:vAlign w:val="center"/>
           </w:tcPr>
           <w:p>
             <w:pPr>
-              <w:pStyle w:val="Normal"/>
-              <w:spacing w:lineRule="auto" w:line="240" w:before="0" w:after="120"/>
+              <w:spacing w:after="120" w:line="240" w:lineRule="auto"/>
               <w:jc w:val="center"/>
               <w:rPr>
                 <w:rFonts w:ascii="Arial" w:hAnsi="Arial" w:cs="Arial"/>
@@ -1226,37 +1149,35 @@
       </w:tr>
       <w:tr>
         <w:trPr>
-          <w:trHeight w:val="261" w:hRule="atLeast"/>
+          <w:trHeight w:val="261"/>
         </w:trPr>
         <w:tc>
           <w:tcPr>
             <w:tcW w:w="2804" w:type="dxa"/>
             <w:gridSpan w:val="3"/>
             <w:tcBorders>
-              <w:start w:val="single" w:sz="4" w:space="0" w:color="000000"/>
+              <w:left w:val="single" w:sz="4" w:space="0" w:color="000000"/>
               <w:bottom w:val="single" w:sz="4" w:space="0" w:color="000000"/>
             </w:tcBorders>
             <w:vAlign w:val="center"/>
           </w:tcPr>
           <w:p>
             <w:pPr>
-              <w:pStyle w:val="Normal"/>
               <w:tabs>
-                <w:tab w:val="clear" w:pos="720"/>
-                <w:tab w:val="left" w:pos="320" w:leader="none"/>
+                <w:tab w:val="left" w:pos="320"/>
               </w:tabs>
-              <w:overflowPunct w:val="false"/>
-              <w:spacing w:lineRule="auto" w:line="240" w:before="0" w:after="0"/>
-              <w:jc w:val="both"/>
-              <w:rPr>
-                <w:rFonts w:ascii="Arial" w:hAnsi="Arial" w:cs="Arial"/>
-                <w:sz w:val="20"/>
-                <w:lang w:val="en-AU"/>
-              </w:rPr>
-            </w:pPr>
-            <w:r>
-              <w:rPr>
-                <w:rFonts w:cs="Arial" w:ascii="Arial" w:hAnsi="Arial"/>
+              <w:overflowPunct w:val="0"/>
+              <w:spacing w:after="0" w:line="240" w:lineRule="auto"/>
+              <w:jc w:val="both"/>
+              <w:rPr>
+                <w:rFonts w:ascii="Arial" w:hAnsi="Arial" w:cs="Arial"/>
+                <w:sz w:val="20"/>
+                <w:lang w:val="en-AU"/>
+              </w:rPr>
+            </w:pPr>
+            <w:r>
+              <w:rPr>
+                <w:rFonts w:ascii="Arial" w:hAnsi="Arial" w:cs="Arial"/>
                 <w:sz w:val="20"/>
                 <w:lang w:val="en-AU"/>
               </w:rPr>
@@ -1269,28 +1190,26 @@
             <w:tcW w:w="345" w:type="dxa"/>
             <w:tcBorders>
               <w:bottom w:val="single" w:sz="4" w:space="0" w:color="000000"/>
-              <w:end w:val="single" w:sz="4" w:space="0" w:color="000000"/>
+              <w:right w:val="single" w:sz="4" w:space="0" w:color="000000"/>
             </w:tcBorders>
             <w:vAlign w:val="center"/>
           </w:tcPr>
           <w:p>
             <w:pPr>
-              <w:pStyle w:val="Normal"/>
               <w:tabs>
-                <w:tab w:val="clear" w:pos="720"/>
-                <w:tab w:val="left" w:pos="320" w:leader="none"/>
+                <w:tab w:val="left" w:pos="320"/>
               </w:tabs>
-              <w:overflowPunct w:val="false"/>
-              <w:spacing w:lineRule="auto" w:line="240" w:before="0" w:after="0"/>
-              <w:jc w:val="both"/>
-              <w:rPr>
-                <w:rFonts w:ascii="Arial" w:hAnsi="Arial" w:cs="Arial"/>
-                <w:sz w:val="20"/>
-              </w:rPr>
-            </w:pPr>
-            <w:r>
-              <w:rPr>
-                <w:rFonts w:cs="Arial" w:ascii="Arial" w:hAnsi="Arial"/>
+              <w:overflowPunct w:val="0"/>
+              <w:spacing w:after="0" w:line="240" w:lineRule="auto"/>
+              <w:jc w:val="both"/>
+              <w:rPr>
+                <w:rFonts w:ascii="Arial" w:hAnsi="Arial" w:cs="Arial"/>
+                <w:sz w:val="20"/>
+              </w:rPr>
+            </w:pPr>
+            <w:r>
+              <w:rPr>
+                <w:rFonts w:ascii="Arial" w:hAnsi="Arial" w:cs="Arial"/>
                 <w:sz w:val="20"/>
                 <w:lang w:val="en-AU"/>
               </w:rPr>
@@ -1303,25 +1222,24 @@
             <w:tcW w:w="8187" w:type="dxa"/>
             <w:gridSpan w:val="3"/>
             <w:tcBorders>
-              <w:start w:val="single" w:sz="4" w:space="0" w:color="000000"/>
-              <w:bottom w:val="single" w:sz="4" w:space="0" w:color="000000"/>
-              <w:end w:val="single" w:sz="4" w:space="0" w:color="000000"/>
+              <w:left w:val="single" w:sz="4" w:space="0" w:color="000000"/>
+              <w:bottom w:val="single" w:sz="4" w:space="0" w:color="000000"/>
+              <w:right w:val="single" w:sz="4" w:space="0" w:color="000000"/>
             </w:tcBorders>
             <w:vAlign w:val="center"/>
           </w:tcPr>
           <w:p>
             <w:pPr>
-              <w:pStyle w:val="Normal"/>
-              <w:spacing w:lineRule="auto" w:line="240" w:before="0" w:after="0"/>
-              <w:jc w:val="both"/>
-              <w:rPr>
-                <w:rFonts w:ascii="Arial" w:hAnsi="Arial" w:cs="Arial"/>
-                <w:sz w:val="20"/>
-              </w:rPr>
-            </w:pPr>
-            <w:r>
-              <w:rPr>
-                <w:rFonts w:cs="Arial" w:ascii="Arial" w:hAnsi="Arial"/>
+              <w:spacing w:after="0" w:line="240" w:lineRule="auto"/>
+              <w:jc w:val="both"/>
+              <w:rPr>
+                <w:rFonts w:ascii="Arial" w:hAnsi="Arial" w:cs="Arial"/>
+                <w:sz w:val="20"/>
+              </w:rPr>
+            </w:pPr>
+            <w:r>
+              <w:rPr>
+                <w:rFonts w:ascii="Arial" w:hAnsi="Arial" w:cs="Arial"/>
                 <w:sz w:val="20"/>
               </w:rPr>
               <w:t>${dpje_nama}</w:t>
@@ -1330,37 +1248,34 @@
         </w:tc>
       </w:tr>
       <w:tr>
-        <w:trPr/>
         <w:tc>
           <w:tcPr>
             <w:tcW w:w="2804" w:type="dxa"/>
             <w:gridSpan w:val="3"/>
             <w:tcBorders>
               <w:top w:val="single" w:sz="4" w:space="0" w:color="000000"/>
-              <w:start w:val="single" w:sz="4" w:space="0" w:color="000000"/>
+              <w:left w:val="single" w:sz="4" w:space="0" w:color="000000"/>
               <w:bottom w:val="single" w:sz="4" w:space="0" w:color="000000"/>
             </w:tcBorders>
             <w:vAlign w:val="center"/>
           </w:tcPr>
           <w:p>
             <w:pPr>
-              <w:pStyle w:val="Normal"/>
               <w:tabs>
-                <w:tab w:val="clear" w:pos="720"/>
-                <w:tab w:val="left" w:pos="320" w:leader="none"/>
+                <w:tab w:val="left" w:pos="320"/>
               </w:tabs>
-              <w:overflowPunct w:val="false"/>
-              <w:spacing w:lineRule="auto" w:line="240" w:before="0" w:after="0"/>
-              <w:jc w:val="both"/>
-              <w:rPr>
-                <w:rFonts w:ascii="Arial" w:hAnsi="Arial" w:cs="Arial"/>
-                <w:sz w:val="20"/>
-                <w:lang w:val="en-AU"/>
-              </w:rPr>
-            </w:pPr>
-            <w:r>
-              <w:rPr>
-                <w:rFonts w:cs="Arial" w:ascii="Arial" w:hAnsi="Arial"/>
+              <w:overflowPunct w:val="0"/>
+              <w:spacing w:after="0" w:line="240" w:lineRule="auto"/>
+              <w:jc w:val="both"/>
+              <w:rPr>
+                <w:rFonts w:ascii="Arial" w:hAnsi="Arial" w:cs="Arial"/>
+                <w:sz w:val="20"/>
+                <w:lang w:val="en-AU"/>
+              </w:rPr>
+            </w:pPr>
+            <w:r>
+              <w:rPr>
+                <w:rFonts w:ascii="Arial" w:hAnsi="Arial" w:cs="Arial"/>
                 <w:sz w:val="20"/>
                 <w:lang w:val="en-AU"/>
               </w:rPr>
@@ -1374,28 +1289,26 @@
             <w:tcBorders>
               <w:top w:val="single" w:sz="4" w:space="0" w:color="000000"/>
               <w:bottom w:val="single" w:sz="4" w:space="0" w:color="000000"/>
-              <w:end w:val="single" w:sz="4" w:space="0" w:color="000000"/>
+              <w:right w:val="single" w:sz="4" w:space="0" w:color="000000"/>
             </w:tcBorders>
             <w:vAlign w:val="center"/>
           </w:tcPr>
           <w:p>
             <w:pPr>
-              <w:pStyle w:val="Normal"/>
               <w:tabs>
-                <w:tab w:val="clear" w:pos="720"/>
-                <w:tab w:val="left" w:pos="320" w:leader="none"/>
+                <w:tab w:val="left" w:pos="320"/>
               </w:tabs>
-              <w:overflowPunct w:val="false"/>
-              <w:spacing w:lineRule="auto" w:line="240" w:before="0" w:after="0"/>
-              <w:jc w:val="both"/>
-              <w:rPr>
-                <w:rFonts w:ascii="Arial" w:hAnsi="Arial" w:cs="Arial"/>
-                <w:sz w:val="20"/>
-              </w:rPr>
-            </w:pPr>
-            <w:r>
-              <w:rPr>
-                <w:rFonts w:cs="Arial" w:ascii="Arial" w:hAnsi="Arial"/>
+              <w:overflowPunct w:val="0"/>
+              <w:spacing w:after="0" w:line="240" w:lineRule="auto"/>
+              <w:jc w:val="both"/>
+              <w:rPr>
+                <w:rFonts w:ascii="Arial" w:hAnsi="Arial" w:cs="Arial"/>
+                <w:sz w:val="20"/>
+              </w:rPr>
+            </w:pPr>
+            <w:r>
+              <w:rPr>
+                <w:rFonts w:ascii="Arial" w:hAnsi="Arial" w:cs="Arial"/>
                 <w:sz w:val="20"/>
                 <w:lang w:val="en-AU"/>
               </w:rPr>
@@ -1409,25 +1322,24 @@
             <w:gridSpan w:val="3"/>
             <w:tcBorders>
               <w:top w:val="single" w:sz="4" w:space="0" w:color="000000"/>
-              <w:start w:val="single" w:sz="4" w:space="0" w:color="000000"/>
-              <w:bottom w:val="single" w:sz="4" w:space="0" w:color="000000"/>
-              <w:end w:val="single" w:sz="4" w:space="0" w:color="000000"/>
+              <w:left w:val="single" w:sz="4" w:space="0" w:color="000000"/>
+              <w:bottom w:val="single" w:sz="4" w:space="0" w:color="000000"/>
+              <w:right w:val="single" w:sz="4" w:space="0" w:color="000000"/>
             </w:tcBorders>
             <w:vAlign w:val="center"/>
           </w:tcPr>
           <w:p>
             <w:pPr>
-              <w:pStyle w:val="Normal"/>
-              <w:spacing w:lineRule="auto" w:line="240" w:before="0" w:after="0"/>
-              <w:jc w:val="both"/>
-              <w:rPr>
-                <w:rFonts w:ascii="Arial" w:hAnsi="Arial" w:cs="Arial"/>
-                <w:sz w:val="20"/>
-              </w:rPr>
-            </w:pPr>
-            <w:r>
-              <w:rPr>
-                <w:rFonts w:cs="Arial" w:ascii="Arial" w:hAnsi="Arial"/>
+              <w:spacing w:after="0" w:line="240" w:lineRule="auto"/>
+              <w:jc w:val="both"/>
+              <w:rPr>
+                <w:rFonts w:ascii="Arial" w:hAnsi="Arial" w:cs="Arial"/>
+                <w:sz w:val="20"/>
+              </w:rPr>
+            </w:pPr>
+            <w:r>
+              <w:rPr>
+                <w:rFonts w:ascii="Arial" w:hAnsi="Arial" w:cs="Arial"/>
                 <w:sz w:val="20"/>
               </w:rPr>
               <w:t>${dpje_nip}</w:t>
@@ -1436,37 +1348,34 @@
         </w:tc>
       </w:tr>
       <w:tr>
-        <w:trPr/>
         <w:tc>
           <w:tcPr>
             <w:tcW w:w="2804" w:type="dxa"/>
             <w:gridSpan w:val="3"/>
             <w:tcBorders>
               <w:top w:val="single" w:sz="4" w:space="0" w:color="000000"/>
-              <w:start w:val="single" w:sz="4" w:space="0" w:color="000000"/>
+              <w:left w:val="single" w:sz="4" w:space="0" w:color="000000"/>
               <w:bottom w:val="single" w:sz="4" w:space="0" w:color="000000"/>
             </w:tcBorders>
             <w:vAlign w:val="center"/>
           </w:tcPr>
           <w:p>
             <w:pPr>
-              <w:pStyle w:val="Normal"/>
               <w:tabs>
-                <w:tab w:val="clear" w:pos="720"/>
-                <w:tab w:val="left" w:pos="320" w:leader="none"/>
+                <w:tab w:val="left" w:pos="320"/>
               </w:tabs>
-              <w:overflowPunct w:val="false"/>
-              <w:spacing w:lineRule="auto" w:line="240" w:before="0" w:after="0"/>
-              <w:jc w:val="both"/>
-              <w:rPr>
-                <w:rFonts w:ascii="Arial" w:hAnsi="Arial" w:cs="Arial"/>
-                <w:sz w:val="20"/>
-                <w:lang w:val="en-AU"/>
-              </w:rPr>
-            </w:pPr>
-            <w:r>
-              <w:rPr>
-                <w:rFonts w:cs="Arial" w:ascii="Arial" w:hAnsi="Arial"/>
+              <w:overflowPunct w:val="0"/>
+              <w:spacing w:after="0" w:line="240" w:lineRule="auto"/>
+              <w:jc w:val="both"/>
+              <w:rPr>
+                <w:rFonts w:ascii="Arial" w:hAnsi="Arial" w:cs="Arial"/>
+                <w:sz w:val="20"/>
+                <w:lang w:val="en-AU"/>
+              </w:rPr>
+            </w:pPr>
+            <w:r>
+              <w:rPr>
+                <w:rFonts w:ascii="Arial" w:hAnsi="Arial" w:cs="Arial"/>
                 <w:sz w:val="20"/>
                 <w:lang w:val="en-AU"/>
               </w:rPr>
@@ -1480,28 +1389,26 @@
             <w:tcBorders>
               <w:top w:val="single" w:sz="4" w:space="0" w:color="000000"/>
               <w:bottom w:val="single" w:sz="4" w:space="0" w:color="000000"/>
-              <w:end w:val="single" w:sz="4" w:space="0" w:color="000000"/>
+              <w:right w:val="single" w:sz="4" w:space="0" w:color="000000"/>
             </w:tcBorders>
             <w:vAlign w:val="center"/>
           </w:tcPr>
           <w:p>
             <w:pPr>
-              <w:pStyle w:val="Normal"/>
               <w:tabs>
-                <w:tab w:val="clear" w:pos="720"/>
-                <w:tab w:val="left" w:pos="320" w:leader="none"/>
+                <w:tab w:val="left" w:pos="320"/>
               </w:tabs>
-              <w:overflowPunct w:val="false"/>
-              <w:spacing w:lineRule="auto" w:line="240" w:before="0" w:after="0"/>
-              <w:jc w:val="both"/>
-              <w:rPr>
-                <w:rFonts w:ascii="Arial" w:hAnsi="Arial" w:cs="Arial"/>
-                <w:sz w:val="20"/>
-              </w:rPr>
-            </w:pPr>
-            <w:r>
-              <w:rPr>
-                <w:rFonts w:cs="Arial" w:ascii="Arial" w:hAnsi="Arial"/>
+              <w:overflowPunct w:val="0"/>
+              <w:spacing w:after="0" w:line="240" w:lineRule="auto"/>
+              <w:jc w:val="both"/>
+              <w:rPr>
+                <w:rFonts w:ascii="Arial" w:hAnsi="Arial" w:cs="Arial"/>
+                <w:sz w:val="20"/>
+              </w:rPr>
+            </w:pPr>
+            <w:r>
+              <w:rPr>
+                <w:rFonts w:ascii="Arial" w:hAnsi="Arial" w:cs="Arial"/>
                 <w:sz w:val="20"/>
                 <w:lang w:val="en-AU"/>
               </w:rPr>
@@ -1515,25 +1422,24 @@
             <w:gridSpan w:val="3"/>
             <w:tcBorders>
               <w:top w:val="single" w:sz="4" w:space="0" w:color="000000"/>
-              <w:start w:val="single" w:sz="4" w:space="0" w:color="000000"/>
-              <w:bottom w:val="single" w:sz="4" w:space="0" w:color="000000"/>
-              <w:end w:val="single" w:sz="4" w:space="0" w:color="000000"/>
+              <w:left w:val="single" w:sz="4" w:space="0" w:color="000000"/>
+              <w:bottom w:val="single" w:sz="4" w:space="0" w:color="000000"/>
+              <w:right w:val="single" w:sz="4" w:space="0" w:color="000000"/>
             </w:tcBorders>
             <w:vAlign w:val="center"/>
           </w:tcPr>
           <w:p>
             <w:pPr>
-              <w:pStyle w:val="Normal"/>
-              <w:spacing w:lineRule="auto" w:line="240" w:before="0" w:after="0"/>
-              <w:jc w:val="both"/>
-              <w:rPr>
-                <w:rFonts w:ascii="Arial" w:hAnsi="Arial" w:cs="Arial"/>
-                <w:sz w:val="20"/>
-              </w:rPr>
-            </w:pPr>
-            <w:r>
-              <w:rPr>
-                <w:rFonts w:cs="Arial" w:ascii="Arial" w:hAnsi="Arial"/>
+              <w:spacing w:after="0" w:line="240" w:lineRule="auto"/>
+              <w:jc w:val="both"/>
+              <w:rPr>
+                <w:rFonts w:ascii="Arial" w:hAnsi="Arial" w:cs="Arial"/>
+                <w:sz w:val="20"/>
+              </w:rPr>
+            </w:pPr>
+            <w:r>
+              <w:rPr>
+                <w:rFonts w:ascii="Arial" w:hAnsi="Arial" w:cs="Arial"/>
                 <w:sz w:val="20"/>
               </w:rPr>
               <w:t>${dpje_jabatan}</w:t>
@@ -1542,37 +1448,34 @@
         </w:tc>
       </w:tr>
       <w:tr>
-        <w:trPr/>
         <w:tc>
           <w:tcPr>
             <w:tcW w:w="2804" w:type="dxa"/>
             <w:gridSpan w:val="3"/>
             <w:tcBorders>
               <w:top w:val="single" w:sz="4" w:space="0" w:color="000000"/>
-              <w:start w:val="single" w:sz="4" w:space="0" w:color="000000"/>
+              <w:left w:val="single" w:sz="4" w:space="0" w:color="000000"/>
               <w:bottom w:val="single" w:sz="4" w:space="0" w:color="000000"/>
             </w:tcBorders>
             <w:vAlign w:val="center"/>
           </w:tcPr>
           <w:p>
             <w:pPr>
-              <w:pStyle w:val="Normal"/>
               <w:tabs>
-                <w:tab w:val="clear" w:pos="720"/>
-                <w:tab w:val="left" w:pos="320" w:leader="none"/>
+                <w:tab w:val="left" w:pos="320"/>
               </w:tabs>
-              <w:overflowPunct w:val="false"/>
-              <w:spacing w:lineRule="auto" w:line="240" w:before="0" w:after="0"/>
-              <w:jc w:val="both"/>
-              <w:rPr>
-                <w:rFonts w:ascii="Arial" w:hAnsi="Arial" w:cs="Arial"/>
-                <w:sz w:val="20"/>
-                <w:lang w:val="en-AU"/>
-              </w:rPr>
-            </w:pPr>
-            <w:r>
-              <w:rPr>
-                <w:rFonts w:cs="Arial" w:ascii="Arial" w:hAnsi="Arial"/>
+              <w:overflowPunct w:val="0"/>
+              <w:spacing w:after="0" w:line="240" w:lineRule="auto"/>
+              <w:jc w:val="both"/>
+              <w:rPr>
+                <w:rFonts w:ascii="Arial" w:hAnsi="Arial" w:cs="Arial"/>
+                <w:sz w:val="20"/>
+                <w:lang w:val="en-AU"/>
+              </w:rPr>
+            </w:pPr>
+            <w:r>
+              <w:rPr>
+                <w:rFonts w:ascii="Arial" w:hAnsi="Arial" w:cs="Arial"/>
                 <w:sz w:val="20"/>
                 <w:lang w:val="en-AU"/>
               </w:rPr>
@@ -1586,28 +1489,26 @@
             <w:tcBorders>
               <w:top w:val="single" w:sz="4" w:space="0" w:color="000000"/>
               <w:bottom w:val="single" w:sz="4" w:space="0" w:color="000000"/>
-              <w:end w:val="single" w:sz="4" w:space="0" w:color="000000"/>
+              <w:right w:val="single" w:sz="4" w:space="0" w:color="000000"/>
             </w:tcBorders>
             <w:vAlign w:val="center"/>
           </w:tcPr>
           <w:p>
             <w:pPr>
-              <w:pStyle w:val="Normal"/>
               <w:tabs>
-                <w:tab w:val="clear" w:pos="720"/>
-                <w:tab w:val="left" w:pos="320" w:leader="none"/>
+                <w:tab w:val="left" w:pos="320"/>
               </w:tabs>
-              <w:overflowPunct w:val="false"/>
-              <w:spacing w:lineRule="auto" w:line="240" w:before="0" w:after="0"/>
-              <w:jc w:val="both"/>
-              <w:rPr>
-                <w:rFonts w:ascii="Arial" w:hAnsi="Arial" w:cs="Arial"/>
-                <w:sz w:val="20"/>
-              </w:rPr>
-            </w:pPr>
-            <w:r>
-              <w:rPr>
-                <w:rFonts w:cs="Arial" w:ascii="Arial" w:hAnsi="Arial"/>
+              <w:overflowPunct w:val="0"/>
+              <w:spacing w:after="0" w:line="240" w:lineRule="auto"/>
+              <w:jc w:val="both"/>
+              <w:rPr>
+                <w:rFonts w:ascii="Arial" w:hAnsi="Arial" w:cs="Arial"/>
+                <w:sz w:val="20"/>
+              </w:rPr>
+            </w:pPr>
+            <w:r>
+              <w:rPr>
+                <w:rFonts w:ascii="Arial" w:hAnsi="Arial" w:cs="Arial"/>
                 <w:sz w:val="20"/>
                 <w:lang w:val="en-AU"/>
               </w:rPr>
@@ -1621,25 +1522,24 @@
             <w:gridSpan w:val="3"/>
             <w:tcBorders>
               <w:top w:val="single" w:sz="4" w:space="0" w:color="000000"/>
-              <w:start w:val="single" w:sz="4" w:space="0" w:color="000000"/>
-              <w:bottom w:val="single" w:sz="4" w:space="0" w:color="000000"/>
-              <w:end w:val="single" w:sz="4" w:space="0" w:color="000000"/>
+              <w:left w:val="single" w:sz="4" w:space="0" w:color="000000"/>
+              <w:bottom w:val="single" w:sz="4" w:space="0" w:color="000000"/>
+              <w:right w:val="single" w:sz="4" w:space="0" w:color="000000"/>
             </w:tcBorders>
             <w:vAlign w:val="center"/>
           </w:tcPr>
           <w:p>
             <w:pPr>
-              <w:pStyle w:val="Normal"/>
-              <w:spacing w:lineRule="auto" w:line="240" w:before="0" w:after="0"/>
-              <w:jc w:val="both"/>
-              <w:rPr>
-                <w:rFonts w:ascii="Arial" w:hAnsi="Arial" w:cs="Arial"/>
-                <w:sz w:val="20"/>
-              </w:rPr>
-            </w:pPr>
-            <w:r>
-              <w:rPr>
-                <w:rFonts w:cs="Arial" w:ascii="Arial" w:hAnsi="Arial"/>
+              <w:spacing w:after="0" w:line="240" w:lineRule="auto"/>
+              <w:jc w:val="both"/>
+              <w:rPr>
+                <w:rFonts w:ascii="Arial" w:hAnsi="Arial" w:cs="Arial"/>
+                <w:sz w:val="20"/>
+              </w:rPr>
+            </w:pPr>
+            <w:r>
+              <w:rPr>
+                <w:rFonts w:ascii="Arial" w:hAnsi="Arial" w:cs="Arial"/>
                 <w:sz w:val="20"/>
               </w:rPr>
               <w:t>${dpje_email}</w:t>
@@ -1648,36 +1548,33 @@
         </w:tc>
       </w:tr>
       <w:tr>
-        <w:trPr/>
         <w:tc>
           <w:tcPr>
             <w:tcW w:w="2804" w:type="dxa"/>
             <w:gridSpan w:val="3"/>
             <w:tcBorders>
               <w:top w:val="single" w:sz="4" w:space="0" w:color="000000"/>
-              <w:start w:val="single" w:sz="4" w:space="0" w:color="000000"/>
+              <w:left w:val="single" w:sz="4" w:space="0" w:color="000000"/>
               <w:bottom w:val="single" w:sz="4" w:space="0" w:color="000000"/>
             </w:tcBorders>
             <w:vAlign w:val="center"/>
           </w:tcPr>
           <w:p>
             <w:pPr>
-              <w:pStyle w:val="Normal"/>
               <w:tabs>
-                <w:tab w:val="clear" w:pos="720"/>
-                <w:tab w:val="left" w:pos="320" w:leader="none"/>
+                <w:tab w:val="left" w:pos="320"/>
               </w:tabs>
-              <w:overflowPunct w:val="false"/>
-              <w:spacing w:lineRule="auto" w:line="240" w:before="0" w:after="0"/>
-              <w:jc w:val="both"/>
-              <w:rPr>
-                <w:rFonts w:ascii="Arial" w:hAnsi="Arial" w:cs="Arial"/>
-                <w:sz w:val="20"/>
-              </w:rPr>
-            </w:pPr>
-            <w:r>
-              <w:rPr>
-                <w:rFonts w:cs="Arial" w:ascii="Arial" w:hAnsi="Arial"/>
+              <w:overflowPunct w:val="0"/>
+              <w:spacing w:after="0" w:line="240" w:lineRule="auto"/>
+              <w:jc w:val="both"/>
+              <w:rPr>
+                <w:rFonts w:ascii="Arial" w:hAnsi="Arial" w:cs="Arial"/>
+                <w:sz w:val="20"/>
+              </w:rPr>
+            </w:pPr>
+            <w:r>
+              <w:rPr>
+                <w:rFonts w:ascii="Arial" w:hAnsi="Arial" w:cs="Arial"/>
                 <w:sz w:val="20"/>
                 <w:lang w:val="en-AU"/>
               </w:rPr>
@@ -1691,28 +1588,26 @@
             <w:tcBorders>
               <w:top w:val="single" w:sz="4" w:space="0" w:color="000000"/>
               <w:bottom w:val="single" w:sz="4" w:space="0" w:color="000000"/>
-              <w:end w:val="single" w:sz="4" w:space="0" w:color="000000"/>
+              <w:right w:val="single" w:sz="4" w:space="0" w:color="000000"/>
             </w:tcBorders>
             <w:vAlign w:val="center"/>
           </w:tcPr>
           <w:p>
             <w:pPr>
-              <w:pStyle w:val="Normal"/>
               <w:tabs>
-                <w:tab w:val="clear" w:pos="720"/>
-                <w:tab w:val="left" w:pos="320" w:leader="none"/>
+                <w:tab w:val="left" w:pos="320"/>
               </w:tabs>
-              <w:overflowPunct w:val="false"/>
-              <w:spacing w:lineRule="auto" w:line="240" w:before="0" w:after="0"/>
-              <w:jc w:val="both"/>
-              <w:rPr>
-                <w:rFonts w:ascii="Arial" w:hAnsi="Arial" w:cs="Arial"/>
-                <w:sz w:val="20"/>
-              </w:rPr>
-            </w:pPr>
-            <w:r>
-              <w:rPr>
-                <w:rFonts w:cs="Arial" w:ascii="Arial" w:hAnsi="Arial"/>
+              <w:overflowPunct w:val="0"/>
+              <w:spacing w:after="0" w:line="240" w:lineRule="auto"/>
+              <w:jc w:val="both"/>
+              <w:rPr>
+                <w:rFonts w:ascii="Arial" w:hAnsi="Arial" w:cs="Arial"/>
+                <w:sz w:val="20"/>
+              </w:rPr>
+            </w:pPr>
+            <w:r>
+              <w:rPr>
+                <w:rFonts w:ascii="Arial" w:hAnsi="Arial" w:cs="Arial"/>
                 <w:sz w:val="20"/>
                 <w:lang w:val="en-AU"/>
               </w:rPr>
@@ -1726,25 +1621,24 @@
             <w:gridSpan w:val="3"/>
             <w:tcBorders>
               <w:top w:val="single" w:sz="4" w:space="0" w:color="000000"/>
-              <w:start w:val="single" w:sz="4" w:space="0" w:color="000000"/>
-              <w:bottom w:val="single" w:sz="4" w:space="0" w:color="000000"/>
-              <w:end w:val="single" w:sz="4" w:space="0" w:color="000000"/>
+              <w:left w:val="single" w:sz="4" w:space="0" w:color="000000"/>
+              <w:bottom w:val="single" w:sz="4" w:space="0" w:color="000000"/>
+              <w:right w:val="single" w:sz="4" w:space="0" w:color="000000"/>
             </w:tcBorders>
             <w:vAlign w:val="center"/>
           </w:tcPr>
           <w:p>
             <w:pPr>
-              <w:pStyle w:val="Normal"/>
-              <w:spacing w:lineRule="auto" w:line="240" w:before="0" w:after="0"/>
-              <w:jc w:val="both"/>
-              <w:rPr>
-                <w:rFonts w:ascii="Arial" w:hAnsi="Arial" w:cs="Arial"/>
-                <w:sz w:val="20"/>
-              </w:rPr>
-            </w:pPr>
-            <w:r>
-              <w:rPr>
-                <w:rFonts w:cs="Arial" w:ascii="Arial" w:hAnsi="Arial"/>
+              <w:spacing w:after="0" w:line="240" w:lineRule="auto"/>
+              <w:jc w:val="both"/>
+              <w:rPr>
+                <w:rFonts w:ascii="Arial" w:hAnsi="Arial" w:cs="Arial"/>
+                <w:sz w:val="20"/>
+              </w:rPr>
+            </w:pPr>
+            <w:r>
+              <w:rPr>
+                <w:rFonts w:ascii="Arial" w:hAnsi="Arial" w:cs="Arial"/>
                 <w:sz w:val="20"/>
               </w:rPr>
               <w:t>${dpje_no_hp_no_wa}</w:t>
@@ -1754,7 +1648,7 @@
       </w:tr>
       <w:tr>
         <w:trPr>
-          <w:trHeight w:val="293" w:hRule="atLeast"/>
+          <w:trHeight w:val="293"/>
         </w:trPr>
         <w:tc>
           <w:tcPr>
@@ -1762,16 +1656,15 @@
             <w:gridSpan w:val="7"/>
             <w:tcBorders>
               <w:top w:val="single" w:sz="4" w:space="0" w:color="000000"/>
-              <w:start w:val="single" w:sz="4" w:space="0" w:color="000000"/>
-              <w:bottom w:val="single" w:sz="4" w:space="0" w:color="000000"/>
-              <w:end w:val="single" w:sz="4" w:space="0" w:color="000000"/>
+              <w:left w:val="single" w:sz="4" w:space="0" w:color="000000"/>
+              <w:bottom w:val="single" w:sz="4" w:space="0" w:color="000000"/>
+              <w:right w:val="single" w:sz="4" w:space="0" w:color="000000"/>
             </w:tcBorders>
             <w:vAlign w:val="center"/>
           </w:tcPr>
           <w:p>
             <w:pPr>
-              <w:pStyle w:val="Normal"/>
-              <w:spacing w:lineRule="auto" w:line="240" w:before="0" w:after="120"/>
+              <w:spacing w:after="120" w:line="240" w:lineRule="auto"/>
               <w:jc w:val="center"/>
               <w:rPr>
                 <w:rFonts w:ascii="Arial" w:hAnsi="Arial" w:cs="Arial"/>
@@ -1782,7 +1675,7 @@
             </w:pPr>
             <w:r>
               <w:rPr>
-                <w:rFonts w:cs="Arial" w:ascii="Arial" w:hAnsi="Arial"/>
+                <w:rFonts w:ascii="Arial" w:hAnsi="Arial" w:cs="Arial"/>
                 <w:b/>
                 <w:bCs/>
                 <w:sz w:val="20"/>
@@ -1795,7 +1688,7 @@
       </w:tr>
       <w:tr>
         <w:trPr>
-          <w:trHeight w:val="261" w:hRule="atLeast"/>
+          <w:trHeight w:val="261"/>
         </w:trPr>
         <w:tc>
           <w:tcPr>
@@ -1803,16 +1696,15 @@
             <w:gridSpan w:val="5"/>
             <w:tcBorders>
               <w:top w:val="single" w:sz="4" w:space="0" w:color="000000"/>
-              <w:start w:val="single" w:sz="4" w:space="0" w:color="000000"/>
-              <w:bottom w:val="single" w:sz="4" w:space="0" w:color="000000"/>
-              <w:end w:val="single" w:sz="4" w:space="0" w:color="000000"/>
+              <w:left w:val="single" w:sz="4" w:space="0" w:color="000000"/>
+              <w:bottom w:val="single" w:sz="4" w:space="0" w:color="000000"/>
+              <w:right w:val="single" w:sz="4" w:space="0" w:color="000000"/>
             </w:tcBorders>
             <w:vAlign w:val="center"/>
           </w:tcPr>
           <w:p>
             <w:pPr>
-              <w:pStyle w:val="Normal"/>
-              <w:spacing w:lineRule="auto" w:line="240" w:before="0" w:after="0"/>
+              <w:spacing w:after="0" w:line="240" w:lineRule="auto"/>
               <w:jc w:val="both"/>
               <w:rPr>
                 <w:rFonts w:ascii="Arial" w:hAnsi="Arial" w:cs="Arial"/>
@@ -1822,7 +1714,7 @@
             </w:pPr>
             <w:r>
               <w:rPr>
-                <w:rFonts w:cs="Arial" w:ascii="Arial" w:hAnsi="Arial"/>
+                <w:rFonts w:ascii="Arial" w:hAnsi="Arial" w:cs="Arial"/>
                 <w:sz w:val="20"/>
                 <w:lang w:val="id-ID"/>
               </w:rPr>
@@ -1836,22 +1728,17 @@
             <w:gridSpan w:val="2"/>
             <w:tcBorders>
               <w:top w:val="single" w:sz="4" w:space="0" w:color="000000"/>
-              <w:start w:val="single" w:sz="4" w:space="0" w:color="000000"/>
-              <w:bottom w:val="single" w:sz="4" w:space="0" w:color="000000"/>
-              <w:end w:val="single" w:sz="4" w:space="0" w:color="000000"/>
+              <w:left w:val="single" w:sz="4" w:space="0" w:color="000000"/>
+              <w:bottom w:val="single" w:sz="4" w:space="0" w:color="000000"/>
+              <w:right w:val="single" w:sz="4" w:space="0" w:color="000000"/>
             </w:tcBorders>
             <w:vAlign w:val="center"/>
           </w:tcPr>
           <w:p>
             <w:pPr>
-              <w:pStyle w:val="Normal"/>
-              <w:widowControl w:val="false"/>
-              <w:numPr>
-                <w:ilvl w:val="0"/>
-                <w:numId w:val="0"/>
-              </w:numPr>
-              <w:spacing w:lineRule="auto" w:line="240" w:before="0" w:after="0"/>
-              <w:ind w:hanging="0" w:start="-31"/>
+              <w:widowControl w:val="0"/>
+              <w:spacing w:after="0" w:line="240" w:lineRule="auto"/>
+              <w:ind w:left="-31"/>
               <w:jc w:val="both"/>
               <w:rPr>
                 <w:rFonts w:ascii="Arial" w:hAnsi="Arial" w:cs="Arial"/>
@@ -1861,7 +1748,7 @@
             </w:pPr>
             <w:r>
               <w:rPr>
-                <w:rFonts w:cs="Arial" w:ascii="Arial" w:hAnsi="Arial"/>
+                <w:rFonts w:ascii="Arial" w:hAnsi="Arial" w:cs="Arial"/>
                 <w:sz w:val="20"/>
                 <w:lang w:val="id-ID"/>
               </w:rPr>
@@ -1871,31 +1758,29 @@
         </w:tc>
       </w:tr>
       <w:tr>
-        <w:trPr/>
         <w:tc>
           <w:tcPr>
             <w:tcW w:w="3149" w:type="dxa"/>
             <w:gridSpan w:val="4"/>
             <w:tcBorders>
               <w:top w:val="single" w:sz="4" w:space="0" w:color="000000"/>
-              <w:start w:val="single" w:sz="4" w:space="0" w:color="000000"/>
-              <w:bottom w:val="single" w:sz="4" w:space="0" w:color="000000"/>
-              <w:end w:val="single" w:sz="4" w:space="0" w:color="000000"/>
-            </w:tcBorders>
-          </w:tcPr>
-          <w:p>
-            <w:pPr>
-              <w:pStyle w:val="Normal"/>
-              <w:spacing w:lineRule="auto" w:line="240" w:before="0" w:after="120"/>
-              <w:rPr>
-                <w:rFonts w:ascii="Arial" w:hAnsi="Arial" w:cs="Arial"/>
-                <w:sz w:val="20"/>
-                <w:lang w:val="en-AU"/>
-              </w:rPr>
-            </w:pPr>
-            <w:r>
-              <w:rPr>
-                <w:rFonts w:cs="Arial" w:ascii="Arial" w:hAnsi="Arial"/>
+              <w:left w:val="single" w:sz="4" w:space="0" w:color="000000"/>
+              <w:bottom w:val="single" w:sz="4" w:space="0" w:color="000000"/>
+              <w:right w:val="single" w:sz="4" w:space="0" w:color="000000"/>
+            </w:tcBorders>
+          </w:tcPr>
+          <w:p>
+            <w:pPr>
+              <w:spacing w:after="120" w:line="240" w:lineRule="auto"/>
+              <w:rPr>
+                <w:rFonts w:ascii="Arial" w:hAnsi="Arial" w:cs="Arial"/>
+                <w:sz w:val="20"/>
+                <w:lang w:val="en-AU"/>
+              </w:rPr>
+            </w:pPr>
+            <w:r>
+              <w:rPr>
+                <w:rFonts w:ascii="Arial" w:hAnsi="Arial" w:cs="Arial"/>
                 <w:sz w:val="20"/>
                 <w:lang w:val="en-AU"/>
               </w:rPr>
@@ -1909,16 +1794,14 @@
             <w:gridSpan w:val="3"/>
             <w:tcBorders>
               <w:top w:val="single" w:sz="4" w:space="0" w:color="000000"/>
-              <w:start w:val="single" w:sz="4" w:space="0" w:color="000000"/>
-              <w:bottom w:val="single" w:sz="4" w:space="0" w:color="000000"/>
-              <w:end w:val="single" w:sz="4" w:space="0" w:color="000000"/>
-            </w:tcBorders>
-          </w:tcPr>
-          <w:p>
-            <w:pPr>
-              <w:pStyle w:val="Normal"/>
-              <w:spacing w:lineRule="auto" w:line="240" w:before="0" w:after="120"/>
-              <w:jc w:val="start"/>
+              <w:left w:val="single" w:sz="4" w:space="0" w:color="000000"/>
+              <w:bottom w:val="single" w:sz="4" w:space="0" w:color="000000"/>
+              <w:right w:val="single" w:sz="4" w:space="0" w:color="000000"/>
+            </w:tcBorders>
+          </w:tcPr>
+          <w:p>
+            <w:pPr>
+              <w:spacing w:after="120" w:line="240" w:lineRule="auto"/>
               <w:rPr>
                 <w:rFonts w:ascii="Arial" w:hAnsi="Arial" w:cs="Arial"/>
                 <w:b/>
@@ -1929,7 +1812,7 @@
             </w:pPr>
             <w:r>
               <w:rPr>
-                <w:rFonts w:cs="Arial" w:ascii="Arial" w:hAnsi="Arial"/>
+                <w:rFonts w:ascii="Arial" w:hAnsi="Arial" w:cs="Arial"/>
                 <w:b/>
                 <w:bCs/>
                 <w:sz w:val="20"/>
@@ -1942,7 +1825,7 @@
       </w:tr>
       <w:tr>
         <w:trPr>
-          <w:trHeight w:val="362" w:hRule="atLeast"/>
+          <w:trHeight w:val="362"/>
         </w:trPr>
         <w:tc>
           <w:tcPr>
@@ -1950,15 +1833,14 @@
             <w:gridSpan w:val="7"/>
             <w:tcBorders>
               <w:top w:val="single" w:sz="4" w:space="0" w:color="000000"/>
-              <w:start w:val="single" w:sz="4" w:space="0" w:color="000000"/>
-              <w:bottom w:val="single" w:sz="4" w:space="0" w:color="000000"/>
-              <w:end w:val="single" w:sz="4" w:space="0" w:color="000000"/>
-            </w:tcBorders>
-          </w:tcPr>
-          <w:p>
-            <w:pPr>
-              <w:pStyle w:val="Normal"/>
-              <w:spacing w:lineRule="auto" w:line="240" w:before="0" w:after="120"/>
+              <w:left w:val="single" w:sz="4" w:space="0" w:color="000000"/>
+              <w:bottom w:val="single" w:sz="4" w:space="0" w:color="000000"/>
+              <w:right w:val="single" w:sz="4" w:space="0" w:color="000000"/>
+            </w:tcBorders>
+          </w:tcPr>
+          <w:p>
+            <w:pPr>
+              <w:spacing w:after="120" w:line="240" w:lineRule="auto"/>
               <w:jc w:val="center"/>
               <w:rPr>
                 <w:rFonts w:ascii="Arial" w:hAnsi="Arial" w:cs="Arial"/>
@@ -1968,7 +1850,7 @@
             </w:pPr>
             <w:r>
               <w:rPr>
-                <w:rFonts w:cs="Arial" w:ascii="Arial" w:hAnsi="Arial"/>
+                <w:rFonts w:ascii="Arial" w:hAnsi="Arial" w:cs="Arial"/>
                 <w:b/>
                 <w:bCs/>
                 <w:sz w:val="20"/>
@@ -1980,34 +1862,31 @@
         </w:tc>
       </w:tr>
       <w:tr>
-        <w:trPr/>
         <w:tc>
           <w:tcPr>
             <w:tcW w:w="11336" w:type="dxa"/>
             <w:gridSpan w:val="7"/>
             <w:tcBorders>
               <w:top w:val="single" w:sz="4" w:space="0" w:color="000000"/>
-              <w:start w:val="single" w:sz="4" w:space="0" w:color="000000"/>
-              <w:bottom w:val="single" w:sz="4" w:space="0" w:color="000000"/>
-              <w:end w:val="single" w:sz="4" w:space="0" w:color="000000"/>
-            </w:tcBorders>
-          </w:tcPr>
-          <w:p>
-            <w:pPr>
-              <w:pStyle w:val="Normal"/>
-              <w:widowControl w:val="false"/>
+              <w:left w:val="single" w:sz="4" w:space="0" w:color="000000"/>
+              <w:bottom w:val="single" w:sz="4" w:space="0" w:color="000000"/>
+              <w:right w:val="single" w:sz="4" w:space="0" w:color="000000"/>
+            </w:tcBorders>
+          </w:tcPr>
+          <w:p>
+            <w:pPr>
+              <w:widowControl w:val="0"/>
               <w:numPr>
                 <w:ilvl w:val="0"/>
                 <w:numId w:val="2"/>
               </w:numPr>
-              <w:spacing w:lineRule="auto" w:line="240" w:before="0" w:after="0"/>
-              <w:ind w:hanging="243" w:start="243"/>
-              <w:jc w:val="both"/>
-              <w:rPr/>
-            </w:pPr>
-            <w:r>
-              <w:rPr>
-                <w:rFonts w:cs="Arial" w:ascii="Arial" w:hAnsi="Arial"/>
+              <w:spacing w:after="0" w:line="240" w:lineRule="auto"/>
+              <w:ind w:left="243" w:hanging="243"/>
+              <w:jc w:val="both"/>
+            </w:pPr>
+            <w:r>
+              <w:rPr>
+                <w:rFonts w:ascii="Arial" w:hAnsi="Arial" w:cs="Arial"/>
                 <w:sz w:val="20"/>
                 <w:lang w:val="en-AU"/>
               </w:rPr>
@@ -2016,20 +1895,18 @@
           </w:p>
           <w:p>
             <w:pPr>
-              <w:pStyle w:val="Normal"/>
-              <w:widowControl w:val="false"/>
+              <w:widowControl w:val="0"/>
               <w:numPr>
                 <w:ilvl w:val="0"/>
                 <w:numId w:val="2"/>
               </w:numPr>
-              <w:spacing w:lineRule="auto" w:line="240" w:before="0" w:after="0"/>
-              <w:ind w:hanging="243" w:start="243"/>
-              <w:jc w:val="both"/>
-              <w:rPr/>
-            </w:pPr>
-            <w:r>
-              <w:rPr>
-                <w:rFonts w:cs="Arial" w:ascii="Arial" w:hAnsi="Arial"/>
+              <w:spacing w:after="0" w:line="240" w:lineRule="auto"/>
+              <w:ind w:left="243" w:hanging="243"/>
+              <w:jc w:val="both"/>
+            </w:pPr>
+            <w:r>
+              <w:rPr>
+                <w:rFonts w:ascii="Arial" w:hAnsi="Arial" w:cs="Arial"/>
                 <w:sz w:val="20"/>
                 <w:lang w:val="en-AU"/>
               </w:rPr>
@@ -2038,20 +1915,18 @@
           </w:p>
           <w:p>
             <w:pPr>
-              <w:pStyle w:val="Normal"/>
-              <w:widowControl w:val="false"/>
+              <w:widowControl w:val="0"/>
               <w:numPr>
                 <w:ilvl w:val="0"/>
                 <w:numId w:val="2"/>
               </w:numPr>
-              <w:spacing w:lineRule="auto" w:line="240" w:before="0" w:after="0"/>
-              <w:ind w:hanging="243" w:start="243"/>
-              <w:jc w:val="both"/>
-              <w:rPr/>
-            </w:pPr>
-            <w:r>
-              <w:rPr>
-                <w:rFonts w:cs="Arial" w:ascii="Arial" w:hAnsi="Arial"/>
+              <w:spacing w:after="0" w:line="240" w:lineRule="auto"/>
+              <w:ind w:left="243" w:hanging="243"/>
+              <w:jc w:val="both"/>
+            </w:pPr>
+            <w:r>
+              <w:rPr>
+                <w:rFonts w:ascii="Arial" w:hAnsi="Arial" w:cs="Arial"/>
                 <w:sz w:val="20"/>
                 <w:lang w:val="en-AU"/>
               </w:rPr>
@@ -2060,19 +1935,17 @@
           </w:p>
           <w:p>
             <w:pPr>
-              <w:pStyle w:val="Normal"/>
-              <w:widowControl w:val="false"/>
+              <w:widowControl w:val="0"/>
               <w:numPr>
                 <w:ilvl w:val="0"/>
                 <w:numId w:val="2"/>
               </w:numPr>
-              <w:spacing w:lineRule="auto" w:line="240" w:before="0" w:after="0"/>
-              <w:ind w:hanging="243" w:start="243"/>
-              <w:rPr/>
-            </w:pPr>
-            <w:r>
-              <w:rPr>
-                <w:rFonts w:cs="Arial" w:ascii="Arial" w:hAnsi="Arial"/>
+              <w:spacing w:after="0" w:line="240" w:lineRule="auto"/>
+              <w:ind w:left="243" w:hanging="243"/>
+            </w:pPr>
+            <w:r>
+              <w:rPr>
+                <w:rFonts w:ascii="Arial" w:hAnsi="Arial" w:cs="Arial"/>
                 <w:sz w:val="20"/>
                 <w:lang w:val="en-AU"/>
               </w:rPr>
@@ -2080,7 +1953,7 @@
             </w:r>
             <w:r>
               <w:rPr>
-                <w:rFonts w:cs="Arial" w:ascii="Arial" w:hAnsi="Arial"/>
+                <w:rFonts w:ascii="Arial" w:hAnsi="Arial" w:cs="Arial"/>
                 <w:i/>
                 <w:sz w:val="20"/>
                 <w:lang w:val="en-AU"/>
@@ -2090,20 +1963,18 @@
           </w:p>
           <w:p>
             <w:pPr>
-              <w:pStyle w:val="Normal"/>
-              <w:widowControl w:val="false"/>
+              <w:widowControl w:val="0"/>
               <w:numPr>
                 <w:ilvl w:val="0"/>
                 <w:numId w:val="2"/>
               </w:numPr>
-              <w:spacing w:lineRule="auto" w:line="240" w:before="0" w:after="0"/>
-              <w:ind w:hanging="243" w:start="243"/>
-              <w:jc w:val="both"/>
-              <w:rPr/>
-            </w:pPr>
-            <w:r>
-              <w:rPr>
-                <w:rFonts w:cs="Arial" w:ascii="Arial" w:hAnsi="Arial"/>
+              <w:spacing w:after="0" w:line="240" w:lineRule="auto"/>
+              <w:ind w:left="243" w:hanging="243"/>
+              <w:jc w:val="both"/>
+            </w:pPr>
+            <w:r>
+              <w:rPr>
+                <w:rFonts w:ascii="Arial" w:hAnsi="Arial" w:cs="Arial"/>
                 <w:sz w:val="20"/>
                 <w:lang w:val="en-AU"/>
               </w:rPr>
@@ -2112,20 +1983,18 @@
           </w:p>
           <w:p>
             <w:pPr>
-              <w:pStyle w:val="Normal"/>
-              <w:widowControl w:val="false"/>
+              <w:widowControl w:val="0"/>
               <w:numPr>
                 <w:ilvl w:val="0"/>
                 <w:numId w:val="2"/>
               </w:numPr>
-              <w:spacing w:lineRule="auto" w:line="240" w:before="0" w:after="0"/>
-              <w:ind w:hanging="243" w:start="243"/>
-              <w:jc w:val="both"/>
-              <w:rPr/>
-            </w:pPr>
-            <w:r>
-              <w:rPr>
-                <w:rFonts w:cs="Arial" w:ascii="Arial" w:hAnsi="Arial"/>
+              <w:spacing w:after="0" w:line="240" w:lineRule="auto"/>
+              <w:ind w:left="243" w:hanging="243"/>
+              <w:jc w:val="both"/>
+            </w:pPr>
+            <w:r>
+              <w:rPr>
+                <w:rFonts w:ascii="Arial" w:hAnsi="Arial" w:cs="Arial"/>
                 <w:sz w:val="20"/>
                 <w:lang w:val="en-AU"/>
               </w:rPr>
@@ -2136,7 +2005,7 @@
       </w:tr>
       <w:tr>
         <w:trPr>
-          <w:trHeight w:val="293" w:hRule="atLeast"/>
+          <w:trHeight w:val="293"/>
         </w:trPr>
         <w:tc>
           <w:tcPr>
@@ -2144,15 +2013,14 @@
             <w:gridSpan w:val="7"/>
             <w:tcBorders>
               <w:top w:val="single" w:sz="4" w:space="0" w:color="000000"/>
-              <w:start w:val="single" w:sz="4" w:space="0" w:color="000000"/>
-              <w:bottom w:val="single" w:sz="4" w:space="0" w:color="000000"/>
-              <w:end w:val="single" w:sz="4" w:space="0" w:color="000000"/>
-            </w:tcBorders>
-          </w:tcPr>
-          <w:p>
-            <w:pPr>
-              <w:pStyle w:val="Normal"/>
-              <w:spacing w:lineRule="auto" w:line="240" w:before="0" w:after="120"/>
+              <w:left w:val="single" w:sz="4" w:space="0" w:color="000000"/>
+              <w:bottom w:val="single" w:sz="4" w:space="0" w:color="000000"/>
+              <w:right w:val="single" w:sz="4" w:space="0" w:color="000000"/>
+            </w:tcBorders>
+          </w:tcPr>
+          <w:p>
+            <w:pPr>
+              <w:spacing w:after="120" w:line="240" w:lineRule="auto"/>
               <w:jc w:val="center"/>
               <w:rPr>
                 <w:rFonts w:ascii="Arial" w:hAnsi="Arial" w:cs="Arial"/>
@@ -2163,7 +2031,7 @@
             </w:pPr>
             <w:r>
               <w:rPr>
-                <w:rFonts w:cs="Arial" w:ascii="Arial" w:hAnsi="Arial"/>
+                <w:rFonts w:ascii="Arial" w:hAnsi="Arial" w:cs="Arial"/>
                 <w:b/>
                 <w:bCs/>
                 <w:sz w:val="20"/>
@@ -2176,32 +2044,31 @@
       </w:tr>
       <w:tr>
         <w:trPr>
-          <w:trHeight w:val="3226" w:hRule="atLeast"/>
+          <w:trHeight w:val="3226"/>
         </w:trPr>
         <w:tc>
           <w:tcPr>
             <w:tcW w:w="469" w:type="dxa"/>
             <w:tcBorders>
               <w:top w:val="single" w:sz="4" w:space="0" w:color="000000"/>
-              <w:start w:val="single" w:sz="4" w:space="0" w:color="000000"/>
-              <w:bottom w:val="single" w:sz="4" w:space="0" w:color="000000"/>
-              <w:end w:val="single" w:sz="4" w:space="0" w:color="000000"/>
-            </w:tcBorders>
-          </w:tcPr>
-          <w:p>
-            <w:pPr>
-              <w:pStyle w:val="Normal"/>
-              <w:spacing w:lineRule="auto" w:line="240" w:before="0" w:after="0"/>
-              <w:jc w:val="both"/>
-              <w:rPr>
-                <w:rFonts w:ascii="Arial" w:hAnsi="Arial" w:cs="Arial"/>
-                <w:sz w:val="20"/>
-                <w:lang w:val="en-AU"/>
-              </w:rPr>
-            </w:pPr>
-            <w:r>
-              <w:rPr>
-                <w:rFonts w:cs="Arial" w:ascii="Arial" w:hAnsi="Arial"/>
+              <w:left w:val="single" w:sz="4" w:space="0" w:color="000000"/>
+              <w:bottom w:val="single" w:sz="4" w:space="0" w:color="000000"/>
+              <w:right w:val="single" w:sz="4" w:space="0" w:color="000000"/>
+            </w:tcBorders>
+          </w:tcPr>
+          <w:p>
+            <w:pPr>
+              <w:spacing w:after="0" w:line="240" w:lineRule="auto"/>
+              <w:jc w:val="both"/>
+              <w:rPr>
+                <w:rFonts w:ascii="Arial" w:hAnsi="Arial" w:cs="Arial"/>
+                <w:sz w:val="20"/>
+                <w:lang w:val="en-AU"/>
+              </w:rPr>
+            </w:pPr>
+            <w:r>
+              <w:rPr>
+                <w:rFonts w:ascii="Arial" w:hAnsi="Arial" w:cs="Arial"/>
                 <w:sz w:val="20"/>
                 <w:lang w:val="en-AU"/>
               </w:rPr>
@@ -2210,18 +2077,17 @@
           </w:p>
           <w:p>
             <w:pPr>
-              <w:pStyle w:val="Normal"/>
-              <w:spacing w:lineRule="auto" w:line="240" w:before="0" w:after="0"/>
-              <w:jc w:val="both"/>
-              <w:rPr>
-                <w:rFonts w:ascii="Arial" w:hAnsi="Arial" w:cs="Arial"/>
-                <w:sz w:val="20"/>
-                <w:lang w:val="en-AU"/>
-              </w:rPr>
-            </w:pPr>
-            <w:r>
-              <w:rPr>
-                <w:rFonts w:cs="Arial" w:ascii="Arial" w:hAnsi="Arial"/>
+              <w:spacing w:after="0" w:line="240" w:lineRule="auto"/>
+              <w:jc w:val="both"/>
+              <w:rPr>
+                <w:rFonts w:ascii="Arial" w:hAnsi="Arial" w:cs="Arial"/>
+                <w:sz w:val="20"/>
+                <w:lang w:val="en-AU"/>
+              </w:rPr>
+            </w:pPr>
+            <w:r>
+              <w:rPr>
+                <w:rFonts w:ascii="Arial" w:hAnsi="Arial" w:cs="Arial"/>
                 <w:sz w:val="20"/>
                 <w:lang w:val="en-AU"/>
               </w:rPr>
@@ -2230,151 +2096,94 @@
           </w:p>
           <w:p>
             <w:pPr>
-              <w:pStyle w:val="Normal"/>
-              <w:spacing w:lineRule="auto" w:line="240" w:before="0" w:after="0"/>
-              <w:jc w:val="both"/>
-              <w:rPr>
-                <w:rFonts w:ascii="Arial" w:hAnsi="Arial" w:cs="Arial"/>
-                <w:sz w:val="20"/>
-                <w:lang w:val="en-AU"/>
-              </w:rPr>
-            </w:pPr>
-            <w:r>
-              <w:rPr>
-                <w:rFonts w:cs="Arial" w:ascii="Arial" w:hAnsi="Arial"/>
-                <w:sz w:val="20"/>
-                <w:lang w:val="en-AU"/>
-              </w:rPr>
-            </w:r>
-          </w:p>
-          <w:p>
-            <w:pPr>
-              <w:pStyle w:val="Normal"/>
-              <w:spacing w:lineRule="auto" w:line="240" w:before="0" w:after="0"/>
-              <w:jc w:val="both"/>
-              <w:rPr>
-                <w:rFonts w:ascii="Arial" w:hAnsi="Arial" w:cs="Arial"/>
-                <w:sz w:val="20"/>
-                <w:lang w:val="en-AU"/>
-              </w:rPr>
-            </w:pPr>
-            <w:r>
-              <w:rPr>
-                <w:rFonts w:cs="Arial" w:ascii="Arial" w:hAnsi="Arial"/>
-                <w:sz w:val="20"/>
-                <w:lang w:val="en-AU"/>
-              </w:rPr>
-            </w:r>
-          </w:p>
-          <w:p>
-            <w:pPr>
-              <w:pStyle w:val="Normal"/>
-              <w:spacing w:lineRule="auto" w:line="240" w:before="0" w:after="0"/>
-              <w:jc w:val="both"/>
-              <w:rPr>
-                <w:rFonts w:ascii="Arial" w:hAnsi="Arial" w:cs="Arial"/>
-                <w:sz w:val="20"/>
-                <w:lang w:val="en-AU"/>
-              </w:rPr>
-            </w:pPr>
-            <w:r>
-              <w:rPr>
-                <w:rFonts w:cs="Arial" w:ascii="Arial" w:hAnsi="Arial"/>
-                <w:sz w:val="20"/>
-                <w:lang w:val="en-AU"/>
-              </w:rPr>
-            </w:r>
-          </w:p>
-          <w:p>
-            <w:pPr>
-              <w:pStyle w:val="Normal"/>
-              <w:spacing w:lineRule="auto" w:line="240" w:before="0" w:after="0"/>
-              <w:jc w:val="both"/>
-              <w:rPr>
-                <w:rFonts w:ascii="Arial" w:hAnsi="Arial" w:cs="Arial"/>
-                <w:sz w:val="20"/>
-                <w:lang w:val="en-AU"/>
-              </w:rPr>
-            </w:pPr>
-            <w:r>
-              <w:rPr>
-                <w:rFonts w:cs="Arial" w:ascii="Arial" w:hAnsi="Arial"/>
-                <w:sz w:val="20"/>
-                <w:lang w:val="en-AU"/>
-              </w:rPr>
-            </w:r>
-          </w:p>
-          <w:p>
-            <w:pPr>
-              <w:pStyle w:val="Normal"/>
-              <w:spacing w:lineRule="auto" w:line="240" w:before="0" w:after="0"/>
-              <w:jc w:val="both"/>
-              <w:rPr>
-                <w:rFonts w:ascii="Arial" w:hAnsi="Arial" w:cs="Arial"/>
-                <w:sz w:val="20"/>
-                <w:lang w:val="en-AU"/>
-              </w:rPr>
-            </w:pPr>
-            <w:r>
-              <w:rPr>
-                <w:rFonts w:cs="Arial" w:ascii="Arial" w:hAnsi="Arial"/>
-                <w:sz w:val="20"/>
-                <w:lang w:val="en-AU"/>
-              </w:rPr>
-            </w:r>
-          </w:p>
-          <w:p>
-            <w:pPr>
-              <w:pStyle w:val="Normal"/>
-              <w:spacing w:lineRule="auto" w:line="240" w:before="0" w:after="0"/>
-              <w:jc w:val="both"/>
-              <w:rPr>
-                <w:rFonts w:ascii="Arial" w:hAnsi="Arial" w:cs="Arial"/>
-                <w:sz w:val="20"/>
-                <w:lang w:val="en-AU"/>
-              </w:rPr>
-            </w:pPr>
-            <w:r>
-              <w:rPr>
-                <w:rFonts w:cs="Arial" w:ascii="Arial" w:hAnsi="Arial"/>
-                <w:sz w:val="20"/>
-                <w:lang w:val="en-AU"/>
-              </w:rPr>
-            </w:r>
-          </w:p>
-          <w:p>
-            <w:pPr>
-              <w:pStyle w:val="Normal"/>
-              <w:spacing w:lineRule="auto" w:line="240" w:before="0" w:after="0"/>
-              <w:jc w:val="both"/>
-              <w:rPr>
-                <w:rFonts w:ascii="Arial" w:hAnsi="Arial" w:cs="Arial"/>
-                <w:sz w:val="20"/>
-                <w:lang w:val="en-AU"/>
-              </w:rPr>
-            </w:pPr>
-            <w:r>
-              <w:rPr>
-                <w:rFonts w:cs="Arial" w:ascii="Arial" w:hAnsi="Arial"/>
-                <w:sz w:val="20"/>
-                <w:lang w:val="en-AU"/>
-              </w:rPr>
-            </w:r>
-          </w:p>
-          <w:p>
-            <w:pPr>
-              <w:pStyle w:val="Normal"/>
-              <w:spacing w:lineRule="auto" w:line="240" w:before="0" w:after="0"/>
-              <w:jc w:val="both"/>
-              <w:rPr>
-                <w:rFonts w:ascii="Arial" w:hAnsi="Arial" w:cs="Arial"/>
-                <w:sz w:val="20"/>
-                <w:lang w:val="en-AU"/>
-              </w:rPr>
-            </w:pPr>
-            <w:r>
-              <w:rPr>
-                <w:rFonts w:cs="Arial" w:ascii="Arial" w:hAnsi="Arial"/>
+              <w:spacing w:after="0" w:line="240" w:lineRule="auto"/>
+              <w:jc w:val="both"/>
+              <w:rPr>
+                <w:rFonts w:ascii="Arial" w:hAnsi="Arial" w:cs="Arial"/>
+                <w:sz w:val="20"/>
+                <w:lang w:val="en-AU"/>
+              </w:rPr>
+            </w:pPr>
+          </w:p>
+          <w:p>
+            <w:pPr>
+              <w:spacing w:after="0" w:line="240" w:lineRule="auto"/>
+              <w:jc w:val="both"/>
+              <w:rPr>
+                <w:rFonts w:ascii="Arial" w:hAnsi="Arial" w:cs="Arial"/>
+                <w:sz w:val="20"/>
+                <w:lang w:val="en-AU"/>
+              </w:rPr>
+            </w:pPr>
+          </w:p>
+          <w:p>
+            <w:pPr>
+              <w:spacing w:after="0" w:line="240" w:lineRule="auto"/>
+              <w:jc w:val="both"/>
+              <w:rPr>
+                <w:rFonts w:ascii="Arial" w:hAnsi="Arial" w:cs="Arial"/>
+                <w:sz w:val="20"/>
+                <w:lang w:val="en-AU"/>
+              </w:rPr>
+            </w:pPr>
+          </w:p>
+          <w:p>
+            <w:pPr>
+              <w:spacing w:after="0" w:line="240" w:lineRule="auto"/>
+              <w:jc w:val="both"/>
+              <w:rPr>
+                <w:rFonts w:ascii="Arial" w:hAnsi="Arial" w:cs="Arial"/>
+                <w:sz w:val="20"/>
+                <w:lang w:val="en-AU"/>
+              </w:rPr>
+            </w:pPr>
+          </w:p>
+          <w:p>
+            <w:pPr>
+              <w:spacing w:after="0" w:line="240" w:lineRule="auto"/>
+              <w:jc w:val="both"/>
+              <w:rPr>
+                <w:rFonts w:ascii="Arial" w:hAnsi="Arial" w:cs="Arial"/>
+                <w:sz w:val="20"/>
+                <w:lang w:val="en-AU"/>
+              </w:rPr>
+            </w:pPr>
+          </w:p>
+          <w:p>
+            <w:pPr>
+              <w:spacing w:after="0" w:line="240" w:lineRule="auto"/>
+              <w:jc w:val="both"/>
+              <w:rPr>
+                <w:rFonts w:ascii="Arial" w:hAnsi="Arial" w:cs="Arial"/>
+                <w:sz w:val="20"/>
+                <w:lang w:val="en-AU"/>
+              </w:rPr>
+            </w:pPr>
+          </w:p>
+          <w:p>
+            <w:pPr>
+              <w:spacing w:after="0" w:line="240" w:lineRule="auto"/>
+              <w:jc w:val="both"/>
+              <w:rPr>
+                <w:rFonts w:ascii="Arial" w:hAnsi="Arial" w:cs="Arial"/>
+                <w:sz w:val="20"/>
+                <w:lang w:val="en-AU"/>
+              </w:rPr>
+            </w:pPr>
+          </w:p>
+          <w:p>
+            <w:pPr>
+              <w:spacing w:after="0" w:line="240" w:lineRule="auto"/>
+              <w:jc w:val="both"/>
+              <w:rPr>
+                <w:rFonts w:ascii="Arial" w:hAnsi="Arial" w:cs="Arial"/>
+                <w:sz w:val="20"/>
+                <w:lang w:val="en-AU"/>
+              </w:rPr>
+            </w:pPr>
+            <w:r>
+              <w:rPr>
+                <w:rFonts w:ascii="Arial" w:hAnsi="Arial" w:cs="Arial"/>
                 <w:sz w:val="20"/>
                 <w:lang w:val="en-AU"/>
               </w:rPr>
@@ -2383,18 +2192,17 @@
           </w:p>
           <w:p>
             <w:pPr>
-              <w:pStyle w:val="Normal"/>
-              <w:spacing w:lineRule="auto" w:line="240" w:before="0" w:after="0"/>
-              <w:jc w:val="both"/>
-              <w:rPr>
-                <w:rFonts w:ascii="Arial" w:hAnsi="Arial" w:cs="Arial"/>
-                <w:sz w:val="20"/>
-                <w:lang w:val="en-AU"/>
-              </w:rPr>
-            </w:pPr>
-            <w:r>
-              <w:rPr>
-                <w:rFonts w:cs="Arial" w:ascii="Arial" w:hAnsi="Arial"/>
+              <w:spacing w:after="0" w:line="240" w:lineRule="auto"/>
+              <w:jc w:val="both"/>
+              <w:rPr>
+                <w:rFonts w:ascii="Arial" w:hAnsi="Arial" w:cs="Arial"/>
+                <w:sz w:val="20"/>
+                <w:lang w:val="en-AU"/>
+              </w:rPr>
+            </w:pPr>
+            <w:r>
+              <w:rPr>
+                <w:rFonts w:ascii="Arial" w:hAnsi="Arial" w:cs="Arial"/>
                 <w:sz w:val="20"/>
                 <w:lang w:val="en-AU"/>
               </w:rPr>
@@ -2403,18 +2211,17 @@
           </w:p>
           <w:p>
             <w:pPr>
-              <w:pStyle w:val="Normal"/>
-              <w:spacing w:lineRule="auto" w:line="240" w:before="0" w:after="0"/>
-              <w:jc w:val="both"/>
-              <w:rPr>
-                <w:rFonts w:ascii="Arial" w:hAnsi="Arial" w:cs="Arial"/>
-                <w:sz w:val="20"/>
-                <w:lang w:val="en-AU"/>
-              </w:rPr>
-            </w:pPr>
-            <w:r>
-              <w:rPr>
-                <w:rFonts w:cs="Arial" w:ascii="Arial" w:hAnsi="Arial"/>
+              <w:spacing w:after="0" w:line="240" w:lineRule="auto"/>
+              <w:jc w:val="both"/>
+              <w:rPr>
+                <w:rFonts w:ascii="Arial" w:hAnsi="Arial" w:cs="Arial"/>
+                <w:sz w:val="20"/>
+                <w:lang w:val="en-AU"/>
+              </w:rPr>
+            </w:pPr>
+            <w:r>
+              <w:rPr>
+                <w:rFonts w:ascii="Arial" w:hAnsi="Arial" w:cs="Arial"/>
                 <w:sz w:val="20"/>
                 <w:lang w:val="en-AU"/>
               </w:rPr>
@@ -2428,25 +2235,24 @@
             <w:gridSpan w:val="6"/>
             <w:tcBorders>
               <w:top w:val="single" w:sz="4" w:space="0" w:color="000000"/>
-              <w:start w:val="single" w:sz="4" w:space="0" w:color="000000"/>
-              <w:bottom w:val="single" w:sz="4" w:space="0" w:color="000000"/>
-              <w:end w:val="single" w:sz="4" w:space="0" w:color="000000"/>
-            </w:tcBorders>
-          </w:tcPr>
-          <w:p>
-            <w:pPr>
-              <w:pStyle w:val="Normal"/>
-              <w:spacing w:lineRule="auto" w:line="240" w:before="0" w:after="0"/>
-              <w:jc w:val="both"/>
-              <w:rPr>
-                <w:rFonts w:ascii="Arial" w:hAnsi="Arial" w:cs="Arial"/>
-                <w:sz w:val="20"/>
-                <w:lang w:val="en-AU"/>
-              </w:rPr>
-            </w:pPr>
-            <w:r>
-              <w:rPr>
-                <w:rFonts w:cs="Arial" w:ascii="Arial" w:hAnsi="Arial"/>
+              <w:left w:val="single" w:sz="4" w:space="0" w:color="000000"/>
+              <w:bottom w:val="single" w:sz="4" w:space="0" w:color="000000"/>
+              <w:right w:val="single" w:sz="4" w:space="0" w:color="000000"/>
+            </w:tcBorders>
+          </w:tcPr>
+          <w:p>
+            <w:pPr>
+              <w:spacing w:after="0" w:line="240" w:lineRule="auto"/>
+              <w:jc w:val="both"/>
+              <w:rPr>
+                <w:rFonts w:ascii="Arial" w:hAnsi="Arial" w:cs="Arial"/>
+                <w:sz w:val="20"/>
+                <w:lang w:val="en-AU"/>
+              </w:rPr>
+            </w:pPr>
+            <w:r>
+              <w:rPr>
+                <w:rFonts w:ascii="Arial" w:hAnsi="Arial" w:cs="Arial"/>
                 <w:sz w:val="20"/>
                 <w:lang w:val="en-AU"/>
               </w:rPr>
@@ -2455,18 +2261,17 @@
           </w:p>
           <w:p>
             <w:pPr>
-              <w:pStyle w:val="Normal"/>
-              <w:spacing w:lineRule="auto" w:line="240" w:before="0" w:after="0"/>
-              <w:jc w:val="both"/>
-              <w:rPr>
-                <w:rFonts w:ascii="Arial" w:hAnsi="Arial" w:cs="Arial"/>
-                <w:sz w:val="20"/>
-                <w:lang w:val="en-AU"/>
-              </w:rPr>
-            </w:pPr>
-            <w:r>
-              <w:rPr>
-                <w:rFonts w:cs="Arial" w:ascii="Arial" w:hAnsi="Arial"/>
+              <w:spacing w:after="0" w:line="240" w:lineRule="auto"/>
+              <w:jc w:val="both"/>
+              <w:rPr>
+                <w:rFonts w:ascii="Arial" w:hAnsi="Arial" w:cs="Arial"/>
+                <w:sz w:val="20"/>
+                <w:lang w:val="en-AU"/>
+              </w:rPr>
+            </w:pPr>
+            <w:r>
+              <w:rPr>
+                <w:rFonts w:ascii="Arial" w:hAnsi="Arial" w:cs="Arial"/>
                 <w:sz w:val="20"/>
                 <w:lang w:val="en-AU"/>
               </w:rPr>
@@ -2475,24 +2280,23 @@
           </w:p>
           <w:p>
             <w:pPr>
-              <w:pStyle w:val="Normal"/>
-              <w:widowControl w:val="false"/>
+              <w:widowControl w:val="0"/>
               <w:numPr>
                 <w:ilvl w:val="0"/>
                 <w:numId w:val="3"/>
               </w:numPr>
-              <w:spacing w:lineRule="auto" w:line="240" w:before="0" w:after="0"/>
-              <w:ind w:hanging="254" w:start="254"/>
-              <w:jc w:val="both"/>
-              <w:rPr>
-                <w:rFonts w:ascii="Arial" w:hAnsi="Arial" w:cs="Arial"/>
-                <w:sz w:val="20"/>
-                <w:lang w:val="en-AU"/>
-              </w:rPr>
-            </w:pPr>
-            <w:r>
-              <w:rPr>
-                <w:rFonts w:cs="Arial" w:ascii="Arial" w:hAnsi="Arial"/>
+              <w:spacing w:after="0" w:line="240" w:lineRule="auto"/>
+              <w:ind w:left="254" w:hanging="254"/>
+              <w:jc w:val="both"/>
+              <w:rPr>
+                <w:rFonts w:ascii="Arial" w:hAnsi="Arial" w:cs="Arial"/>
+                <w:sz w:val="20"/>
+                <w:lang w:val="en-AU"/>
+              </w:rPr>
+            </w:pPr>
+            <w:r>
+              <w:rPr>
+                <w:rFonts w:ascii="Arial" w:hAnsi="Arial" w:cs="Arial"/>
                 <w:sz w:val="20"/>
                 <w:lang w:val="en-AU"/>
               </w:rPr>
@@ -2501,24 +2305,23 @@
           </w:p>
           <w:p>
             <w:pPr>
-              <w:pStyle w:val="Normal"/>
-              <w:widowControl w:val="false"/>
+              <w:widowControl w:val="0"/>
               <w:numPr>
                 <w:ilvl w:val="0"/>
                 <w:numId w:val="3"/>
               </w:numPr>
-              <w:spacing w:lineRule="auto" w:line="240" w:before="0" w:after="0"/>
-              <w:ind w:hanging="254" w:start="254"/>
-              <w:jc w:val="both"/>
-              <w:rPr>
-                <w:rFonts w:ascii="Arial" w:hAnsi="Arial" w:cs="Arial"/>
-                <w:sz w:val="20"/>
-                <w:lang w:val="en-AU"/>
-              </w:rPr>
-            </w:pPr>
-            <w:r>
-              <w:rPr>
-                <w:rFonts w:cs="Arial" w:ascii="Arial" w:hAnsi="Arial"/>
+              <w:spacing w:after="0" w:line="240" w:lineRule="auto"/>
+              <w:ind w:left="254" w:hanging="254"/>
+              <w:jc w:val="both"/>
+              <w:rPr>
+                <w:rFonts w:ascii="Arial" w:hAnsi="Arial" w:cs="Arial"/>
+                <w:sz w:val="20"/>
+                <w:lang w:val="en-AU"/>
+              </w:rPr>
+            </w:pPr>
+            <w:r>
+              <w:rPr>
+                <w:rFonts w:ascii="Arial" w:hAnsi="Arial" w:cs="Arial"/>
                 <w:sz w:val="20"/>
                 <w:lang w:val="en-AU"/>
               </w:rPr>
@@ -2527,24 +2330,23 @@
           </w:p>
           <w:p>
             <w:pPr>
-              <w:pStyle w:val="Normal"/>
-              <w:widowControl w:val="false"/>
+              <w:widowControl w:val="0"/>
               <w:numPr>
                 <w:ilvl w:val="0"/>
                 <w:numId w:val="3"/>
               </w:numPr>
-              <w:spacing w:lineRule="auto" w:line="240" w:before="0" w:after="0"/>
-              <w:ind w:hanging="254" w:start="254"/>
-              <w:jc w:val="both"/>
-              <w:rPr>
-                <w:rFonts w:ascii="Arial" w:hAnsi="Arial" w:cs="Arial"/>
-                <w:sz w:val="20"/>
-                <w:lang w:val="en-AU"/>
-              </w:rPr>
-            </w:pPr>
-            <w:r>
-              <w:rPr>
-                <w:rFonts w:cs="Arial" w:ascii="Arial" w:hAnsi="Arial"/>
+              <w:spacing w:after="0" w:line="240" w:lineRule="auto"/>
+              <w:ind w:left="254" w:hanging="254"/>
+              <w:jc w:val="both"/>
+              <w:rPr>
+                <w:rFonts w:ascii="Arial" w:hAnsi="Arial" w:cs="Arial"/>
+                <w:sz w:val="20"/>
+                <w:lang w:val="en-AU"/>
+              </w:rPr>
+            </w:pPr>
+            <w:r>
+              <w:rPr>
+                <w:rFonts w:ascii="Arial" w:hAnsi="Arial" w:cs="Arial"/>
                 <w:sz w:val="20"/>
                 <w:lang w:val="en-AU"/>
               </w:rPr>
@@ -2553,24 +2355,23 @@
           </w:p>
           <w:p>
             <w:pPr>
-              <w:pStyle w:val="Normal"/>
-              <w:widowControl w:val="false"/>
+              <w:widowControl w:val="0"/>
               <w:numPr>
                 <w:ilvl w:val="0"/>
                 <w:numId w:val="3"/>
               </w:numPr>
-              <w:spacing w:lineRule="auto" w:line="240" w:before="0" w:after="0"/>
-              <w:ind w:hanging="254" w:start="254"/>
-              <w:jc w:val="both"/>
-              <w:rPr>
-                <w:rFonts w:ascii="Arial" w:hAnsi="Arial" w:cs="Arial"/>
-                <w:sz w:val="20"/>
-                <w:lang w:val="en-AU"/>
-              </w:rPr>
-            </w:pPr>
-            <w:r>
-              <w:rPr>
-                <w:rFonts w:cs="Arial" w:ascii="Arial" w:hAnsi="Arial"/>
+              <w:spacing w:after="0" w:line="240" w:lineRule="auto"/>
+              <w:ind w:left="254" w:hanging="254"/>
+              <w:jc w:val="both"/>
+              <w:rPr>
+                <w:rFonts w:ascii="Arial" w:hAnsi="Arial" w:cs="Arial"/>
+                <w:sz w:val="20"/>
+                <w:lang w:val="en-AU"/>
+              </w:rPr>
+            </w:pPr>
+            <w:r>
+              <w:rPr>
+                <w:rFonts w:ascii="Arial" w:hAnsi="Arial" w:cs="Arial"/>
                 <w:sz w:val="20"/>
                 <w:lang w:val="en-AU"/>
               </w:rPr>
@@ -2579,24 +2380,23 @@
           </w:p>
           <w:p>
             <w:pPr>
-              <w:pStyle w:val="Normal"/>
-              <w:widowControl w:val="false"/>
+              <w:widowControl w:val="0"/>
               <w:numPr>
                 <w:ilvl w:val="0"/>
                 <w:numId w:val="3"/>
               </w:numPr>
-              <w:spacing w:lineRule="auto" w:line="240" w:before="0" w:after="0"/>
-              <w:ind w:hanging="254" w:start="254"/>
-              <w:jc w:val="both"/>
-              <w:rPr>
-                <w:rFonts w:ascii="Arial" w:hAnsi="Arial" w:cs="Arial"/>
-                <w:sz w:val="20"/>
-                <w:lang w:val="en-AU"/>
-              </w:rPr>
-            </w:pPr>
-            <w:r>
-              <w:rPr>
-                <w:rFonts w:cs="Arial" w:ascii="Arial" w:hAnsi="Arial"/>
+              <w:spacing w:after="0" w:line="240" w:lineRule="auto"/>
+              <w:ind w:left="254" w:hanging="254"/>
+              <w:jc w:val="both"/>
+              <w:rPr>
+                <w:rFonts w:ascii="Arial" w:hAnsi="Arial" w:cs="Arial"/>
+                <w:sz w:val="20"/>
+                <w:lang w:val="en-AU"/>
+              </w:rPr>
+            </w:pPr>
+            <w:r>
+              <w:rPr>
+                <w:rFonts w:ascii="Arial" w:hAnsi="Arial" w:cs="Arial"/>
                 <w:sz w:val="20"/>
                 <w:lang w:val="en-AU"/>
               </w:rPr>
@@ -2604,7 +2404,7 @@
             </w:r>
             <w:r>
               <w:rPr>
-                <w:rFonts w:cs="Arial" w:ascii="Arial" w:hAnsi="Arial"/>
+                <w:rFonts w:ascii="Arial" w:hAnsi="Arial" w:cs="Arial"/>
                 <w:i/>
                 <w:iCs/>
                 <w:sz w:val="20"/>
@@ -2615,8 +2415,7 @@
           </w:p>
           <w:p>
             <w:pPr>
-              <w:pStyle w:val="Normal"/>
-              <w:spacing w:lineRule="auto" w:line="240" w:before="0" w:after="0"/>
+              <w:spacing w:after="0" w:line="240" w:lineRule="auto"/>
               <w:jc w:val="both"/>
               <w:rPr>
                 <w:rFonts w:ascii="Arial" w:hAnsi="Arial" w:cs="Arial"/>
@@ -2628,7 +2427,7 @@
             </w:pPr>
             <w:r>
               <w:rPr>
-                <w:rFonts w:cs="Arial" w:ascii="Arial" w:hAnsi="Arial"/>
+                <w:rFonts w:ascii="Arial" w:hAnsi="Arial" w:cs="Arial"/>
                 <w:sz w:val="20"/>
                 <w:lang w:val="en-AU"/>
               </w:rPr>
@@ -2636,7 +2435,7 @@
             </w:r>
             <w:r>
               <w:rPr>
-                <w:rFonts w:cs="Arial" w:ascii="Arial" w:hAnsi="Arial"/>
+                <w:rFonts w:ascii="Arial" w:hAnsi="Arial" w:cs="Arial"/>
                 <w:i/>
                 <w:iCs/>
                 <w:sz w:val="20"/>
@@ -2647,18 +2446,17 @@
           </w:p>
           <w:p>
             <w:pPr>
-              <w:pStyle w:val="Normal"/>
-              <w:spacing w:lineRule="auto" w:line="240" w:before="0" w:after="0"/>
-              <w:jc w:val="both"/>
-              <w:rPr>
-                <w:rFonts w:ascii="Arial" w:hAnsi="Arial" w:cs="Arial"/>
-                <w:sz w:val="20"/>
-                <w:lang w:val="en-AU"/>
-              </w:rPr>
-            </w:pPr>
-            <w:r>
-              <w:rPr>
-                <w:rFonts w:cs="Arial" w:ascii="Arial" w:hAnsi="Arial"/>
+              <w:spacing w:after="0" w:line="240" w:lineRule="auto"/>
+              <w:jc w:val="both"/>
+              <w:rPr>
+                <w:rFonts w:ascii="Arial" w:hAnsi="Arial" w:cs="Arial"/>
+                <w:sz w:val="20"/>
+                <w:lang w:val="en-AU"/>
+              </w:rPr>
+            </w:pPr>
+            <w:r>
+              <w:rPr>
+                <w:rFonts w:ascii="Arial" w:hAnsi="Arial" w:cs="Arial"/>
                 <w:sz w:val="20"/>
                 <w:lang w:val="en-AU"/>
               </w:rPr>
@@ -2667,23 +2465,22 @@
           </w:p>
           <w:p>
             <w:pPr>
-              <w:pStyle w:val="Normal"/>
-              <w:widowControl w:val="false"/>
+              <w:widowControl w:val="0"/>
               <w:numPr>
                 <w:ilvl w:val="0"/>
                 <w:numId w:val="4"/>
               </w:numPr>
-              <w:spacing w:lineRule="auto" w:line="240" w:before="0" w:after="0"/>
-              <w:jc w:val="both"/>
-              <w:rPr>
-                <w:rFonts w:ascii="Arial" w:hAnsi="Arial" w:cs="Arial"/>
-                <w:sz w:val="20"/>
-                <w:lang w:val="en-AU"/>
-              </w:rPr>
-            </w:pPr>
-            <w:r>
-              <w:rPr>
-                <w:rFonts w:cs="Arial" w:ascii="Arial" w:hAnsi="Arial"/>
+              <w:spacing w:after="0" w:line="240" w:lineRule="auto"/>
+              <w:jc w:val="both"/>
+              <w:rPr>
+                <w:rFonts w:ascii="Arial" w:hAnsi="Arial" w:cs="Arial"/>
+                <w:sz w:val="20"/>
+                <w:lang w:val="en-AU"/>
+              </w:rPr>
+            </w:pPr>
+            <w:r>
+              <w:rPr>
+                <w:rFonts w:ascii="Arial" w:hAnsi="Arial" w:cs="Arial"/>
                 <w:sz w:val="20"/>
                 <w:lang w:val="en-AU"/>
               </w:rPr>
@@ -2692,23 +2489,22 @@
           </w:p>
           <w:p>
             <w:pPr>
-              <w:pStyle w:val="Normal"/>
-              <w:widowControl w:val="false"/>
+              <w:widowControl w:val="0"/>
               <w:numPr>
                 <w:ilvl w:val="0"/>
                 <w:numId w:val="4"/>
               </w:numPr>
-              <w:spacing w:lineRule="auto" w:line="240" w:before="0" w:after="0"/>
-              <w:jc w:val="both"/>
-              <w:rPr>
-                <w:rFonts w:ascii="Arial" w:hAnsi="Arial" w:cs="Arial"/>
-                <w:sz w:val="20"/>
-                <w:lang w:val="en-AU"/>
-              </w:rPr>
-            </w:pPr>
-            <w:r>
-              <w:rPr>
-                <w:rFonts w:cs="Arial" w:ascii="Arial" w:hAnsi="Arial"/>
+              <w:spacing w:after="0" w:line="240" w:lineRule="auto"/>
+              <w:jc w:val="both"/>
+              <w:rPr>
+                <w:rFonts w:ascii="Arial" w:hAnsi="Arial" w:cs="Arial"/>
+                <w:sz w:val="20"/>
+                <w:lang w:val="en-AU"/>
+              </w:rPr>
+            </w:pPr>
+            <w:r>
+              <w:rPr>
+                <w:rFonts w:ascii="Arial" w:hAnsi="Arial" w:cs="Arial"/>
                 <w:sz w:val="20"/>
                 <w:lang w:val="en-AU"/>
               </w:rPr>
@@ -2717,19 +2513,18 @@
           </w:p>
           <w:p>
             <w:pPr>
-              <w:pStyle w:val="Normal"/>
-              <w:widowControl w:val="false"/>
-              <w:spacing w:lineRule="auto" w:line="240" w:before="0" w:after="0"/>
-              <w:jc w:val="both"/>
-              <w:rPr>
-                <w:rFonts w:ascii="Arial" w:hAnsi="Arial" w:cs="Arial"/>
-                <w:sz w:val="20"/>
-                <w:lang w:val="en-AU"/>
-              </w:rPr>
-            </w:pPr>
-            <w:r>
-              <w:rPr>
-                <w:rFonts w:cs="Arial" w:ascii="Arial" w:hAnsi="Arial"/>
+              <w:widowControl w:val="0"/>
+              <w:spacing w:after="0" w:line="240" w:lineRule="auto"/>
+              <w:jc w:val="both"/>
+              <w:rPr>
+                <w:rFonts w:ascii="Arial" w:hAnsi="Arial" w:cs="Arial"/>
+                <w:sz w:val="20"/>
+                <w:lang w:val="en-AU"/>
+              </w:rPr>
+            </w:pPr>
+            <w:r>
+              <w:rPr>
+                <w:rFonts w:ascii="Arial" w:hAnsi="Arial" w:cs="Arial"/>
                 <w:sz w:val="20"/>
                 <w:lang w:val="en-AU"/>
               </w:rPr>
@@ -2739,22 +2534,20 @@
         </w:tc>
       </w:tr>
       <w:tr>
-        <w:trPr/>
         <w:tc>
           <w:tcPr>
             <w:tcW w:w="11336" w:type="dxa"/>
             <w:gridSpan w:val="7"/>
             <w:tcBorders>
               <w:top w:val="single" w:sz="4" w:space="0" w:color="000000"/>
-              <w:start w:val="single" w:sz="4" w:space="0" w:color="000000"/>
-              <w:bottom w:val="single" w:sz="4" w:space="0" w:color="000000"/>
-              <w:end w:val="single" w:sz="4" w:space="0" w:color="000000"/>
-            </w:tcBorders>
-          </w:tcPr>
-          <w:p>
-            <w:pPr>
-              <w:pStyle w:val="Normal"/>
-              <w:spacing w:lineRule="auto" w:line="240" w:before="0" w:after="120"/>
+              <w:left w:val="single" w:sz="4" w:space="0" w:color="000000"/>
+              <w:bottom w:val="single" w:sz="4" w:space="0" w:color="000000"/>
+              <w:right w:val="single" w:sz="4" w:space="0" w:color="000000"/>
+            </w:tcBorders>
+          </w:tcPr>
+          <w:p>
+            <w:pPr>
+              <w:spacing w:after="120" w:line="240" w:lineRule="auto"/>
               <w:jc w:val="center"/>
               <w:rPr>
                 <w:rFonts w:ascii="Arial" w:hAnsi="Arial" w:cs="Arial"/>
@@ -2766,7 +2559,7 @@
             </w:pPr>
             <w:r>
               <w:rPr>
-                <w:rFonts w:cs="Arial" w:ascii="Arial" w:hAnsi="Arial"/>
+                <w:rFonts w:ascii="Arial" w:hAnsi="Arial" w:cs="Arial"/>
                 <w:b/>
                 <w:bCs/>
                 <w:sz w:val="20"/>
@@ -2778,29 +2571,25 @@
         </w:tc>
       </w:tr>
       <w:tr>
-        <w:trPr/>
         <w:tc>
           <w:tcPr>
             <w:tcW w:w="11336" w:type="dxa"/>
             <w:gridSpan w:val="7"/>
             <w:tcBorders>
               <w:top w:val="single" w:sz="4" w:space="0" w:color="000000"/>
-              <w:start w:val="single" w:sz="4" w:space="0" w:color="000000"/>
-              <w:bottom w:val="single" w:sz="4" w:space="0" w:color="000000"/>
-              <w:end w:val="single" w:sz="4" w:space="0" w:color="000000"/>
+              <w:left w:val="single" w:sz="4" w:space="0" w:color="000000"/>
+              <w:bottom w:val="single" w:sz="4" w:space="0" w:color="000000"/>
+              <w:right w:val="single" w:sz="4" w:space="0" w:color="000000"/>
             </w:tcBorders>
             <w:vAlign w:val="center"/>
           </w:tcPr>
           <w:p>
             <w:pPr>
-              <w:pStyle w:val="Normal"/>
-              <w:spacing w:before="0" w:after="160"/>
               <w:jc w:val="center"/>
-              <w:rPr/>
-            </w:pPr>
-            <w:r>
-              <w:rPr>
-                <w:rFonts w:cs="Arial" w:ascii="Arial" w:hAnsi="Arial"/>
+            </w:pPr>
+            <w:r>
+              <w:rPr>
+                <w:rFonts w:ascii="Arial" w:hAnsi="Arial" w:cs="Arial"/>
                 <w:sz w:val="20"/>
                 <w:lang w:val="en-AU"/>
               </w:rPr>
@@ -2811,7 +2600,7 @@
       </w:tr>
       <w:tr>
         <w:trPr>
-          <w:trHeight w:val="1143" w:hRule="atLeast"/>
+          <w:trHeight w:val="1143"/>
         </w:trPr>
         <w:tc>
           <w:tcPr>
@@ -2819,15 +2608,14 @@
             <w:gridSpan w:val="6"/>
             <w:tcBorders>
               <w:top w:val="single" w:sz="4" w:space="0" w:color="000000"/>
-              <w:start w:val="single" w:sz="4" w:space="0" w:color="000000"/>
-              <w:bottom w:val="single" w:sz="4" w:space="0" w:color="000000"/>
-              <w:end w:val="single" w:sz="4" w:space="0" w:color="000000"/>
-            </w:tcBorders>
-          </w:tcPr>
-          <w:p>
-            <w:pPr>
-              <w:pStyle w:val="Normal"/>
-              <w:spacing w:lineRule="auto" w:line="240" w:before="0" w:after="0"/>
+              <w:left w:val="single" w:sz="4" w:space="0" w:color="000000"/>
+              <w:bottom w:val="single" w:sz="4" w:space="0" w:color="000000"/>
+              <w:right w:val="single" w:sz="4" w:space="0" w:color="000000"/>
+            </w:tcBorders>
+          </w:tcPr>
+          <w:p>
+            <w:pPr>
+              <w:spacing w:after="0" w:line="240" w:lineRule="auto"/>
               <w:jc w:val="center"/>
               <w:rPr>
                 <w:rFonts w:ascii="Arial" w:hAnsi="Arial" w:cs="Arial"/>
@@ -2837,7 +2625,7 @@
             </w:pPr>
             <w:r>
               <w:rPr>
-                <w:rFonts w:cs="Arial" w:ascii="Arial" w:hAnsi="Arial"/>
+                <w:rFonts w:ascii="Arial" w:hAnsi="Arial" w:cs="Arial"/>
                 <w:sz w:val="20"/>
                 <w:lang w:val="en-AU"/>
               </w:rPr>
@@ -2846,17 +2634,16 @@
           </w:p>
           <w:p>
             <w:pPr>
-              <w:pStyle w:val="Normal"/>
-              <w:spacing w:lineRule="auto" w:line="240" w:before="0" w:after="0"/>
-              <w:rPr>
-                <w:rFonts w:ascii="Arial" w:hAnsi="Arial" w:cs="Arial"/>
-                <w:sz w:val="20"/>
-                <w:lang w:val="en-AU"/>
-              </w:rPr>
-            </w:pPr>
-            <w:r>
-              <w:rPr>
-                <w:rFonts w:cs="Arial" w:ascii="Arial" w:hAnsi="Arial"/>
+              <w:spacing w:after="0" w:line="240" w:lineRule="auto"/>
+              <w:rPr>
+                <w:rFonts w:ascii="Arial" w:hAnsi="Arial" w:cs="Arial"/>
+                <w:sz w:val="20"/>
+                <w:lang w:val="en-AU"/>
+              </w:rPr>
+            </w:pPr>
+            <w:r>
+              <w:rPr>
+                <w:rFonts w:ascii="Arial" w:hAnsi="Arial" w:cs="Arial"/>
                 <w:sz w:val="20"/>
                 <w:lang w:val="en-AU"/>
               </w:rPr>
@@ -2865,8 +2652,7 @@
           </w:p>
           <w:p>
             <w:pPr>
-              <w:pStyle w:val="Normal"/>
-              <w:spacing w:lineRule="auto" w:line="240" w:before="0" w:after="0"/>
+              <w:spacing w:after="0" w:line="240" w:lineRule="auto"/>
               <w:jc w:val="center"/>
               <w:rPr>
                 <w:rFonts w:ascii="Arial" w:hAnsi="Arial" w:cs="Arial"/>
@@ -2874,18 +2660,10 @@
                 <w:lang w:val="en-AU"/>
               </w:rPr>
             </w:pPr>
-            <w:r>
-              <w:rPr>
-                <w:rFonts w:cs="Arial" w:ascii="Arial" w:hAnsi="Arial"/>
-                <w:sz w:val="20"/>
-                <w:lang w:val="en-AU"/>
-              </w:rPr>
-            </w:r>
-          </w:p>
-          <w:p>
-            <w:pPr>
-              <w:pStyle w:val="Normal"/>
-              <w:spacing w:lineRule="auto" w:line="240" w:before="0" w:after="0"/>
+          </w:p>
+          <w:p>
+            <w:pPr>
+              <w:spacing w:after="0" w:line="240" w:lineRule="auto"/>
               <w:jc w:val="center"/>
               <w:rPr>
                 <w:rFonts w:ascii="Arial" w:hAnsi="Arial" w:cs="Arial"/>
@@ -2893,18 +2671,10 @@
                 <w:lang w:val="en-AU"/>
               </w:rPr>
             </w:pPr>
-            <w:r>
-              <w:rPr>
-                <w:rFonts w:cs="Arial" w:ascii="Arial" w:hAnsi="Arial"/>
-                <w:sz w:val="20"/>
-                <w:lang w:val="en-AU"/>
-              </w:rPr>
-            </w:r>
-          </w:p>
-          <w:p>
-            <w:pPr>
-              <w:pStyle w:val="Normal"/>
-              <w:spacing w:lineRule="auto" w:line="240" w:before="0" w:after="0"/>
+          </w:p>
+          <w:p>
+            <w:pPr>
+              <w:spacing w:after="0" w:line="240" w:lineRule="auto"/>
               <w:jc w:val="center"/>
               <w:rPr>
                 <w:rFonts w:ascii="Arial" w:hAnsi="Arial" w:cs="Arial"/>
@@ -2912,18 +2682,10 @@
                 <w:lang w:val="en-AU"/>
               </w:rPr>
             </w:pPr>
-            <w:r>
-              <w:rPr>
-                <w:rFonts w:cs="Arial" w:ascii="Arial" w:hAnsi="Arial"/>
-                <w:sz w:val="20"/>
-                <w:lang w:val="en-AU"/>
-              </w:rPr>
-            </w:r>
-          </w:p>
-          <w:p>
-            <w:pPr>
-              <w:pStyle w:val="Normal"/>
-              <w:spacing w:lineRule="auto" w:line="240" w:before="0" w:after="0"/>
+          </w:p>
+          <w:p>
+            <w:pPr>
+              <w:spacing w:after="0" w:line="240" w:lineRule="auto"/>
               <w:jc w:val="center"/>
               <w:rPr>
                 <w:rFonts w:ascii="Arial" w:hAnsi="Arial" w:cs="Arial"/>
@@ -2931,18 +2693,10 @@
                 <w:lang w:val="en-AU"/>
               </w:rPr>
             </w:pPr>
-            <w:r>
-              <w:rPr>
-                <w:rFonts w:cs="Arial" w:ascii="Arial" w:hAnsi="Arial"/>
-                <w:sz w:val="20"/>
-                <w:lang w:val="en-AU"/>
-              </w:rPr>
-            </w:r>
-          </w:p>
-          <w:p>
-            <w:pPr>
-              <w:pStyle w:val="Normal"/>
-              <w:spacing w:lineRule="auto" w:line="240" w:before="0" w:after="0"/>
+          </w:p>
+          <w:p>
+            <w:pPr>
+              <w:spacing w:after="0" w:line="240" w:lineRule="auto"/>
               <w:jc w:val="center"/>
               <w:rPr>
                 <w:rFonts w:ascii="Arial" w:hAnsi="Arial" w:cs="Arial"/>
@@ -2950,25 +2704,15 @@
                 <w:lang w:val="en-AU"/>
               </w:rPr>
             </w:pPr>
-            <w:r>
-              <w:rPr>
-                <w:rFonts w:cs="Arial" w:ascii="Arial" w:hAnsi="Arial"/>
-                <w:sz w:val="20"/>
-                <w:lang w:val="en-AU"/>
-              </w:rPr>
-            </w:r>
-          </w:p>
-          <w:p>
-            <w:pPr>
-              <w:pStyle w:val="Normal"/>
-              <w:bidi w:val="0"/>
-              <w:spacing w:lineRule="auto" w:line="240" w:before="0" w:after="0"/>
+          </w:p>
+          <w:p>
+            <w:pPr>
+              <w:spacing w:after="0" w:line="240" w:lineRule="auto"/>
               <w:jc w:val="center"/>
-              <w:rPr/>
-            </w:pPr>
-            <w:r>
-              <w:rPr>
-                <w:rFonts w:cs="Arial" w:ascii="Arial" w:hAnsi="Arial"/>
+            </w:pPr>
+            <w:r>
+              <w:rPr>
+                <w:rFonts w:ascii="Arial" w:hAnsi="Arial" w:cs="Arial"/>
                 <w:sz w:val="20"/>
                 <w:lang w:val="en-AU"/>
               </w:rPr>
@@ -2981,15 +2725,14 @@
             <w:tcW w:w="5707" w:type="dxa"/>
             <w:tcBorders>
               <w:top w:val="single" w:sz="4" w:space="0" w:color="000000"/>
-              <w:start w:val="single" w:sz="4" w:space="0" w:color="000000"/>
-              <w:bottom w:val="single" w:sz="4" w:space="0" w:color="000000"/>
-              <w:end w:val="single" w:sz="4" w:space="0" w:color="000000"/>
-            </w:tcBorders>
-          </w:tcPr>
-          <w:p>
-            <w:pPr>
-              <w:pStyle w:val="Normal"/>
-              <w:spacing w:lineRule="auto" w:line="240" w:before="0" w:after="0"/>
+              <w:left w:val="single" w:sz="4" w:space="0" w:color="000000"/>
+              <w:bottom w:val="single" w:sz="4" w:space="0" w:color="000000"/>
+              <w:right w:val="single" w:sz="4" w:space="0" w:color="000000"/>
+            </w:tcBorders>
+          </w:tcPr>
+          <w:p>
+            <w:pPr>
+              <w:spacing w:after="0" w:line="240" w:lineRule="auto"/>
               <w:jc w:val="center"/>
               <w:rPr>
                 <w:rFonts w:ascii="Arial" w:hAnsi="Arial" w:cs="Arial"/>
@@ -2998,7 +2741,7 @@
             </w:pPr>
             <w:r>
               <w:rPr>
-                <w:rFonts w:cs="Arial" w:ascii="Arial" w:hAnsi="Arial"/>
+                <w:rFonts w:ascii="Arial" w:hAnsi="Arial" w:cs="Arial"/>
                 <w:sz w:val="20"/>
               </w:rPr>
               <w:t xml:space="preserve">Verifikasi, </w:t>
@@ -3006,8 +2749,7 @@
           </w:p>
           <w:p>
             <w:pPr>
-              <w:pStyle w:val="Normal"/>
-              <w:spacing w:lineRule="auto" w:line="240" w:before="0" w:after="0"/>
+              <w:spacing w:after="0" w:line="240" w:lineRule="auto"/>
               <w:jc w:val="center"/>
               <w:rPr>
                 <w:rFonts w:ascii="Arial" w:hAnsi="Arial" w:cs="Arial"/>
@@ -3017,7 +2759,7 @@
             </w:pPr>
             <w:r>
               <w:rPr>
-                <w:rFonts w:cs="Arial" w:ascii="Arial" w:hAnsi="Arial"/>
+                <w:rFonts w:ascii="Arial" w:hAnsi="Arial" w:cs="Arial"/>
                 <w:sz w:val="20"/>
                 <w:lang w:val="en-AU"/>
               </w:rPr>
@@ -3026,8 +2768,7 @@
           </w:p>
           <w:p>
             <w:pPr>
-              <w:pStyle w:val="Normal"/>
-              <w:spacing w:lineRule="auto" w:line="240" w:before="0" w:after="0"/>
+              <w:spacing w:after="0" w:line="240" w:lineRule="auto"/>
               <w:jc w:val="center"/>
               <w:rPr>
                 <w:rFonts w:ascii="Arial" w:hAnsi="Arial" w:cs="Arial"/>
@@ -3035,18 +2776,10 @@
                 <w:lang w:val="en-AU"/>
               </w:rPr>
             </w:pPr>
-            <w:r>
-              <w:rPr>
-                <w:rFonts w:cs="Arial" w:ascii="Arial" w:hAnsi="Arial"/>
-                <w:sz w:val="20"/>
-                <w:lang w:val="en-AU"/>
-              </w:rPr>
-            </w:r>
-          </w:p>
-          <w:p>
-            <w:pPr>
-              <w:pStyle w:val="Normal"/>
-              <w:spacing w:lineRule="auto" w:line="240" w:before="0" w:after="0"/>
+          </w:p>
+          <w:p>
+            <w:pPr>
+              <w:spacing w:after="0" w:line="240" w:lineRule="auto"/>
               <w:jc w:val="center"/>
               <w:rPr>
                 <w:rFonts w:ascii="Arial" w:hAnsi="Arial" w:cs="Arial"/>
@@ -3054,18 +2787,10 @@
                 <w:lang w:val="en-AU"/>
               </w:rPr>
             </w:pPr>
-            <w:r>
-              <w:rPr>
-                <w:rFonts w:cs="Arial" w:ascii="Arial" w:hAnsi="Arial"/>
-                <w:sz w:val="20"/>
-                <w:lang w:val="en-AU"/>
-              </w:rPr>
-            </w:r>
-          </w:p>
-          <w:p>
-            <w:pPr>
-              <w:pStyle w:val="Normal"/>
-              <w:spacing w:lineRule="auto" w:line="240" w:before="0" w:after="0"/>
+          </w:p>
+          <w:p>
+            <w:pPr>
+              <w:spacing w:after="0" w:line="240" w:lineRule="auto"/>
               <w:jc w:val="center"/>
               <w:rPr>
                 <w:rFonts w:ascii="Arial" w:hAnsi="Arial" w:cs="Arial"/>
@@ -3073,18 +2798,10 @@
                 <w:lang w:val="en-AU"/>
               </w:rPr>
             </w:pPr>
-            <w:r>
-              <w:rPr>
-                <w:rFonts w:cs="Arial" w:ascii="Arial" w:hAnsi="Arial"/>
-                <w:sz w:val="20"/>
-                <w:lang w:val="en-AU"/>
-              </w:rPr>
-            </w:r>
-          </w:p>
-          <w:p>
-            <w:pPr>
-              <w:pStyle w:val="Normal"/>
-              <w:spacing w:lineRule="auto" w:line="240" w:before="0" w:after="0"/>
+          </w:p>
+          <w:p>
+            <w:pPr>
+              <w:spacing w:after="0" w:line="240" w:lineRule="auto"/>
               <w:jc w:val="center"/>
               <w:rPr>
                 <w:rFonts w:ascii="Arial" w:hAnsi="Arial" w:cs="Arial"/>
@@ -3092,18 +2809,10 @@
                 <w:lang w:val="en-AU"/>
               </w:rPr>
             </w:pPr>
-            <w:r>
-              <w:rPr>
-                <w:rFonts w:cs="Arial" w:ascii="Arial" w:hAnsi="Arial"/>
-                <w:sz w:val="20"/>
-                <w:lang w:val="en-AU"/>
-              </w:rPr>
-            </w:r>
-          </w:p>
-          <w:p>
-            <w:pPr>
-              <w:pStyle w:val="Normal"/>
-              <w:spacing w:lineRule="auto" w:line="240" w:before="0" w:after="0"/>
+          </w:p>
+          <w:p>
+            <w:pPr>
+              <w:spacing w:after="0" w:line="240" w:lineRule="auto"/>
               <w:jc w:val="center"/>
               <w:rPr>
                 <w:rFonts w:ascii="Arial" w:hAnsi="Arial" w:cs="Arial"/>
@@ -3111,18 +2820,10 @@
                 <w:lang w:val="en-AU"/>
               </w:rPr>
             </w:pPr>
-            <w:r>
-              <w:rPr>
-                <w:rFonts w:cs="Arial" w:ascii="Arial" w:hAnsi="Arial"/>
-                <w:sz w:val="20"/>
-                <w:lang w:val="en-AU"/>
-              </w:rPr>
-            </w:r>
-          </w:p>
-          <w:p>
-            <w:pPr>
-              <w:pStyle w:val="Normal"/>
-              <w:spacing w:lineRule="auto" w:line="240" w:before="0" w:after="0"/>
+          </w:p>
+          <w:p>
+            <w:pPr>
+              <w:spacing w:after="0" w:line="240" w:lineRule="auto"/>
               <w:jc w:val="center"/>
               <w:rPr>
                 <w:rFonts w:ascii="Arial" w:hAnsi="Arial" w:cs="Arial"/>
@@ -3133,7 +2834,7 @@
             </w:pPr>
             <w:r>
               <w:rPr>
-                <w:rFonts w:cs="Arial" w:ascii="Arial" w:hAnsi="Arial"/>
+                <w:rFonts w:ascii="Arial" w:hAnsi="Arial" w:cs="Arial"/>
                 <w:sz w:val="20"/>
                 <w:u w:val="single"/>
                 <w:lang w:val="en-AU"/>
@@ -3142,7 +2843,7 @@
             </w:r>
             <w:r>
               <w:rPr>
-                <w:rFonts w:cs="Arial" w:ascii="Arial" w:hAnsi="Arial"/>
+                <w:rFonts w:ascii="Arial" w:hAnsi="Arial" w:cs="Arial"/>
                 <w:sz w:val="20"/>
                 <w:lang w:val="en-AU"/>
               </w:rPr>
@@ -3152,22 +2853,20 @@
         </w:tc>
       </w:tr>
       <w:tr>
-        <w:trPr/>
         <w:tc>
           <w:tcPr>
             <w:tcW w:w="11336" w:type="dxa"/>
             <w:gridSpan w:val="7"/>
             <w:tcBorders>
               <w:top w:val="single" w:sz="4" w:space="0" w:color="000000"/>
-              <w:start w:val="single" w:sz="4" w:space="0" w:color="000000"/>
-              <w:bottom w:val="single" w:sz="4" w:space="0" w:color="000000"/>
-              <w:end w:val="single" w:sz="4" w:space="0" w:color="000000"/>
-            </w:tcBorders>
-          </w:tcPr>
-          <w:p>
-            <w:pPr>
-              <w:pStyle w:val="Normal"/>
-              <w:spacing w:lineRule="auto" w:line="240" w:before="0" w:after="0"/>
+              <w:left w:val="single" w:sz="4" w:space="0" w:color="000000"/>
+              <w:bottom w:val="single" w:sz="4" w:space="0" w:color="000000"/>
+              <w:right w:val="single" w:sz="4" w:space="0" w:color="000000"/>
+            </w:tcBorders>
+          </w:tcPr>
+          <w:p>
+            <w:pPr>
+              <w:spacing w:after="0" w:line="240" w:lineRule="auto"/>
               <w:jc w:val="center"/>
               <w:rPr>
                 <w:rFonts w:ascii="Arial" w:hAnsi="Arial" w:cs="Arial"/>
@@ -3177,7 +2876,7 @@
             </w:pPr>
             <w:r>
               <w:rPr>
-                <w:rFonts w:cs="Arial" w:ascii="Arial" w:hAnsi="Arial"/>
+                <w:rFonts w:ascii="Arial" w:hAnsi="Arial" w:cs="Arial"/>
                 <w:sz w:val="20"/>
                 <w:lang w:val="en-AU"/>
               </w:rPr>
@@ -3186,8 +2885,7 @@
           </w:p>
           <w:p>
             <w:pPr>
-              <w:pStyle w:val="Normal"/>
-              <w:spacing w:lineRule="auto" w:line="240" w:before="0" w:after="0"/>
+              <w:spacing w:after="0" w:line="240" w:lineRule="auto"/>
               <w:jc w:val="center"/>
               <w:rPr>
                 <w:rFonts w:ascii="Arial" w:hAnsi="Arial" w:cs="Arial"/>
@@ -3197,7 +2895,7 @@
             </w:pPr>
             <w:r>
               <w:rPr>
-                <w:rFonts w:cs="Arial" w:ascii="Arial" w:hAnsi="Arial"/>
+                <w:rFonts w:ascii="Arial" w:hAnsi="Arial" w:cs="Arial"/>
                 <w:sz w:val="20"/>
                 <w:lang w:val="en-AU"/>
               </w:rPr>
@@ -3205,7 +2903,7 @@
             </w:r>
             <w:r>
               <w:rPr>
-                <w:rFonts w:cs="Arial" w:ascii="Arial" w:hAnsi="Arial"/>
+                <w:rFonts w:ascii="Arial" w:hAnsi="Arial" w:cs="Arial"/>
                 <w:sz w:val="20"/>
                 <w:lang w:val="id-ID"/>
               </w:rPr>
@@ -3213,7 +2911,7 @@
             </w:r>
             <w:r>
               <w:rPr>
-                <w:rFonts w:cs="Arial" w:ascii="Arial" w:hAnsi="Arial"/>
+                <w:rFonts w:ascii="Arial" w:hAnsi="Arial" w:cs="Arial"/>
                 <w:sz w:val="20"/>
                 <w:lang w:val="en-AU"/>
               </w:rPr>
@@ -3222,8 +2920,7 @@
           </w:p>
           <w:p>
             <w:pPr>
-              <w:pStyle w:val="Normal"/>
-              <w:spacing w:lineRule="auto" w:line="240" w:before="0" w:after="0"/>
+              <w:spacing w:after="0" w:line="240" w:lineRule="auto"/>
               <w:jc w:val="center"/>
               <w:rPr>
                 <w:rFonts w:ascii="Arial" w:hAnsi="Arial" w:cs="Arial"/>
@@ -3231,75 +2928,43 @@
                 <w:lang w:val="en-AU"/>
               </w:rPr>
             </w:pPr>
-            <w:r>
-              <w:rPr>
-                <w:rFonts w:cs="Arial" w:ascii="Arial" w:hAnsi="Arial"/>
-                <w:sz w:val="20"/>
-                <w:lang w:val="en-AU"/>
-              </w:rPr>
-            </w:r>
-          </w:p>
-          <w:p>
-            <w:pPr>
-              <w:pStyle w:val="Normal"/>
-              <w:spacing w:lineRule="auto" w:line="240" w:before="0" w:after="0"/>
-              <w:jc w:val="both"/>
-              <w:rPr>
-                <w:rFonts w:ascii="Arial" w:hAnsi="Arial" w:cs="Arial"/>
-                <w:sz w:val="20"/>
-                <w:lang w:val="en-AU"/>
-              </w:rPr>
-            </w:pPr>
-            <w:r>
-              <w:rPr>
-                <w:rFonts w:cs="Arial" w:ascii="Arial" w:hAnsi="Arial"/>
-                <w:sz w:val="20"/>
-                <w:lang w:val="en-AU"/>
-              </w:rPr>
-            </w:r>
-          </w:p>
-          <w:p>
-            <w:pPr>
-              <w:pStyle w:val="Normal"/>
-              <w:spacing w:lineRule="auto" w:line="240" w:before="0" w:after="0"/>
-              <w:jc w:val="both"/>
-              <w:rPr>
-                <w:rFonts w:ascii="Arial" w:hAnsi="Arial" w:cs="Arial"/>
-                <w:sz w:val="20"/>
-                <w:lang w:val="en-AU"/>
-              </w:rPr>
-            </w:pPr>
-            <w:r>
-              <w:rPr>
-                <w:rFonts w:cs="Arial" w:ascii="Arial" w:hAnsi="Arial"/>
-                <w:sz w:val="20"/>
-                <w:lang w:val="en-AU"/>
-              </w:rPr>
-            </w:r>
-          </w:p>
-          <w:p>
-            <w:pPr>
-              <w:pStyle w:val="Normal"/>
-              <w:spacing w:lineRule="auto" w:line="240" w:before="0" w:after="0"/>
-              <w:jc w:val="both"/>
-              <w:rPr>
-                <w:rFonts w:ascii="Arial" w:hAnsi="Arial" w:cs="Arial"/>
-                <w:sz w:val="20"/>
-                <w:lang w:val="en-AU"/>
-              </w:rPr>
-            </w:pPr>
-            <w:r>
-              <w:rPr>
-                <w:rFonts w:cs="Arial" w:ascii="Arial" w:hAnsi="Arial"/>
-                <w:sz w:val="20"/>
-                <w:lang w:val="en-AU"/>
-              </w:rPr>
-            </w:r>
-          </w:p>
-          <w:p>
-            <w:pPr>
-              <w:pStyle w:val="Normal"/>
-              <w:spacing w:lineRule="auto" w:line="240" w:before="0" w:after="0"/>
+          </w:p>
+          <w:p>
+            <w:pPr>
+              <w:spacing w:after="0" w:line="240" w:lineRule="auto"/>
+              <w:jc w:val="both"/>
+              <w:rPr>
+                <w:rFonts w:ascii="Arial" w:hAnsi="Arial" w:cs="Arial"/>
+                <w:sz w:val="20"/>
+                <w:lang w:val="en-AU"/>
+              </w:rPr>
+            </w:pPr>
+          </w:p>
+          <w:p>
+            <w:pPr>
+              <w:spacing w:after="0" w:line="240" w:lineRule="auto"/>
+              <w:jc w:val="both"/>
+              <w:rPr>
+                <w:rFonts w:ascii="Arial" w:hAnsi="Arial" w:cs="Arial"/>
+                <w:sz w:val="20"/>
+                <w:lang w:val="en-AU"/>
+              </w:rPr>
+            </w:pPr>
+          </w:p>
+          <w:p>
+            <w:pPr>
+              <w:spacing w:after="0" w:line="240" w:lineRule="auto"/>
+              <w:jc w:val="both"/>
+              <w:rPr>
+                <w:rFonts w:ascii="Arial" w:hAnsi="Arial" w:cs="Arial"/>
+                <w:sz w:val="20"/>
+                <w:lang w:val="en-AU"/>
+              </w:rPr>
+            </w:pPr>
+          </w:p>
+          <w:p>
+            <w:pPr>
+              <w:spacing w:after="0" w:line="240" w:lineRule="auto"/>
               <w:jc w:val="center"/>
               <w:rPr>
                 <w:rFonts w:ascii="Arial" w:hAnsi="Arial" w:cs="Arial"/>
@@ -3310,7 +2975,7 @@
             </w:pPr>
             <w:r>
               <w:rPr>
-                <w:rFonts w:cs="Arial" w:ascii="Arial" w:hAnsi="Arial"/>
+                <w:rFonts w:ascii="Arial" w:hAnsi="Arial" w:cs="Arial"/>
                 <w:sz w:val="20"/>
                 <w:u w:val="single"/>
                 <w:lang w:val="en-AU"/>
@@ -3320,39 +2985,29 @@
           </w:p>
           <w:p>
             <w:pPr>
-              <w:pStyle w:val="Normal"/>
-              <w:spacing w:lineRule="auto" w:line="240" w:before="0" w:after="0"/>
-              <w:rPr>
-                <w:rFonts w:ascii="Arial" w:hAnsi="Arial" w:cs="Arial"/>
-                <w:sz w:val="20"/>
-              </w:rPr>
-            </w:pPr>
-            <w:r>
-              <w:rPr>
-                <w:rFonts w:cs="Arial" w:ascii="Arial" w:hAnsi="Arial"/>
-                <w:sz w:val="20"/>
-              </w:rPr>
-            </w:r>
+              <w:spacing w:after="0" w:line="240" w:lineRule="auto"/>
+              <w:rPr>
+                <w:rFonts w:ascii="Arial" w:hAnsi="Arial" w:cs="Arial"/>
+                <w:sz w:val="20"/>
+              </w:rPr>
+            </w:pPr>
           </w:p>
         </w:tc>
       </w:tr>
       <w:tr>
-        <w:trPr/>
         <w:tc>
           <w:tcPr>
             <w:tcW w:w="11336" w:type="dxa"/>
             <w:gridSpan w:val="7"/>
             <w:tcBorders>
               <w:top w:val="single" w:sz="4" w:space="0" w:color="000000"/>
-              <w:start w:val="single" w:sz="4" w:space="0" w:color="000000"/>
-              <w:bottom w:val="single" w:sz="4" w:space="0" w:color="000000"/>
-              <w:end w:val="single" w:sz="4" w:space="0" w:color="000000"/>
-            </w:tcBorders>
-          </w:tcPr>
-          <w:p>
-            <w:pPr>
-              <w:pStyle w:val="Normal"/>
-              <w:spacing w:before="0" w:after="160"/>
+              <w:left w:val="single" w:sz="4" w:space="0" w:color="000000"/>
+              <w:bottom w:val="single" w:sz="4" w:space="0" w:color="000000"/>
+              <w:right w:val="single" w:sz="4" w:space="0" w:color="000000"/>
+            </w:tcBorders>
+          </w:tcPr>
+          <w:p>
+            <w:pPr>
               <w:jc w:val="center"/>
               <w:rPr>
                 <w:rFonts w:ascii="Arial" w:hAnsi="Arial" w:cs="Arial"/>
@@ -3364,7 +3019,7 @@
             </w:pPr>
             <w:r>
               <w:rPr>
-                <w:rFonts w:cs="Arial" w:ascii="Arial" w:hAnsi="Arial"/>
+                <w:rFonts w:ascii="Arial" w:hAnsi="Arial" w:cs="Arial"/>
                 <w:b/>
                 <w:bCs/>
                 <w:sz w:val="20"/>
@@ -3376,31 +3031,29 @@
         </w:tc>
       </w:tr>
       <w:tr>
-        <w:trPr/>
         <w:tc>
           <w:tcPr>
             <w:tcW w:w="2430" w:type="dxa"/>
             <w:gridSpan w:val="2"/>
             <w:tcBorders>
               <w:top w:val="single" w:sz="4" w:space="0" w:color="000000"/>
-              <w:start w:val="single" w:sz="4" w:space="0" w:color="000000"/>
-              <w:bottom w:val="single" w:sz="4" w:space="0" w:color="000000"/>
-            </w:tcBorders>
-          </w:tcPr>
-          <w:p>
-            <w:pPr>
-              <w:pStyle w:val="Normal"/>
-              <w:spacing w:lineRule="auto" w:line="240" w:before="0" w:after="0"/>
-              <w:jc w:val="both"/>
-              <w:rPr>
-                <w:rFonts w:ascii="Arial" w:hAnsi="Arial" w:cs="Arial"/>
-                <w:sz w:val="20"/>
-                <w:lang w:val="en-AU"/>
-              </w:rPr>
-            </w:pPr>
-            <w:r>
-              <w:rPr>
-                <w:rFonts w:cs="Arial" w:ascii="Arial" w:hAnsi="Arial"/>
+              <w:left w:val="single" w:sz="4" w:space="0" w:color="000000"/>
+              <w:bottom w:val="single" w:sz="4" w:space="0" w:color="000000"/>
+            </w:tcBorders>
+          </w:tcPr>
+          <w:p>
+            <w:pPr>
+              <w:spacing w:after="0" w:line="240" w:lineRule="auto"/>
+              <w:jc w:val="both"/>
+              <w:rPr>
+                <w:rFonts w:ascii="Arial" w:hAnsi="Arial" w:cs="Arial"/>
+                <w:sz w:val="20"/>
+                <w:lang w:val="en-AU"/>
+              </w:rPr>
+            </w:pPr>
+            <w:r>
+              <w:rPr>
+                <w:rFonts w:ascii="Arial" w:hAnsi="Arial" w:cs="Arial"/>
                 <w:sz w:val="20"/>
                 <w:lang w:val="en-AU"/>
               </w:rPr>
@@ -3415,23 +3068,22 @@
             <w:tcBorders>
               <w:top w:val="single" w:sz="4" w:space="0" w:color="000000"/>
               <w:bottom w:val="single" w:sz="4" w:space="0" w:color="000000"/>
-              <w:end w:val="single" w:sz="4" w:space="0" w:color="000000"/>
-            </w:tcBorders>
-          </w:tcPr>
-          <w:p>
-            <w:pPr>
-              <w:pStyle w:val="Normal"/>
-              <w:spacing w:lineRule="auto" w:line="240" w:before="0" w:after="0"/>
-              <w:jc w:val="both"/>
-              <w:rPr>
-                <w:rFonts w:ascii="Arial" w:hAnsi="Arial" w:cs="Arial"/>
-                <w:sz w:val="20"/>
-                <w:lang w:val="en-AU"/>
-              </w:rPr>
-            </w:pPr>
-            <w:r>
-              <w:rPr>
-                <w:rFonts w:cs="Arial" w:ascii="Arial" w:hAnsi="Arial"/>
+              <w:right w:val="single" w:sz="4" w:space="0" w:color="000000"/>
+            </w:tcBorders>
+          </w:tcPr>
+          <w:p>
+            <w:pPr>
+              <w:spacing w:after="0" w:line="240" w:lineRule="auto"/>
+              <w:jc w:val="both"/>
+              <w:rPr>
+                <w:rFonts w:ascii="Arial" w:hAnsi="Arial" w:cs="Arial"/>
+                <w:sz w:val="20"/>
+                <w:lang w:val="en-AU"/>
+              </w:rPr>
+            </w:pPr>
+            <w:r>
+              <w:rPr>
+                <w:rFonts w:ascii="Arial" w:hAnsi="Arial" w:cs="Arial"/>
                 <w:sz w:val="20"/>
                 <w:lang w:val="en-AU"/>
               </w:rPr>
@@ -3446,15 +3098,14 @@
             <w:vMerge w:val="restart"/>
             <w:tcBorders>
               <w:top w:val="single" w:sz="4" w:space="0" w:color="000000"/>
-              <w:start w:val="single" w:sz="4" w:space="0" w:color="000000"/>
-              <w:bottom w:val="single" w:sz="4" w:space="0" w:color="000000"/>
-              <w:end w:val="single" w:sz="4" w:space="0" w:color="000000"/>
-            </w:tcBorders>
-          </w:tcPr>
-          <w:p>
-            <w:pPr>
-              <w:pStyle w:val="Normal"/>
-              <w:spacing w:lineRule="auto" w:line="240" w:before="0" w:after="0"/>
+              <w:left w:val="single" w:sz="4" w:space="0" w:color="000000"/>
+              <w:bottom w:val="single" w:sz="4" w:space="0" w:color="000000"/>
+              <w:right w:val="single" w:sz="4" w:space="0" w:color="000000"/>
+            </w:tcBorders>
+          </w:tcPr>
+          <w:p>
+            <w:pPr>
+              <w:spacing w:after="0" w:line="240" w:lineRule="auto"/>
               <w:jc w:val="center"/>
               <w:rPr>
                 <w:rFonts w:ascii="Arial" w:hAnsi="Arial" w:cs="Arial"/>
@@ -3464,7 +3115,7 @@
             </w:pPr>
             <w:r>
               <w:rPr>
-                <w:rFonts w:cs="Arial" w:ascii="Arial" w:hAnsi="Arial"/>
+                <w:rFonts w:ascii="Arial" w:hAnsi="Arial" w:cs="Arial"/>
                 <w:sz w:val="20"/>
                 <w:lang w:val="en-AU"/>
               </w:rPr>
@@ -3473,8 +3124,7 @@
           </w:p>
           <w:p>
             <w:pPr>
-              <w:pStyle w:val="Normal"/>
-              <w:spacing w:lineRule="auto" w:line="240" w:before="0" w:after="0"/>
+              <w:spacing w:after="0" w:line="240" w:lineRule="auto"/>
               <w:jc w:val="center"/>
               <w:rPr>
                 <w:rFonts w:ascii="Arial" w:hAnsi="Arial" w:cs="Arial"/>
@@ -3482,18 +3132,10 @@
                 <w:lang w:val="en-AU"/>
               </w:rPr>
             </w:pPr>
-            <w:r>
-              <w:rPr>
-                <w:rFonts w:cs="Arial" w:ascii="Arial" w:hAnsi="Arial"/>
-                <w:sz w:val="20"/>
-                <w:lang w:val="en-AU"/>
-              </w:rPr>
-            </w:r>
-          </w:p>
-          <w:p>
-            <w:pPr>
-              <w:pStyle w:val="Normal"/>
-              <w:spacing w:lineRule="auto" w:line="240" w:before="0" w:after="0"/>
+          </w:p>
+          <w:p>
+            <w:pPr>
+              <w:spacing w:after="0" w:line="240" w:lineRule="auto"/>
               <w:jc w:val="center"/>
               <w:rPr>
                 <w:rFonts w:ascii="Arial" w:hAnsi="Arial" w:cs="Arial"/>
@@ -3501,18 +3143,10 @@
                 <w:lang w:val="en-AU"/>
               </w:rPr>
             </w:pPr>
-            <w:r>
-              <w:rPr>
-                <w:rFonts w:cs="Arial" w:ascii="Arial" w:hAnsi="Arial"/>
-                <w:sz w:val="20"/>
-                <w:lang w:val="en-AU"/>
-              </w:rPr>
-            </w:r>
-          </w:p>
-          <w:p>
-            <w:pPr>
-              <w:pStyle w:val="Normal"/>
-              <w:spacing w:lineRule="auto" w:line="240" w:before="0" w:after="0"/>
+          </w:p>
+          <w:p>
+            <w:pPr>
+              <w:spacing w:after="0" w:line="240" w:lineRule="auto"/>
               <w:jc w:val="center"/>
               <w:rPr>
                 <w:rFonts w:ascii="Arial" w:hAnsi="Arial" w:cs="Arial"/>
@@ -3520,18 +3154,10 @@
                 <w:lang w:val="en-AU"/>
               </w:rPr>
             </w:pPr>
-            <w:r>
-              <w:rPr>
-                <w:rFonts w:cs="Arial" w:ascii="Arial" w:hAnsi="Arial"/>
-                <w:sz w:val="20"/>
-                <w:lang w:val="en-AU"/>
-              </w:rPr>
-            </w:r>
-          </w:p>
-          <w:p>
-            <w:pPr>
-              <w:pStyle w:val="Normal"/>
-              <w:spacing w:lineRule="auto" w:line="240" w:before="0" w:after="0"/>
+          </w:p>
+          <w:p>
+            <w:pPr>
+              <w:spacing w:after="0" w:line="240" w:lineRule="auto"/>
               <w:jc w:val="center"/>
               <w:rPr>
                 <w:rFonts w:ascii="Arial" w:hAnsi="Arial" w:cs="Arial"/>
@@ -3539,18 +3165,10 @@
                 <w:lang w:val="en-AU"/>
               </w:rPr>
             </w:pPr>
-            <w:r>
-              <w:rPr>
-                <w:rFonts w:cs="Arial" w:ascii="Arial" w:hAnsi="Arial"/>
-                <w:sz w:val="20"/>
-                <w:lang w:val="en-AU"/>
-              </w:rPr>
-            </w:r>
-          </w:p>
-          <w:p>
-            <w:pPr>
-              <w:pStyle w:val="Normal"/>
-              <w:spacing w:lineRule="auto" w:line="240" w:before="0" w:after="0"/>
+          </w:p>
+          <w:p>
+            <w:pPr>
+              <w:spacing w:after="0" w:line="240" w:lineRule="auto"/>
               <w:jc w:val="center"/>
               <w:rPr>
                 <w:rFonts w:ascii="Arial" w:hAnsi="Arial" w:cs="Arial"/>
@@ -3561,7 +3179,7 @@
             </w:pPr>
             <w:r>
               <w:rPr>
-                <w:rFonts w:cs="Arial" w:ascii="Arial" w:hAnsi="Arial"/>
+                <w:rFonts w:ascii="Arial" w:hAnsi="Arial" w:cs="Arial"/>
                 <w:sz w:val="20"/>
                 <w:u w:val="single"/>
                 <w:lang w:val="en-AU"/>
@@ -3571,18 +3189,17 @@
           </w:p>
           <w:p>
             <w:pPr>
-              <w:pStyle w:val="Normal"/>
-              <w:spacing w:lineRule="auto" w:line="240" w:before="0" w:after="0"/>
-              <w:jc w:val="both"/>
-              <w:rPr>
-                <w:rFonts w:ascii="Arial" w:hAnsi="Arial" w:cs="Arial"/>
-                <w:sz w:val="20"/>
-                <w:lang w:val="en-AU"/>
-              </w:rPr>
-            </w:pPr>
-            <w:r>
-              <w:rPr>
-                <w:rFonts w:cs="Arial" w:ascii="Arial" w:hAnsi="Arial"/>
+              <w:spacing w:after="0" w:line="240" w:lineRule="auto"/>
+              <w:jc w:val="both"/>
+              <w:rPr>
+                <w:rFonts w:ascii="Arial" w:hAnsi="Arial" w:cs="Arial"/>
+                <w:sz w:val="20"/>
+                <w:lang w:val="en-AU"/>
+              </w:rPr>
+            </w:pPr>
+            <w:r>
+              <w:rPr>
+                <w:rFonts w:ascii="Arial" w:hAnsi="Arial" w:cs="Arial"/>
                 <w:sz w:val="20"/>
                 <w:lang w:val="en-AU"/>
               </w:rPr>
@@ -3592,34 +3209,33 @@
         </w:tc>
       </w:tr>
       <w:tr>
-        <w:trPr/>
         <w:tc>
           <w:tcPr>
             <w:tcW w:w="2430" w:type="dxa"/>
             <w:gridSpan w:val="2"/>
             <w:tcBorders>
               <w:top w:val="single" w:sz="4" w:space="0" w:color="000000"/>
-              <w:start w:val="single" w:sz="4" w:space="0" w:color="000000"/>
-              <w:bottom w:val="single" w:sz="4" w:space="0" w:color="000000"/>
-            </w:tcBorders>
-          </w:tcPr>
-          <w:p>
-            <w:pPr>
-              <w:pStyle w:val="Normal"/>
-              <w:spacing w:lineRule="auto" w:line="240" w:before="0" w:after="0"/>
-              <w:jc w:val="both"/>
-              <w:rPr>
-                <w:rFonts w:ascii="Arial" w:hAnsi="Arial" w:cs="Arial"/>
-                <w:sz w:val="20"/>
-                <w:lang w:val="en-AU"/>
-              </w:rPr>
-            </w:pPr>
-            <w:r>
-              <w:rPr>
-                <w:rFonts w:cs="Arial" w:ascii="Arial" w:hAnsi="Arial"/>
-                <w:sz w:val="20"/>
-                <w:lang w:val="en-AU"/>
-              </w:rPr>
+              <w:left w:val="single" w:sz="4" w:space="0" w:color="000000"/>
+              <w:bottom w:val="single" w:sz="4" w:space="0" w:color="000000"/>
+            </w:tcBorders>
+          </w:tcPr>
+          <w:p>
+            <w:pPr>
+              <w:spacing w:after="0" w:line="240" w:lineRule="auto"/>
+              <w:jc w:val="both"/>
+              <w:rPr>
+                <w:rFonts w:ascii="Arial" w:hAnsi="Arial" w:cs="Arial"/>
+                <w:sz w:val="20"/>
+                <w:lang w:val="en-AU"/>
+              </w:rPr>
+            </w:pPr>
+            <w:r>
+              <w:rPr>
+                <w:rFonts w:ascii="Arial" w:hAnsi="Arial" w:cs="Arial"/>
+                <w:sz w:val="20"/>
+                <w:lang w:val="en-AU"/>
+              </w:rPr>
+              <w:lastRenderedPageBreak/>
               <w:t xml:space="preserve">Diproses tanggal  </w:t>
             </w:r>
           </w:p>
@@ -3631,23 +3247,22 @@
             <w:tcBorders>
               <w:top w:val="single" w:sz="4" w:space="0" w:color="000000"/>
               <w:bottom w:val="single" w:sz="4" w:space="0" w:color="000000"/>
-              <w:end w:val="single" w:sz="4" w:space="0" w:color="000000"/>
-            </w:tcBorders>
-          </w:tcPr>
-          <w:p>
-            <w:pPr>
-              <w:pStyle w:val="Normal"/>
-              <w:spacing w:lineRule="auto" w:line="240" w:before="0" w:after="0"/>
-              <w:jc w:val="both"/>
-              <w:rPr>
-                <w:rFonts w:ascii="Arial" w:hAnsi="Arial" w:cs="Arial"/>
-                <w:sz w:val="20"/>
-                <w:lang w:val="en-AU"/>
-              </w:rPr>
-            </w:pPr>
-            <w:r>
-              <w:rPr>
-                <w:rFonts w:cs="Arial" w:ascii="Arial" w:hAnsi="Arial"/>
+              <w:right w:val="single" w:sz="4" w:space="0" w:color="000000"/>
+            </w:tcBorders>
+          </w:tcPr>
+          <w:p>
+            <w:pPr>
+              <w:spacing w:after="0" w:line="240" w:lineRule="auto"/>
+              <w:jc w:val="both"/>
+              <w:rPr>
+                <w:rFonts w:ascii="Arial" w:hAnsi="Arial" w:cs="Arial"/>
+                <w:sz w:val="20"/>
+                <w:lang w:val="en-AU"/>
+              </w:rPr>
+            </w:pPr>
+            <w:r>
+              <w:rPr>
+                <w:rFonts w:ascii="Arial" w:hAnsi="Arial" w:cs="Arial"/>
                 <w:sz w:val="20"/>
                 <w:lang w:val="en-AU"/>
               </w:rPr>
@@ -3659,727 +3274,782 @@
           <w:tcPr>
             <w:tcW w:w="8187" w:type="dxa"/>
             <w:gridSpan w:val="3"/>
-            <w:vMerge w:val="continue"/>
+            <w:vMerge/>
             <w:tcBorders>
               <w:top w:val="single" w:sz="4" w:space="0" w:color="000000"/>
-              <w:start w:val="single" w:sz="4" w:space="0" w:color="000000"/>
-              <w:bottom w:val="single" w:sz="4" w:space="0" w:color="000000"/>
-              <w:end w:val="single" w:sz="4" w:space="0" w:color="000000"/>
-            </w:tcBorders>
-          </w:tcPr>
-          <w:p>
-            <w:pPr>
-              <w:pStyle w:val="Normal"/>
-              <w:spacing w:lineRule="auto" w:line="240" w:before="0" w:after="0"/>
-              <w:jc w:val="both"/>
-              <w:rPr>
-                <w:rFonts w:ascii="Arial" w:hAnsi="Arial" w:cs="Arial"/>
-                <w:sz w:val="20"/>
-              </w:rPr>
-            </w:pPr>
-            <w:r>
-              <w:rPr>
-                <w:rFonts w:cs="Arial" w:ascii="Arial" w:hAnsi="Arial"/>
-                <w:sz w:val="20"/>
-              </w:rPr>
-            </w:r>
+              <w:left w:val="single" w:sz="4" w:space="0" w:color="000000"/>
+              <w:bottom w:val="single" w:sz="4" w:space="0" w:color="000000"/>
+              <w:right w:val="single" w:sz="4" w:space="0" w:color="000000"/>
+            </w:tcBorders>
+          </w:tcPr>
+          <w:p>
+            <w:pPr>
+              <w:spacing w:after="0" w:line="240" w:lineRule="auto"/>
+              <w:jc w:val="both"/>
+              <w:rPr>
+                <w:rFonts w:ascii="Arial" w:hAnsi="Arial" w:cs="Arial"/>
+                <w:sz w:val="20"/>
+              </w:rPr>
+            </w:pPr>
           </w:p>
         </w:tc>
       </w:tr>
     </w:tbl>
     <w:p>
       <w:pPr>
-        <w:pStyle w:val="Normal"/>
-        <w:tabs>
-          <w:tab w:val="clear" w:pos="720"/>
-          <w:tab w:val="left" w:pos="2265" w:leader="none"/>
+        <w:tabs>
+          <w:tab w:val="left" w:pos="2265"/>
         </w:tabs>
         <w:rPr>
           <w:rFonts w:ascii="Arial" w:hAnsi="Arial" w:cs="Arial"/>
           <w:sz w:val="20"/>
         </w:rPr>
       </w:pPr>
-      <w:r>
-        <w:rPr>
-          <w:rFonts w:cs="Arial" w:ascii="Arial" w:hAnsi="Arial"/>
-          <w:sz w:val="20"/>
-        </w:rPr>
-      </w:r>
     </w:p>
     <w:p>
       <w:pPr>
-        <w:pStyle w:val="Normal"/>
-        <w:tabs>
-          <w:tab w:val="clear" w:pos="720"/>
-          <w:tab w:val="left" w:pos="2265" w:leader="none"/>
+        <w:tabs>
+          <w:tab w:val="left" w:pos="2265"/>
         </w:tabs>
         <w:rPr>
           <w:rFonts w:ascii="Arial" w:hAnsi="Arial" w:cs="Arial"/>
           <w:sz w:val="20"/>
         </w:rPr>
       </w:pPr>
-      <w:r>
-        <w:rPr>
-          <w:rFonts w:cs="Arial" w:ascii="Arial" w:hAnsi="Arial"/>
-          <w:sz w:val="20"/>
-        </w:rPr>
-      </w:r>
     </w:p>
     <w:p>
       <w:pPr>
-        <w:pStyle w:val="Normal"/>
-        <w:tabs>
-          <w:tab w:val="clear" w:pos="720"/>
-          <w:tab w:val="left" w:pos="2265" w:leader="none"/>
+        <w:tabs>
+          <w:tab w:val="left" w:pos="2265"/>
         </w:tabs>
         <w:rPr>
           <w:rFonts w:ascii="Arial" w:hAnsi="Arial" w:cs="Arial"/>
           <w:sz w:val="20"/>
         </w:rPr>
       </w:pPr>
-      <w:r>
-        <w:rPr>
-          <w:rFonts w:cs="Arial" w:ascii="Arial" w:hAnsi="Arial"/>
-          <w:sz w:val="20"/>
-        </w:rPr>
-      </w:r>
     </w:p>
     <w:p>
       <w:pPr>
-        <w:pStyle w:val="Normal"/>
-        <w:tabs>
-          <w:tab w:val="clear" w:pos="720"/>
-          <w:tab w:val="left" w:pos="2265" w:leader="none"/>
+        <w:tabs>
+          <w:tab w:val="left" w:pos="2265"/>
         </w:tabs>
         <w:rPr>
           <w:rFonts w:ascii="Arial" w:hAnsi="Arial" w:cs="Arial"/>
           <w:sz w:val="20"/>
         </w:rPr>
       </w:pPr>
-      <w:r>
-        <w:rPr>
-          <w:rFonts w:cs="Arial" w:ascii="Arial" w:hAnsi="Arial"/>
-          <w:sz w:val="20"/>
-        </w:rPr>
-      </w:r>
     </w:p>
     <w:p>
       <w:pPr>
-        <w:pStyle w:val="Normal"/>
-        <w:tabs>
-          <w:tab w:val="clear" w:pos="720"/>
-          <w:tab w:val="left" w:pos="2265" w:leader="none"/>
+        <w:tabs>
+          <w:tab w:val="left" w:pos="2265"/>
         </w:tabs>
         <w:rPr>
           <w:rFonts w:ascii="Arial" w:hAnsi="Arial" w:cs="Arial"/>
           <w:sz w:val="20"/>
         </w:rPr>
       </w:pPr>
-      <w:r>
-        <w:rPr>
-          <w:rFonts w:cs="Arial" w:ascii="Arial" w:hAnsi="Arial"/>
-          <w:sz w:val="20"/>
-        </w:rPr>
-      </w:r>
     </w:p>
     <w:p>
       <w:pPr>
-        <w:pStyle w:val="Normal"/>
-        <w:tabs>
-          <w:tab w:val="clear" w:pos="720"/>
-          <w:tab w:val="left" w:pos="2265" w:leader="none"/>
+        <w:tabs>
+          <w:tab w:val="left" w:pos="2265"/>
         </w:tabs>
         <w:rPr>
           <w:rFonts w:ascii="Arial" w:hAnsi="Arial" w:cs="Arial"/>
           <w:sz w:val="20"/>
         </w:rPr>
       </w:pPr>
-      <w:r>
-        <w:rPr>
-          <w:rFonts w:cs="Arial" w:ascii="Arial" w:hAnsi="Arial"/>
-          <w:sz w:val="20"/>
-        </w:rPr>
-      </w:r>
     </w:p>
     <w:p>
       <w:pPr>
-        <w:pStyle w:val="Normal"/>
-        <w:tabs>
-          <w:tab w:val="clear" w:pos="720"/>
-          <w:tab w:val="left" w:pos="2265" w:leader="none"/>
+        <w:tabs>
+          <w:tab w:val="left" w:pos="2265"/>
         </w:tabs>
         <w:rPr>
           <w:rFonts w:ascii="Arial" w:hAnsi="Arial" w:cs="Arial"/>
           <w:sz w:val="20"/>
         </w:rPr>
       </w:pPr>
-      <w:r>
-        <w:rPr>
-          <w:rFonts w:cs="Arial" w:ascii="Arial" w:hAnsi="Arial"/>
-          <w:sz w:val="20"/>
-        </w:rPr>
-      </w:r>
     </w:p>
     <w:p>
       <w:pPr>
-        <w:pStyle w:val="Normal"/>
-        <w:tabs>
-          <w:tab w:val="clear" w:pos="720"/>
-          <w:tab w:val="left" w:pos="2265" w:leader="none"/>
+        <w:tabs>
+          <w:tab w:val="left" w:pos="2265"/>
         </w:tabs>
         <w:rPr>
           <w:rFonts w:ascii="Arial" w:hAnsi="Arial" w:cs="Arial"/>
           <w:sz w:val="20"/>
         </w:rPr>
       </w:pPr>
-      <w:r>
-        <w:rPr>
-          <w:rFonts w:cs="Arial" w:ascii="Arial" w:hAnsi="Arial"/>
-          <w:sz w:val="20"/>
-        </w:rPr>
-      </w:r>
     </w:p>
     <w:p>
       <w:pPr>
-        <w:pStyle w:val="Normal"/>
-        <w:tabs>
-          <w:tab w:val="clear" w:pos="720"/>
-          <w:tab w:val="left" w:pos="2265" w:leader="none"/>
+        <w:tabs>
+          <w:tab w:val="left" w:pos="2265"/>
         </w:tabs>
         <w:rPr>
           <w:rFonts w:ascii="Arial" w:hAnsi="Arial" w:cs="Arial"/>
           <w:sz w:val="20"/>
         </w:rPr>
       </w:pPr>
-      <w:r>
-        <w:rPr>
-          <w:rFonts w:cs="Arial" w:ascii="Arial" w:hAnsi="Arial"/>
-          <w:sz w:val="20"/>
-        </w:rPr>
-      </w:r>
     </w:p>
     <w:p>
       <w:pPr>
-        <w:pStyle w:val="Normal"/>
-        <w:tabs>
-          <w:tab w:val="clear" w:pos="720"/>
-          <w:tab w:val="left" w:pos="2265" w:leader="none"/>
+        <w:tabs>
+          <w:tab w:val="left" w:pos="2265"/>
         </w:tabs>
         <w:rPr>
           <w:rFonts w:ascii="Arial" w:hAnsi="Arial" w:cs="Arial"/>
           <w:sz w:val="20"/>
         </w:rPr>
       </w:pPr>
-      <w:r>
-        <w:rPr>
-          <w:rFonts w:cs="Arial" w:ascii="Arial" w:hAnsi="Arial"/>
-          <w:sz w:val="20"/>
-        </w:rPr>
-      </w:r>
     </w:p>
     <w:p>
       <w:pPr>
-        <w:pStyle w:val="Normal"/>
-        <w:tabs>
-          <w:tab w:val="clear" w:pos="720"/>
-          <w:tab w:val="left" w:pos="2265" w:leader="none"/>
+        <w:tabs>
+          <w:tab w:val="left" w:pos="2265"/>
         </w:tabs>
         <w:rPr>
           <w:rFonts w:ascii="Arial" w:hAnsi="Arial" w:cs="Arial"/>
           <w:sz w:val="20"/>
         </w:rPr>
       </w:pPr>
-      <w:r>
-        <w:rPr>
-          <w:rFonts w:cs="Arial" w:ascii="Arial" w:hAnsi="Arial"/>
-          <w:sz w:val="20"/>
-        </w:rPr>
-      </w:r>
     </w:p>
     <w:p>
       <w:pPr>
-        <w:pStyle w:val="Normal"/>
-        <w:tabs>
-          <w:tab w:val="clear" w:pos="720"/>
-          <w:tab w:val="left" w:pos="2265" w:leader="none"/>
+        <w:tabs>
+          <w:tab w:val="left" w:pos="2265"/>
         </w:tabs>
         <w:rPr>
           <w:rFonts w:ascii="Arial" w:hAnsi="Arial" w:cs="Arial"/>
           <w:sz w:val="20"/>
         </w:rPr>
       </w:pPr>
-      <w:r>
-        <w:rPr>
-          <w:rFonts w:cs="Arial" w:ascii="Arial" w:hAnsi="Arial"/>
-          <w:sz w:val="20"/>
-        </w:rPr>
-      </w:r>
     </w:p>
     <w:p>
       <w:pPr>
-        <w:pStyle w:val="Normal"/>
-        <w:tabs>
-          <w:tab w:val="clear" w:pos="720"/>
-          <w:tab w:val="left" w:pos="2265" w:leader="none"/>
+        <w:tabs>
+          <w:tab w:val="left" w:pos="2265"/>
         </w:tabs>
         <w:rPr>
           <w:rFonts w:ascii="Arial" w:hAnsi="Arial" w:cs="Arial"/>
           <w:sz w:val="20"/>
         </w:rPr>
       </w:pPr>
-      <w:r>
-        <w:rPr>
-          <w:rFonts w:cs="Arial" w:ascii="Arial" w:hAnsi="Arial"/>
-          <w:sz w:val="20"/>
-        </w:rPr>
-      </w:r>
     </w:p>
     <w:p>
       <w:pPr>
-        <w:pStyle w:val="Normal"/>
-        <w:tabs>
-          <w:tab w:val="clear" w:pos="720"/>
-          <w:tab w:val="left" w:pos="2265" w:leader="none"/>
+        <w:tabs>
+          <w:tab w:val="left" w:pos="2265"/>
         </w:tabs>
         <w:rPr>
           <w:rFonts w:ascii="Arial" w:hAnsi="Arial" w:cs="Arial"/>
           <w:sz w:val="20"/>
         </w:rPr>
       </w:pPr>
-      <w:r>
-        <w:rPr>
-          <w:rFonts w:cs="Arial" w:ascii="Arial" w:hAnsi="Arial"/>
-          <w:sz w:val="20"/>
-        </w:rPr>
-      </w:r>
     </w:p>
     <w:p>
       <w:pPr>
-        <w:pStyle w:val="Normal"/>
-        <w:tabs>
-          <w:tab w:val="clear" w:pos="720"/>
-          <w:tab w:val="left" w:pos="2265" w:leader="none"/>
+        <w:tabs>
+          <w:tab w:val="left" w:pos="2265"/>
         </w:tabs>
         <w:rPr>
           <w:rFonts w:ascii="Arial" w:hAnsi="Arial" w:cs="Arial"/>
           <w:sz w:val="20"/>
         </w:rPr>
       </w:pPr>
-      <w:r>
-        <w:rPr>
-          <w:rFonts w:cs="Arial" w:ascii="Arial" w:hAnsi="Arial"/>
-          <w:sz w:val="20"/>
-        </w:rPr>
-      </w:r>
     </w:p>
     <w:p>
       <w:pPr>
-        <w:pStyle w:val="Normal"/>
-        <w:tabs>
-          <w:tab w:val="clear" w:pos="720"/>
-          <w:tab w:val="left" w:pos="2265" w:leader="none"/>
+        <w:tabs>
+          <w:tab w:val="left" w:pos="2265"/>
         </w:tabs>
         <w:rPr>
           <w:rFonts w:ascii="Arial" w:hAnsi="Arial" w:cs="Arial"/>
           <w:sz w:val="20"/>
         </w:rPr>
       </w:pPr>
-      <w:r>
-        <w:rPr>
-          <w:rFonts w:cs="Arial" w:ascii="Arial" w:hAnsi="Arial"/>
-          <w:sz w:val="20"/>
-        </w:rPr>
-      </w:r>
     </w:p>
     <w:p>
       <w:pPr>
-        <w:pStyle w:val="Normal"/>
-        <w:tabs>
-          <w:tab w:val="clear" w:pos="720"/>
-          <w:tab w:val="left" w:pos="2265" w:leader="none"/>
+        <w:tabs>
+          <w:tab w:val="left" w:pos="2265"/>
         </w:tabs>
         <w:rPr>
           <w:rFonts w:ascii="Arial" w:hAnsi="Arial" w:cs="Arial"/>
           <w:sz w:val="20"/>
         </w:rPr>
       </w:pPr>
-      <w:r>
-        <w:rPr>
-          <w:rFonts w:cs="Arial" w:ascii="Arial" w:hAnsi="Arial"/>
-          <w:sz w:val="20"/>
-        </w:rPr>
-      </w:r>
     </w:p>
     <w:p>
       <w:pPr>
-        <w:pStyle w:val="Normal"/>
-        <w:tabs>
-          <w:tab w:val="clear" w:pos="720"/>
-          <w:tab w:val="left" w:pos="2265" w:leader="none"/>
+        <w:tabs>
+          <w:tab w:val="left" w:pos="2265"/>
         </w:tabs>
         <w:rPr>
           <w:rFonts w:ascii="Arial" w:hAnsi="Arial" w:cs="Arial"/>
           <w:sz w:val="20"/>
         </w:rPr>
       </w:pPr>
-      <w:r>
-        <w:rPr>
-          <w:rFonts w:cs="Arial" w:ascii="Arial" w:hAnsi="Arial"/>
-          <w:sz w:val="20"/>
-        </w:rPr>
-      </w:r>
     </w:p>
     <w:p>
       <w:pPr>
-        <w:pStyle w:val="Normal"/>
-        <w:tabs>
-          <w:tab w:val="clear" w:pos="720"/>
-          <w:tab w:val="left" w:pos="2265" w:leader="none"/>
+        <w:tabs>
+          <w:tab w:val="left" w:pos="2265"/>
         </w:tabs>
         <w:rPr>
           <w:rFonts w:ascii="Arial" w:hAnsi="Arial" w:cs="Arial"/>
           <w:sz w:val="20"/>
         </w:rPr>
       </w:pPr>
-      <w:r>
-        <w:rPr>
-          <w:rFonts w:cs="Arial" w:ascii="Arial" w:hAnsi="Arial"/>
-          <w:sz w:val="20"/>
-        </w:rPr>
-      </w:r>
     </w:p>
     <w:p>
       <w:pPr>
-        <w:pStyle w:val="Normal"/>
-        <w:tabs>
-          <w:tab w:val="clear" w:pos="720"/>
-          <w:tab w:val="left" w:pos="2265" w:leader="none"/>
+        <w:tabs>
+          <w:tab w:val="left" w:pos="2265"/>
         </w:tabs>
         <w:rPr>
           <w:rFonts w:ascii="Arial" w:hAnsi="Arial" w:cs="Arial"/>
           <w:sz w:val="20"/>
         </w:rPr>
       </w:pPr>
-      <w:r>
-        <w:rPr>
-          <w:rFonts w:cs="Arial" w:ascii="Arial" w:hAnsi="Arial"/>
-          <w:sz w:val="20"/>
-        </w:rPr>
-      </w:r>
     </w:p>
     <w:p>
       <w:pPr>
-        <w:pStyle w:val="Normal"/>
-        <w:tabs>
-          <w:tab w:val="clear" w:pos="720"/>
-          <w:tab w:val="left" w:pos="2265" w:leader="none"/>
+        <w:tabs>
+          <w:tab w:val="left" w:pos="2265"/>
         </w:tabs>
         <w:rPr>
           <w:rFonts w:ascii="Arial" w:hAnsi="Arial" w:cs="Arial"/>
           <w:sz w:val="20"/>
         </w:rPr>
       </w:pPr>
-      <w:r>
-        <w:rPr>
-          <w:rFonts w:cs="Arial" w:ascii="Arial" w:hAnsi="Arial"/>
-          <w:sz w:val="20"/>
-        </w:rPr>
-      </w:r>
     </w:p>
     <w:p>
       <w:pPr>
-        <w:pStyle w:val="Normal"/>
-        <w:tabs>
-          <w:tab w:val="clear" w:pos="720"/>
-          <w:tab w:val="left" w:pos="2265" w:leader="none"/>
+        <w:tabs>
+          <w:tab w:val="left" w:pos="2265"/>
         </w:tabs>
         <w:rPr>
           <w:rFonts w:ascii="Arial" w:hAnsi="Arial" w:cs="Arial"/>
           <w:sz w:val="20"/>
         </w:rPr>
       </w:pPr>
-      <w:r>
-        <w:rPr>
-          <w:rFonts w:cs="Arial" w:ascii="Arial" w:hAnsi="Arial"/>
-          <w:sz w:val="20"/>
-        </w:rPr>
-      </w:r>
     </w:p>
     <w:p>
       <w:pPr>
-        <w:pStyle w:val="Normal"/>
-        <w:tabs>
-          <w:tab w:val="clear" w:pos="720"/>
-          <w:tab w:val="left" w:pos="2265" w:leader="none"/>
+        <w:tabs>
+          <w:tab w:val="left" w:pos="2265"/>
         </w:tabs>
         <w:rPr>
           <w:rFonts w:ascii="Arial" w:hAnsi="Arial" w:cs="Arial"/>
           <w:sz w:val="20"/>
         </w:rPr>
       </w:pPr>
-      <w:r>
-        <w:rPr>
-          <w:rFonts w:cs="Arial" w:ascii="Arial" w:hAnsi="Arial"/>
-          <w:sz w:val="20"/>
-        </w:rPr>
-      </w:r>
     </w:p>
     <w:p>
       <w:pPr>
-        <w:pStyle w:val="Normal"/>
-        <w:tabs>
-          <w:tab w:val="clear" w:pos="720"/>
-          <w:tab w:val="left" w:pos="2265" w:leader="none"/>
+        <w:tabs>
+          <w:tab w:val="left" w:pos="2265"/>
         </w:tabs>
         <w:rPr>
           <w:rFonts w:ascii="Arial" w:hAnsi="Arial" w:cs="Arial"/>
           <w:sz w:val="20"/>
         </w:rPr>
       </w:pPr>
-      <w:r>
-        <w:rPr>
-          <w:rFonts w:cs="Arial" w:ascii="Arial" w:hAnsi="Arial"/>
-          <w:sz w:val="20"/>
-        </w:rPr>
-      </w:r>
     </w:p>
     <w:p>
       <w:pPr>
-        <w:pStyle w:val="Normal"/>
-        <w:tabs>
-          <w:tab w:val="clear" w:pos="720"/>
-          <w:tab w:val="left" w:pos="2265" w:leader="none"/>
+        <w:tabs>
+          <w:tab w:val="left" w:pos="2265"/>
         </w:tabs>
         <w:rPr>
           <w:rFonts w:ascii="Arial" w:hAnsi="Arial" w:cs="Arial"/>
           <w:sz w:val="20"/>
         </w:rPr>
       </w:pPr>
-      <w:r>
-        <w:rPr>
-          <w:rFonts w:cs="Arial" w:ascii="Arial" w:hAnsi="Arial"/>
-          <w:sz w:val="20"/>
-        </w:rPr>
-      </w:r>
     </w:p>
     <w:p>
       <w:pPr>
-        <w:pStyle w:val="Normal"/>
-        <w:tabs>
-          <w:tab w:val="clear" w:pos="720"/>
-          <w:tab w:val="left" w:pos="2265" w:leader="none"/>
+        <w:tabs>
+          <w:tab w:val="left" w:pos="2265"/>
         </w:tabs>
         <w:rPr>
           <w:rFonts w:ascii="Arial" w:hAnsi="Arial" w:cs="Arial"/>
           <w:sz w:val="20"/>
         </w:rPr>
       </w:pPr>
-      <w:r>
-        <w:rPr>
-          <w:rFonts w:cs="Arial" w:ascii="Arial" w:hAnsi="Arial"/>
-          <w:sz w:val="20"/>
-        </w:rPr>
-      </w:r>
     </w:p>
     <w:p>
       <w:pPr>
-        <w:pStyle w:val="Normal"/>
-        <w:tabs>
-          <w:tab w:val="clear" w:pos="720"/>
-          <w:tab w:val="left" w:pos="2265" w:leader="none"/>
+        <w:tabs>
+          <w:tab w:val="left" w:pos="2265"/>
         </w:tabs>
         <w:rPr>
           <w:rFonts w:ascii="Arial" w:hAnsi="Arial" w:cs="Arial"/>
           <w:sz w:val="20"/>
         </w:rPr>
       </w:pPr>
-      <w:r>
-        <w:rPr>
-          <w:rFonts w:cs="Arial" w:ascii="Arial" w:hAnsi="Arial"/>
-          <w:sz w:val="20"/>
-        </w:rPr>
-      </w:r>
     </w:p>
     <w:p>
       <w:pPr>
-        <w:pStyle w:val="Normal"/>
-        <w:tabs>
-          <w:tab w:val="clear" w:pos="720"/>
-          <w:tab w:val="left" w:pos="2265" w:leader="none"/>
+        <w:tabs>
+          <w:tab w:val="left" w:pos="2265"/>
         </w:tabs>
         <w:rPr>
           <w:rFonts w:ascii="Arial" w:hAnsi="Arial" w:cs="Arial"/>
           <w:sz w:val="20"/>
         </w:rPr>
       </w:pPr>
-      <w:r>
-        <w:rPr>
-          <w:rFonts w:cs="Arial" w:ascii="Arial" w:hAnsi="Arial"/>
-          <w:sz w:val="20"/>
-        </w:rPr>
-      </w:r>
     </w:p>
     <w:p>
       <w:pPr>
-        <w:pStyle w:val="Normal"/>
-        <w:tabs>
-          <w:tab w:val="clear" w:pos="720"/>
-          <w:tab w:val="left" w:pos="2265" w:leader="none"/>
+        <w:tabs>
+          <w:tab w:val="left" w:pos="2265"/>
         </w:tabs>
         <w:rPr>
           <w:rFonts w:ascii="Arial" w:hAnsi="Arial" w:cs="Arial"/>
           <w:sz w:val="20"/>
         </w:rPr>
       </w:pPr>
-      <w:r>
-        <w:rPr>
-          <w:rFonts w:cs="Arial" w:ascii="Arial" w:hAnsi="Arial"/>
-          <w:sz w:val="20"/>
-        </w:rPr>
-      </w:r>
     </w:p>
     <w:p>
       <w:pPr>
-        <w:pStyle w:val="Normal"/>
-        <w:tabs>
-          <w:tab w:val="clear" w:pos="720"/>
-          <w:tab w:val="left" w:pos="2265" w:leader="none"/>
+        <w:tabs>
+          <w:tab w:val="left" w:pos="2265"/>
         </w:tabs>
         <w:rPr>
           <w:rFonts w:ascii="Arial" w:hAnsi="Arial" w:cs="Arial"/>
           <w:sz w:val="20"/>
         </w:rPr>
       </w:pPr>
-      <w:r>
-        <w:rPr>
-          <w:rFonts w:cs="Arial" w:ascii="Arial" w:hAnsi="Arial"/>
-          <w:sz w:val="20"/>
-        </w:rPr>
-      </w:r>
     </w:p>
     <w:p>
       <w:pPr>
-        <w:pStyle w:val="Normal"/>
-        <w:tabs>
-          <w:tab w:val="clear" w:pos="720"/>
-          <w:tab w:val="left" w:pos="2265" w:leader="none"/>
+        <w:tabs>
+          <w:tab w:val="left" w:pos="2265"/>
         </w:tabs>
         <w:rPr>
           <w:rFonts w:ascii="Arial" w:hAnsi="Arial" w:cs="Arial"/>
           <w:sz w:val="20"/>
         </w:rPr>
       </w:pPr>
-      <w:r>
-        <w:rPr>
-          <w:rFonts w:cs="Arial" w:ascii="Arial" w:hAnsi="Arial"/>
-          <w:sz w:val="20"/>
-        </w:rPr>
-      </w:r>
     </w:p>
     <w:p>
       <w:pPr>
-        <w:pStyle w:val="Normal"/>
-        <w:tabs>
-          <w:tab w:val="clear" w:pos="720"/>
-          <w:tab w:val="left" w:pos="2265" w:leader="none"/>
+        <w:tabs>
+          <w:tab w:val="left" w:pos="2265"/>
         </w:tabs>
         <w:rPr>
           <w:rFonts w:ascii="Arial" w:hAnsi="Arial" w:cs="Arial"/>
           <w:sz w:val="20"/>
         </w:rPr>
       </w:pPr>
-      <w:r>
-        <w:rPr>
-          <w:rFonts w:cs="Arial" w:ascii="Arial" w:hAnsi="Arial"/>
-          <w:sz w:val="20"/>
-        </w:rPr>
-      </w:r>
     </w:p>
     <w:p>
       <w:pPr>
-        <w:pStyle w:val="Normal"/>
-        <w:tabs>
-          <w:tab w:val="clear" w:pos="720"/>
-          <w:tab w:val="left" w:pos="2265" w:leader="none"/>
+        <w:tabs>
+          <w:tab w:val="left" w:pos="2265"/>
         </w:tabs>
         <w:rPr>
           <w:rFonts w:ascii="Arial" w:hAnsi="Arial" w:cs="Arial"/>
           <w:sz w:val="20"/>
         </w:rPr>
       </w:pPr>
-      <w:r>
-        <w:rPr>
-          <w:rFonts w:cs="Arial" w:ascii="Arial" w:hAnsi="Arial"/>
-          <w:sz w:val="20"/>
-        </w:rPr>
-      </w:r>
     </w:p>
     <w:p>
       <w:pPr>
-        <w:pStyle w:val="Normal"/>
-        <w:tabs>
-          <w:tab w:val="clear" w:pos="720"/>
-          <w:tab w:val="left" w:pos="2265" w:leader="none"/>
+        <w:tabs>
+          <w:tab w:val="left" w:pos="2265"/>
         </w:tabs>
         <w:rPr>
           <w:rFonts w:ascii="Arial" w:hAnsi="Arial" w:cs="Arial"/>
           <w:sz w:val="20"/>
         </w:rPr>
       </w:pPr>
-      <w:r>
-        <w:rPr>
-          <w:rFonts w:cs="Arial" w:ascii="Arial" w:hAnsi="Arial"/>
-          <w:sz w:val="20"/>
-        </w:rPr>
-      </w:r>
     </w:p>
     <w:p>
       <w:pPr>
-        <w:pStyle w:val="Normal"/>
-        <w:tabs>
-          <w:tab w:val="clear" w:pos="720"/>
-          <w:tab w:val="left" w:pos="2265" w:leader="none"/>
-        </w:tabs>
-        <w:spacing w:before="0" w:after="160"/>
+        <w:tabs>
+          <w:tab w:val="left" w:pos="2265"/>
+        </w:tabs>
         <w:rPr>
           <w:rFonts w:ascii="Arial" w:hAnsi="Arial" w:cs="Arial"/>
           <w:sz w:val="20"/>
         </w:rPr>
       </w:pPr>
-      <w:r>
-        <w:rPr>
-          <w:rFonts w:cs="Arial" w:ascii="Arial" w:hAnsi="Arial"/>
-          <w:sz w:val="20"/>
-        </w:rPr>
-      </w:r>
     </w:p>
     <w:sectPr>
-      <w:type w:val="nextPage"/>
       <w:pgSz w:w="12200" w:h="18720"/>
-      <w:pgMar w:left="432" w:right="432" w:gutter="0" w:header="0" w:top="432" w:footer="0" w:bottom="432"/>
-      <w:pgNumType w:fmt="decimal"/>
-      <w:formProt w:val="false"/>
-      <w:textDirection w:val="lrTb"/>
-      <w:docGrid w:type="default" w:linePitch="360" w:charSpace="0"/>
+      <w:pgMar w:top="432" w:right="432" w:bottom="432" w:left="432" w:header="0" w:footer="0" w:gutter="0"/>
+      <w:cols w:space="720"/>
+      <w:formProt w:val="0"/>
+      <w:docGrid w:linePitch="360"/>
     </w:sectPr>
   </w:body>
 </w:document>
 </file>
 
 <file path=word/numbering.xml><?xml version="1.0" encoding="utf-8"?>
-<w:numbering xmlns:w="http://schemas.openxmlformats.org/wordprocessingml/2006/main" xmlns:o="urn:schemas-microsoft-com:office:office" xmlns:r="http://schemas.openxmlformats.org/officeDocument/2006/relationships" xmlns:v="urn:schemas-microsoft-com:vml" xmlns:mc="http://schemas.openxmlformats.org/markup-compatibility/2006" xmlns:w14="http://schemas.microsoft.com/office/word/2010/wordml" mc:Ignorable="w14">
-  <w:abstractNum w:abstractNumId="1">
+<w:numbering xmlns:wpc="http://schemas.microsoft.com/office/word/2010/wordprocessingCanvas" xmlns:cx="http://schemas.microsoft.com/office/drawing/2014/chartex" xmlns:cx1="http://schemas.microsoft.com/office/drawing/2015/9/8/chartex" xmlns:cx2="http://schemas.microsoft.com/office/drawing/2015/10/21/chartex" xmlns:cx3="http://schemas.microsoft.com/office/drawing/2016/5/9/chartex" xmlns:cx4="http://schemas.microsoft.com/office/drawing/2016/5/10/chartex" xmlns:cx5="http://schemas.microsoft.com/office/drawing/2016/5/11/chartex" xmlns:cx6="http://schemas.microsoft.com/office/drawing/2016/5/12/chartex" xmlns:cx7="http://schemas.microsoft.com/office/drawing/2016/5/13/chartex" xmlns:cx8="http://schemas.microsoft.com/office/drawing/2016/5/14/chartex" xmlns:mc="http://schemas.openxmlformats.org/markup-compatibility/2006" xmlns:aink="http://schemas.microsoft.com/office/drawing/2016/ink" xmlns:am3d="http://schemas.microsoft.com/office/drawing/2017/model3d" xmlns:o="urn:schemas-microsoft-com:office:office" xmlns:oel="http://schemas.microsoft.com/office/2019/extlst" xmlns:r="http://schemas.openxmlformats.org/officeDocument/2006/relationships" xmlns:m="http://schemas.openxmlformats.org/officeDocument/2006/math" xmlns:v="urn:schemas-microsoft-com:vml" xmlns:wp14="http://schemas.microsoft.com/office/word/2010/wordprocessingDrawing" xmlns:wp="http://schemas.openxmlformats.org/drawingml/2006/wordprocessingDrawing" xmlns:w10="urn:schemas-microsoft-com:office:word" xmlns:w="http://schemas.openxmlformats.org/wordprocessingml/2006/main" xmlns:w14="http://schemas.microsoft.com/office/word/2010/wordml" xmlns:w15="http://schemas.microsoft.com/office/word/2012/wordml" xmlns:w16cex="http://schemas.microsoft.com/office/word/2018/wordml/cex" xmlns:w16cid="http://schemas.microsoft.com/office/word/2016/wordml/cid" xmlns:w16="http://schemas.microsoft.com/office/word/2018/wordml" xmlns:w16du="http://schemas.microsoft.com/office/word/2023/wordml/word16du" xmlns:w16sdtdh="http://schemas.microsoft.com/office/word/2020/wordml/sdtdatahash" xmlns:w16sdtfl="http://schemas.microsoft.com/office/word/2024/wordml/sdtformatlock" xmlns:w16se="http://schemas.microsoft.com/office/word/2015/wordml/symex" xmlns:wpg="http://schemas.microsoft.com/office/word/2010/wordprocessingGroup" xmlns:wpi="http://schemas.microsoft.com/office/word/2010/wordprocessingInk" xmlns:wne="http://schemas.microsoft.com/office/word/2006/wordml" xmlns:wps="http://schemas.microsoft.com/office/word/2010/wordprocessingShape" mc:Ignorable="w14 w15 w16se w16cid w16 w16cex w16sdtdh w16sdtfl w16du wp14">
+  <w:abstractNum w:abstractNumId="0" w15:restartNumberingAfterBreak="0">
+    <w:nsid w:val="41C97F4D"/>
+    <w:multiLevelType w:val="multilevel"/>
+    <w:tmpl w:val="E7EC0D8C"/>
+    <w:lvl w:ilvl="0">
+      <w:start w:val="1"/>
+      <w:numFmt w:val="decimal"/>
+      <w:suff w:val="space"/>
+      <w:lvlText w:val="%1."/>
+      <w:lvlJc w:val="left"/>
+      <w:pPr>
+        <w:tabs>
+          <w:tab w:val="num" w:pos="0"/>
+        </w:tabs>
+        <w:ind w:left="0" w:firstLine="0"/>
+      </w:pPr>
+    </w:lvl>
+    <w:lvl w:ilvl="1">
+      <w:start w:val="1"/>
+      <w:numFmt w:val="decimal"/>
+      <w:lvlText w:val="%2."/>
+      <w:lvlJc w:val="left"/>
+      <w:pPr>
+        <w:tabs>
+          <w:tab w:val="num" w:pos="1080"/>
+        </w:tabs>
+        <w:ind w:left="1080" w:hanging="360"/>
+      </w:pPr>
+    </w:lvl>
+    <w:lvl w:ilvl="2">
+      <w:start w:val="1"/>
+      <w:numFmt w:val="decimal"/>
+      <w:lvlText w:val="%3."/>
+      <w:lvlJc w:val="left"/>
+      <w:pPr>
+        <w:tabs>
+          <w:tab w:val="num" w:pos="1440"/>
+        </w:tabs>
+        <w:ind w:left="1440" w:hanging="360"/>
+      </w:pPr>
+    </w:lvl>
+    <w:lvl w:ilvl="3">
+      <w:start w:val="1"/>
+      <w:numFmt w:val="decimal"/>
+      <w:lvlText w:val="%4."/>
+      <w:lvlJc w:val="left"/>
+      <w:pPr>
+        <w:tabs>
+          <w:tab w:val="num" w:pos="1800"/>
+        </w:tabs>
+        <w:ind w:left="1800" w:hanging="360"/>
+      </w:pPr>
+    </w:lvl>
+    <w:lvl w:ilvl="4">
+      <w:start w:val="1"/>
+      <w:numFmt w:val="decimal"/>
+      <w:lvlText w:val="%5."/>
+      <w:lvlJc w:val="left"/>
+      <w:pPr>
+        <w:tabs>
+          <w:tab w:val="num" w:pos="2160"/>
+        </w:tabs>
+        <w:ind w:left="2160" w:hanging="360"/>
+      </w:pPr>
+    </w:lvl>
+    <w:lvl w:ilvl="5">
+      <w:start w:val="1"/>
+      <w:numFmt w:val="decimal"/>
+      <w:lvlText w:val="%6."/>
+      <w:lvlJc w:val="left"/>
+      <w:pPr>
+        <w:tabs>
+          <w:tab w:val="num" w:pos="2520"/>
+        </w:tabs>
+        <w:ind w:left="2520" w:hanging="360"/>
+      </w:pPr>
+    </w:lvl>
+    <w:lvl w:ilvl="6">
+      <w:start w:val="1"/>
+      <w:numFmt w:val="decimal"/>
+      <w:lvlText w:val="%7."/>
+      <w:lvlJc w:val="left"/>
+      <w:pPr>
+        <w:tabs>
+          <w:tab w:val="num" w:pos="2880"/>
+        </w:tabs>
+        <w:ind w:left="2880" w:hanging="360"/>
+      </w:pPr>
+    </w:lvl>
+    <w:lvl w:ilvl="7">
+      <w:start w:val="1"/>
+      <w:numFmt w:val="decimal"/>
+      <w:lvlText w:val="%8."/>
+      <w:lvlJc w:val="left"/>
+      <w:pPr>
+        <w:tabs>
+          <w:tab w:val="num" w:pos="3240"/>
+        </w:tabs>
+        <w:ind w:left="3240" w:hanging="360"/>
+      </w:pPr>
+    </w:lvl>
+    <w:lvl w:ilvl="8">
+      <w:start w:val="1"/>
+      <w:numFmt w:val="decimal"/>
+      <w:lvlText w:val="%9."/>
+      <w:lvlJc w:val="left"/>
+      <w:pPr>
+        <w:tabs>
+          <w:tab w:val="num" w:pos="3600"/>
+        </w:tabs>
+        <w:ind w:left="3600" w:hanging="360"/>
+      </w:pPr>
+    </w:lvl>
+  </w:abstractNum>
+  <w:abstractNum w:abstractNumId="1" w15:restartNumberingAfterBreak="0">
+    <w:nsid w:val="608C202E"/>
+    <w:multiLevelType w:val="multilevel"/>
+    <w:tmpl w:val="860A9FAA"/>
+    <w:lvl w:ilvl="0">
+      <w:start w:val="1"/>
+      <w:numFmt w:val="lowerLetter"/>
+      <w:suff w:val="space"/>
+      <w:lvlText w:val="%1)"/>
+      <w:lvlJc w:val="left"/>
+      <w:pPr>
+        <w:tabs>
+          <w:tab w:val="num" w:pos="0"/>
+        </w:tabs>
+        <w:ind w:left="0" w:firstLine="0"/>
+      </w:pPr>
+    </w:lvl>
+    <w:lvl w:ilvl="1">
+      <w:start w:val="1"/>
+      <w:numFmt w:val="decimal"/>
+      <w:lvlText w:val="%2."/>
+      <w:lvlJc w:val="left"/>
+      <w:pPr>
+        <w:tabs>
+          <w:tab w:val="num" w:pos="1080"/>
+        </w:tabs>
+        <w:ind w:left="1080" w:hanging="360"/>
+      </w:pPr>
+    </w:lvl>
+    <w:lvl w:ilvl="2">
+      <w:start w:val="1"/>
+      <w:numFmt w:val="decimal"/>
+      <w:lvlText w:val="%3."/>
+      <w:lvlJc w:val="left"/>
+      <w:pPr>
+        <w:tabs>
+          <w:tab w:val="num" w:pos="1440"/>
+        </w:tabs>
+        <w:ind w:left="1440" w:hanging="360"/>
+      </w:pPr>
+    </w:lvl>
+    <w:lvl w:ilvl="3">
+      <w:start w:val="1"/>
+      <w:numFmt w:val="decimal"/>
+      <w:lvlText w:val="%4."/>
+      <w:lvlJc w:val="left"/>
+      <w:pPr>
+        <w:tabs>
+          <w:tab w:val="num" w:pos="1800"/>
+        </w:tabs>
+        <w:ind w:left="1800" w:hanging="360"/>
+      </w:pPr>
+    </w:lvl>
+    <w:lvl w:ilvl="4">
+      <w:start w:val="1"/>
+      <w:numFmt w:val="decimal"/>
+      <w:lvlText w:val="%5."/>
+      <w:lvlJc w:val="left"/>
+      <w:pPr>
+        <w:tabs>
+          <w:tab w:val="num" w:pos="2160"/>
+        </w:tabs>
+        <w:ind w:left="2160" w:hanging="360"/>
+      </w:pPr>
+    </w:lvl>
+    <w:lvl w:ilvl="5">
+      <w:start w:val="1"/>
+      <w:numFmt w:val="decimal"/>
+      <w:lvlText w:val="%6."/>
+      <w:lvlJc w:val="left"/>
+      <w:pPr>
+        <w:tabs>
+          <w:tab w:val="num" w:pos="2520"/>
+        </w:tabs>
+        <w:ind w:left="2520" w:hanging="360"/>
+      </w:pPr>
+    </w:lvl>
+    <w:lvl w:ilvl="6">
+      <w:start w:val="1"/>
+      <w:numFmt w:val="decimal"/>
+      <w:lvlText w:val="%7."/>
+      <w:lvlJc w:val="left"/>
+      <w:pPr>
+        <w:tabs>
+          <w:tab w:val="num" w:pos="2880"/>
+        </w:tabs>
+        <w:ind w:left="2880" w:hanging="360"/>
+      </w:pPr>
+    </w:lvl>
+    <w:lvl w:ilvl="7">
+      <w:start w:val="1"/>
+      <w:numFmt w:val="decimal"/>
+      <w:lvlText w:val="%8."/>
+      <w:lvlJc w:val="left"/>
+      <w:pPr>
+        <w:tabs>
+          <w:tab w:val="num" w:pos="3240"/>
+        </w:tabs>
+        <w:ind w:left="3240" w:hanging="360"/>
+      </w:pPr>
+    </w:lvl>
+    <w:lvl w:ilvl="8">
+      <w:start w:val="1"/>
+      <w:numFmt w:val="decimal"/>
+      <w:lvlText w:val="%9."/>
+      <w:lvlJc w:val="left"/>
+      <w:pPr>
+        <w:tabs>
+          <w:tab w:val="num" w:pos="3600"/>
+        </w:tabs>
+        <w:ind w:left="3600" w:hanging="360"/>
+      </w:pPr>
+    </w:lvl>
+  </w:abstractNum>
+  <w:abstractNum w:abstractNumId="2" w15:restartNumberingAfterBreak="0">
+    <w:nsid w:val="62AE7245"/>
+    <w:multiLevelType w:val="multilevel"/>
+    <w:tmpl w:val="30E67764"/>
+    <w:lvl w:ilvl="0">
+      <w:start w:val="1"/>
+      <w:numFmt w:val="lowerLetter"/>
+      <w:suff w:val="space"/>
+      <w:lvlText w:val="%1)"/>
+      <w:lvlJc w:val="left"/>
+      <w:pPr>
+        <w:tabs>
+          <w:tab w:val="num" w:pos="0"/>
+        </w:tabs>
+        <w:ind w:left="0" w:firstLine="0"/>
+      </w:pPr>
+    </w:lvl>
+    <w:lvl w:ilvl="1">
+      <w:start w:val="1"/>
+      <w:numFmt w:val="decimal"/>
+      <w:lvlText w:val="%2."/>
+      <w:lvlJc w:val="left"/>
+      <w:pPr>
+        <w:tabs>
+          <w:tab w:val="num" w:pos="1080"/>
+        </w:tabs>
+        <w:ind w:left="1080" w:hanging="360"/>
+      </w:pPr>
+    </w:lvl>
+    <w:lvl w:ilvl="2">
+      <w:start w:val="1"/>
+      <w:numFmt w:val="decimal"/>
+      <w:lvlText w:val="%3."/>
+      <w:lvlJc w:val="left"/>
+      <w:pPr>
+        <w:tabs>
+          <w:tab w:val="num" w:pos="1440"/>
+        </w:tabs>
+        <w:ind w:left="1440" w:hanging="360"/>
+      </w:pPr>
+    </w:lvl>
+    <w:lvl w:ilvl="3">
+      <w:start w:val="1"/>
+      <w:numFmt w:val="decimal"/>
+      <w:lvlText w:val="%4."/>
+      <w:lvlJc w:val="left"/>
+      <w:pPr>
+        <w:tabs>
+          <w:tab w:val="num" w:pos="1800"/>
+        </w:tabs>
+        <w:ind w:left="1800" w:hanging="360"/>
+      </w:pPr>
+    </w:lvl>
+    <w:lvl w:ilvl="4">
+      <w:start w:val="1"/>
+      <w:numFmt w:val="decimal"/>
+      <w:lvlText w:val="%5."/>
+      <w:lvlJc w:val="left"/>
+      <w:pPr>
+        <w:tabs>
+          <w:tab w:val="num" w:pos="2160"/>
+        </w:tabs>
+        <w:ind w:left="2160" w:hanging="360"/>
+      </w:pPr>
+    </w:lvl>
+    <w:lvl w:ilvl="5">
+      <w:start w:val="1"/>
+      <w:numFmt w:val="decimal"/>
+      <w:lvlText w:val="%6."/>
+      <w:lvlJc w:val="left"/>
+      <w:pPr>
+        <w:tabs>
+          <w:tab w:val="num" w:pos="2520"/>
+        </w:tabs>
+        <w:ind w:left="2520" w:hanging="360"/>
+      </w:pPr>
+    </w:lvl>
+    <w:lvl w:ilvl="6">
+      <w:start w:val="1"/>
+      <w:numFmt w:val="decimal"/>
+      <w:lvlText w:val="%7."/>
+      <w:lvlJc w:val="left"/>
+      <w:pPr>
+        <w:tabs>
+          <w:tab w:val="num" w:pos="2880"/>
+        </w:tabs>
+        <w:ind w:left="2880" w:hanging="360"/>
+      </w:pPr>
+    </w:lvl>
+    <w:lvl w:ilvl="7">
+      <w:start w:val="1"/>
+      <w:numFmt w:val="decimal"/>
+      <w:lvlText w:val="%8."/>
+      <w:lvlJc w:val="left"/>
+      <w:pPr>
+        <w:tabs>
+          <w:tab w:val="num" w:pos="3240"/>
+        </w:tabs>
+        <w:ind w:left="3240" w:hanging="360"/>
+      </w:pPr>
+    </w:lvl>
+    <w:lvl w:ilvl="8">
+      <w:start w:val="1"/>
+      <w:numFmt w:val="decimal"/>
+      <w:lvlText w:val="%9."/>
+      <w:lvlJc w:val="left"/>
+      <w:pPr>
+        <w:tabs>
+          <w:tab w:val="num" w:pos="3600"/>
+        </w:tabs>
+        <w:ind w:left="3600" w:hanging="360"/>
+      </w:pPr>
+    </w:lvl>
+  </w:abstractNum>
+  <w:abstractNum w:abstractNumId="3" w15:restartNumberingAfterBreak="0">
+    <w:nsid w:val="7221320C"/>
+    <w:multiLevelType w:val="multilevel"/>
+    <w:tmpl w:val="10D4E478"/>
     <w:lvl w:ilvl="0">
       <w:start w:val="1"/>
       <w:numFmt w:val="none"/>
       <w:suff w:val="nothing"/>
       <w:lvlText w:val=""/>
-      <w:lvlJc w:val="start"/>
+      <w:lvlJc w:val="left"/>
       <w:pPr>
         <w:tabs>
           <w:tab w:val="num" w:pos="0"/>
         </w:tabs>
-        <w:ind w:start="0" w:hanging="0"/>
+        <w:ind w:left="0" w:firstLine="0"/>
       </w:pPr>
     </w:lvl>
     <w:lvl w:ilvl="1">
@@ -4387,12 +4057,12 @@
       <w:numFmt w:val="none"/>
       <w:suff w:val="nothing"/>
       <w:lvlText w:val=""/>
-      <w:lvlJc w:val="start"/>
+      <w:lvlJc w:val="left"/>
       <w:pPr>
         <w:tabs>
           <w:tab w:val="num" w:pos="0"/>
         </w:tabs>
-        <w:ind w:start="0" w:hanging="0"/>
+        <w:ind w:left="0" w:firstLine="0"/>
       </w:pPr>
     </w:lvl>
     <w:lvl w:ilvl="2">
@@ -4400,12 +4070,12 @@
       <w:numFmt w:val="none"/>
       <w:suff w:val="nothing"/>
       <w:lvlText w:val=""/>
-      <w:lvlJc w:val="start"/>
+      <w:lvlJc w:val="left"/>
       <w:pPr>
         <w:tabs>
           <w:tab w:val="num" w:pos="0"/>
         </w:tabs>
-        <w:ind w:start="0" w:hanging="0"/>
+        <w:ind w:left="0" w:firstLine="0"/>
       </w:pPr>
     </w:lvl>
     <w:lvl w:ilvl="3">
@@ -4413,12 +4083,12 @@
       <w:numFmt w:val="none"/>
       <w:suff w:val="nothing"/>
       <w:lvlText w:val=""/>
-      <w:lvlJc w:val="start"/>
+      <w:lvlJc w:val="left"/>
       <w:pPr>
         <w:tabs>
           <w:tab w:val="num" w:pos="0"/>
         </w:tabs>
-        <w:ind w:start="0" w:hanging="0"/>
+        <w:ind w:left="0" w:firstLine="0"/>
       </w:pPr>
     </w:lvl>
     <w:lvl w:ilvl="4">
@@ -4426,12 +4096,12 @@
       <w:numFmt w:val="none"/>
       <w:suff w:val="nothing"/>
       <w:lvlText w:val=""/>
-      <w:lvlJc w:val="start"/>
+      <w:lvlJc w:val="left"/>
       <w:pPr>
         <w:tabs>
           <w:tab w:val="num" w:pos="0"/>
         </w:tabs>
-        <w:ind w:start="0" w:hanging="0"/>
+        <w:ind w:left="0" w:firstLine="0"/>
       </w:pPr>
     </w:lvl>
     <w:lvl w:ilvl="5">
@@ -4439,12 +4109,12 @@
       <w:numFmt w:val="none"/>
       <w:suff w:val="nothing"/>
       <w:lvlText w:val=""/>
-      <w:lvlJc w:val="start"/>
+      <w:lvlJc w:val="left"/>
       <w:pPr>
         <w:tabs>
           <w:tab w:val="num" w:pos="0"/>
         </w:tabs>
-        <w:ind w:start="0" w:hanging="0"/>
+        <w:ind w:left="0" w:firstLine="0"/>
       </w:pPr>
     </w:lvl>
     <w:lvl w:ilvl="6">
@@ -4452,12 +4122,12 @@
       <w:numFmt w:val="none"/>
       <w:suff w:val="nothing"/>
       <w:lvlText w:val=""/>
-      <w:lvlJc w:val="start"/>
+      <w:lvlJc w:val="left"/>
       <w:pPr>
         <w:tabs>
           <w:tab w:val="num" w:pos="0"/>
         </w:tabs>
-        <w:ind w:start="0" w:hanging="0"/>
+        <w:ind w:left="0" w:firstLine="0"/>
       </w:pPr>
     </w:lvl>
     <w:lvl w:ilvl="7">
@@ -4465,12 +4135,12 @@
       <w:numFmt w:val="none"/>
       <w:suff w:val="nothing"/>
       <w:lvlText w:val=""/>
-      <w:lvlJc w:val="start"/>
+      <w:lvlJc w:val="left"/>
       <w:pPr>
         <w:tabs>
           <w:tab w:val="num" w:pos="0"/>
         </w:tabs>
-        <w:ind w:start="0" w:hanging="0"/>
+        <w:ind w:left="0" w:firstLine="0"/>
       </w:pPr>
     </w:lvl>
     <w:lvl w:ilvl="8">
@@ -4478,396 +4148,36 @@
       <w:numFmt w:val="none"/>
       <w:suff w:val="nothing"/>
       <w:lvlText w:val=""/>
-      <w:lvlJc w:val="start"/>
+      <w:lvlJc w:val="left"/>
       <w:pPr>
         <w:tabs>
           <w:tab w:val="num" w:pos="0"/>
         </w:tabs>
-        <w:ind w:start="0" w:hanging="0"/>
+        <w:ind w:left="0" w:firstLine="0"/>
       </w:pPr>
     </w:lvl>
   </w:abstractNum>
-  <w:abstractNum w:abstractNumId="2">
-    <w:lvl w:ilvl="0">
-      <w:start w:val="1"/>
-      <w:numFmt w:val="decimal"/>
-      <w:suff w:val="space"/>
-      <w:lvlText w:val="%1."/>
-      <w:lvlJc w:val="start"/>
-      <w:pPr>
-        <w:tabs>
-          <w:tab w:val="num" w:pos="0"/>
-        </w:tabs>
-        <w:ind w:start="0" w:hanging="0"/>
-      </w:pPr>
-      <w:rPr/>
-    </w:lvl>
-    <w:lvl w:ilvl="1">
-      <w:start w:val="1"/>
-      <w:numFmt w:val="decimal"/>
-      <w:lvlText w:val="%2."/>
-      <w:lvlJc w:val="start"/>
-      <w:pPr>
-        <w:tabs>
-          <w:tab w:val="num" w:pos="1080"/>
-        </w:tabs>
-        <w:ind w:start="1080" w:hanging="360"/>
-      </w:pPr>
-      <w:rPr/>
-    </w:lvl>
-    <w:lvl w:ilvl="2">
-      <w:start w:val="1"/>
-      <w:numFmt w:val="decimal"/>
-      <w:lvlText w:val="%3."/>
-      <w:lvlJc w:val="start"/>
-      <w:pPr>
-        <w:tabs>
-          <w:tab w:val="num" w:pos="1440"/>
-        </w:tabs>
-        <w:ind w:start="1440" w:hanging="360"/>
-      </w:pPr>
-      <w:rPr/>
-    </w:lvl>
-    <w:lvl w:ilvl="3">
-      <w:start w:val="1"/>
-      <w:numFmt w:val="decimal"/>
-      <w:lvlText w:val="%4."/>
-      <w:lvlJc w:val="start"/>
-      <w:pPr>
-        <w:tabs>
-          <w:tab w:val="num" w:pos="1800"/>
-        </w:tabs>
-        <w:ind w:start="1800" w:hanging="360"/>
-      </w:pPr>
-      <w:rPr/>
-    </w:lvl>
-    <w:lvl w:ilvl="4">
-      <w:start w:val="1"/>
-      <w:numFmt w:val="decimal"/>
-      <w:lvlText w:val="%5."/>
-      <w:lvlJc w:val="start"/>
-      <w:pPr>
-        <w:tabs>
-          <w:tab w:val="num" w:pos="2160"/>
-        </w:tabs>
-        <w:ind w:start="2160" w:hanging="360"/>
-      </w:pPr>
-      <w:rPr/>
-    </w:lvl>
-    <w:lvl w:ilvl="5">
-      <w:start w:val="1"/>
-      <w:numFmt w:val="decimal"/>
-      <w:lvlText w:val="%6."/>
-      <w:lvlJc w:val="start"/>
-      <w:pPr>
-        <w:tabs>
-          <w:tab w:val="num" w:pos="2520"/>
-        </w:tabs>
-        <w:ind w:start="2520" w:hanging="360"/>
-      </w:pPr>
-      <w:rPr/>
-    </w:lvl>
-    <w:lvl w:ilvl="6">
-      <w:start w:val="1"/>
-      <w:numFmt w:val="decimal"/>
-      <w:lvlText w:val="%7."/>
-      <w:lvlJc w:val="start"/>
-      <w:pPr>
-        <w:tabs>
-          <w:tab w:val="num" w:pos="2880"/>
-        </w:tabs>
-        <w:ind w:start="2880" w:hanging="360"/>
-      </w:pPr>
-      <w:rPr/>
-    </w:lvl>
-    <w:lvl w:ilvl="7">
-      <w:start w:val="1"/>
-      <w:numFmt w:val="decimal"/>
-      <w:lvlText w:val="%8."/>
-      <w:lvlJc w:val="start"/>
-      <w:pPr>
-        <w:tabs>
-          <w:tab w:val="num" w:pos="3240"/>
-        </w:tabs>
-        <w:ind w:start="3240" w:hanging="360"/>
-      </w:pPr>
-      <w:rPr/>
-    </w:lvl>
-    <w:lvl w:ilvl="8">
-      <w:start w:val="1"/>
-      <w:numFmt w:val="decimal"/>
-      <w:lvlText w:val="%9."/>
-      <w:lvlJc w:val="start"/>
-      <w:pPr>
-        <w:tabs>
-          <w:tab w:val="num" w:pos="3600"/>
-        </w:tabs>
-        <w:ind w:start="3600" w:hanging="360"/>
-      </w:pPr>
-      <w:rPr/>
-    </w:lvl>
-  </w:abstractNum>
-  <w:abstractNum w:abstractNumId="3">
-    <w:lvl w:ilvl="0">
-      <w:start w:val="1"/>
-      <w:numFmt w:val="lowerLetter"/>
-      <w:suff w:val="space"/>
-      <w:lvlText w:val="%1)"/>
-      <w:lvlJc w:val="start"/>
-      <w:pPr>
-        <w:tabs>
-          <w:tab w:val="num" w:pos="0"/>
-        </w:tabs>
-        <w:ind w:start="0" w:hanging="0"/>
-      </w:pPr>
-      <w:rPr/>
-    </w:lvl>
-    <w:lvl w:ilvl="1">
-      <w:start w:val="1"/>
-      <w:numFmt w:val="decimal"/>
-      <w:lvlText w:val="%2."/>
-      <w:lvlJc w:val="start"/>
-      <w:pPr>
-        <w:tabs>
-          <w:tab w:val="num" w:pos="1080"/>
-        </w:tabs>
-        <w:ind w:start="1080" w:hanging="360"/>
-      </w:pPr>
-      <w:rPr/>
-    </w:lvl>
-    <w:lvl w:ilvl="2">
-      <w:start w:val="1"/>
-      <w:numFmt w:val="decimal"/>
-      <w:lvlText w:val="%3."/>
-      <w:lvlJc w:val="start"/>
-      <w:pPr>
-        <w:tabs>
-          <w:tab w:val="num" w:pos="1440"/>
-        </w:tabs>
-        <w:ind w:start="1440" w:hanging="360"/>
-      </w:pPr>
-      <w:rPr/>
-    </w:lvl>
-    <w:lvl w:ilvl="3">
-      <w:start w:val="1"/>
-      <w:numFmt w:val="decimal"/>
-      <w:lvlText w:val="%4."/>
-      <w:lvlJc w:val="start"/>
-      <w:pPr>
-        <w:tabs>
-          <w:tab w:val="num" w:pos="1800"/>
-        </w:tabs>
-        <w:ind w:start="1800" w:hanging="360"/>
-      </w:pPr>
-      <w:rPr/>
-    </w:lvl>
-    <w:lvl w:ilvl="4">
-      <w:start w:val="1"/>
-      <w:numFmt w:val="decimal"/>
-      <w:lvlText w:val="%5."/>
-      <w:lvlJc w:val="start"/>
-      <w:pPr>
-        <w:tabs>
-          <w:tab w:val="num" w:pos="2160"/>
-        </w:tabs>
-        <w:ind w:start="2160" w:hanging="360"/>
-      </w:pPr>
-      <w:rPr/>
-    </w:lvl>
-    <w:lvl w:ilvl="5">
-      <w:start w:val="1"/>
-      <w:numFmt w:val="decimal"/>
-      <w:lvlText w:val="%6."/>
-      <w:lvlJc w:val="start"/>
-      <w:pPr>
-        <w:tabs>
-          <w:tab w:val="num" w:pos="2520"/>
-        </w:tabs>
-        <w:ind w:start="2520" w:hanging="360"/>
-      </w:pPr>
-      <w:rPr/>
-    </w:lvl>
-    <w:lvl w:ilvl="6">
-      <w:start w:val="1"/>
-      <w:numFmt w:val="decimal"/>
-      <w:lvlText w:val="%7."/>
-      <w:lvlJc w:val="start"/>
-      <w:pPr>
-        <w:tabs>
-          <w:tab w:val="num" w:pos="2880"/>
-        </w:tabs>
-        <w:ind w:start="2880" w:hanging="360"/>
-      </w:pPr>
-      <w:rPr/>
-    </w:lvl>
-    <w:lvl w:ilvl="7">
-      <w:start w:val="1"/>
-      <w:numFmt w:val="decimal"/>
-      <w:lvlText w:val="%8."/>
-      <w:lvlJc w:val="start"/>
-      <w:pPr>
-        <w:tabs>
-          <w:tab w:val="num" w:pos="3240"/>
-        </w:tabs>
-        <w:ind w:start="3240" w:hanging="360"/>
-      </w:pPr>
-      <w:rPr/>
-    </w:lvl>
-    <w:lvl w:ilvl="8">
-      <w:start w:val="1"/>
-      <w:numFmt w:val="decimal"/>
-      <w:lvlText w:val="%9."/>
-      <w:lvlJc w:val="start"/>
-      <w:pPr>
-        <w:tabs>
-          <w:tab w:val="num" w:pos="3600"/>
-        </w:tabs>
-        <w:ind w:start="3600" w:hanging="360"/>
-      </w:pPr>
-      <w:rPr/>
-    </w:lvl>
-  </w:abstractNum>
-  <w:abstractNum w:abstractNumId="4">
-    <w:lvl w:ilvl="0">
-      <w:start w:val="1"/>
-      <w:numFmt w:val="lowerLetter"/>
-      <w:suff w:val="space"/>
-      <w:lvlText w:val="%1)"/>
-      <w:lvlJc w:val="start"/>
-      <w:pPr>
-        <w:tabs>
-          <w:tab w:val="num" w:pos="0"/>
-        </w:tabs>
-        <w:ind w:start="0" w:hanging="0"/>
-      </w:pPr>
-      <w:rPr/>
-    </w:lvl>
-    <w:lvl w:ilvl="1">
-      <w:start w:val="1"/>
-      <w:numFmt w:val="decimal"/>
-      <w:lvlText w:val="%2."/>
-      <w:lvlJc w:val="start"/>
-      <w:pPr>
-        <w:tabs>
-          <w:tab w:val="num" w:pos="1080"/>
-        </w:tabs>
-        <w:ind w:start="1080" w:hanging="360"/>
-      </w:pPr>
-      <w:rPr/>
-    </w:lvl>
-    <w:lvl w:ilvl="2">
-      <w:start w:val="1"/>
-      <w:numFmt w:val="decimal"/>
-      <w:lvlText w:val="%3."/>
-      <w:lvlJc w:val="start"/>
-      <w:pPr>
-        <w:tabs>
-          <w:tab w:val="num" w:pos="1440"/>
-        </w:tabs>
-        <w:ind w:start="1440" w:hanging="360"/>
-      </w:pPr>
-      <w:rPr/>
-    </w:lvl>
-    <w:lvl w:ilvl="3">
-      <w:start w:val="1"/>
-      <w:numFmt w:val="decimal"/>
-      <w:lvlText w:val="%4."/>
-      <w:lvlJc w:val="start"/>
-      <w:pPr>
-        <w:tabs>
-          <w:tab w:val="num" w:pos="1800"/>
-        </w:tabs>
-        <w:ind w:start="1800" w:hanging="360"/>
-      </w:pPr>
-      <w:rPr/>
-    </w:lvl>
-    <w:lvl w:ilvl="4">
-      <w:start w:val="1"/>
-      <w:numFmt w:val="decimal"/>
-      <w:lvlText w:val="%5."/>
-      <w:lvlJc w:val="start"/>
-      <w:pPr>
-        <w:tabs>
-          <w:tab w:val="num" w:pos="2160"/>
-        </w:tabs>
-        <w:ind w:start="2160" w:hanging="360"/>
-      </w:pPr>
-      <w:rPr/>
-    </w:lvl>
-    <w:lvl w:ilvl="5">
-      <w:start w:val="1"/>
-      <w:numFmt w:val="decimal"/>
-      <w:lvlText w:val="%6."/>
-      <w:lvlJc w:val="start"/>
-      <w:pPr>
-        <w:tabs>
-          <w:tab w:val="num" w:pos="2520"/>
-        </w:tabs>
-        <w:ind w:start="2520" w:hanging="360"/>
-      </w:pPr>
-      <w:rPr/>
-    </w:lvl>
-    <w:lvl w:ilvl="6">
-      <w:start w:val="1"/>
-      <w:numFmt w:val="decimal"/>
-      <w:lvlText w:val="%7."/>
-      <w:lvlJc w:val="start"/>
-      <w:pPr>
-        <w:tabs>
-          <w:tab w:val="num" w:pos="2880"/>
-        </w:tabs>
-        <w:ind w:start="2880" w:hanging="360"/>
-      </w:pPr>
-      <w:rPr/>
-    </w:lvl>
-    <w:lvl w:ilvl="7">
-      <w:start w:val="1"/>
-      <w:numFmt w:val="decimal"/>
-      <w:lvlText w:val="%8."/>
-      <w:lvlJc w:val="start"/>
-      <w:pPr>
-        <w:tabs>
-          <w:tab w:val="num" w:pos="3240"/>
-        </w:tabs>
-        <w:ind w:start="3240" w:hanging="360"/>
-      </w:pPr>
-      <w:rPr/>
-    </w:lvl>
-    <w:lvl w:ilvl="8">
-      <w:start w:val="1"/>
-      <w:numFmt w:val="decimal"/>
-      <w:lvlText w:val="%9."/>
-      <w:lvlJc w:val="start"/>
-      <w:pPr>
-        <w:tabs>
-          <w:tab w:val="num" w:pos="3600"/>
-        </w:tabs>
-        <w:ind w:start="3600" w:hanging="360"/>
-      </w:pPr>
-      <w:rPr/>
-    </w:lvl>
-  </w:abstractNum>
-  <w:num w:numId="1">
-    <w:abstractNumId w:val="1"/>
+  <w:num w:numId="1" w16cid:durableId="885219761">
+    <w:abstractNumId w:val="3"/>
   </w:num>
-  <w:num w:numId="2">
+  <w:num w:numId="2" w16cid:durableId="1818380487">
+    <w:abstractNumId w:val="0"/>
+  </w:num>
+  <w:num w:numId="3" w16cid:durableId="1124621419">
     <w:abstractNumId w:val="2"/>
   </w:num>
-  <w:num w:numId="3">
-    <w:abstractNumId w:val="3"/>
-  </w:num>
-  <w:num w:numId="4">
-    <w:abstractNumId w:val="4"/>
+  <w:num w:numId="4" w16cid:durableId="564993783">
+    <w:abstractNumId w:val="1"/>
   </w:num>
 </w:numbering>
 </file>
 
 <file path=word/styles.xml><?xml version="1.0" encoding="utf-8"?>
-<w:styles xmlns:w="http://schemas.openxmlformats.org/wordprocessingml/2006/main" xmlns:w14="http://schemas.microsoft.com/office/word/2010/wordml" xmlns:mc="http://schemas.openxmlformats.org/markup-compatibility/2006" mc:Ignorable="w14">
+<w:styles xmlns:mc="http://schemas.openxmlformats.org/markup-compatibility/2006" xmlns:r="http://schemas.openxmlformats.org/officeDocument/2006/relationships" xmlns:w="http://schemas.openxmlformats.org/wordprocessingml/2006/main" xmlns:w14="http://schemas.microsoft.com/office/word/2010/wordml" xmlns:w15="http://schemas.microsoft.com/office/word/2012/wordml" xmlns:w16cex="http://schemas.microsoft.com/office/word/2018/wordml/cex" xmlns:w16cid="http://schemas.microsoft.com/office/word/2016/wordml/cid" xmlns:w16="http://schemas.microsoft.com/office/word/2018/wordml" xmlns:w16du="http://schemas.microsoft.com/office/word/2023/wordml/word16du" xmlns:w16sdtdh="http://schemas.microsoft.com/office/word/2020/wordml/sdtdatahash" xmlns:w16sdtfl="http://schemas.microsoft.com/office/word/2024/wordml/sdtformatlock" xmlns:w16se="http://schemas.microsoft.com/office/word/2015/wordml/symex" mc:Ignorable="w14 w15 w16se w16cid w16 w16cex w16sdtdh w16sdtfl w16du">
   <w:docDefaults>
     <w:rPrDefault>
       <w:rPr>
-        <w:rFonts w:ascii="Calibri" w:hAnsi="Calibri" w:eastAsia="Calibri" w:cs="" w:asciiTheme="minorHAnsi" w:cstheme="minorBidi" w:eastAsiaTheme="minorHAnsi" w:hAnsiTheme="minorHAnsi"/>
+        <w:rFonts w:asciiTheme="minorHAnsi" w:eastAsiaTheme="minorHAnsi" w:hAnsiTheme="minorHAnsi" w:cstheme="minorBidi"/>
         <w:sz w:val="22"/>
         <w:szCs w:val="22"/>
         <w:lang w:val="en-US" w:eastAsia="en-US" w:bidi="ar-SA"/>
@@ -4875,21 +4185,21 @@
     </w:rPrDefault>
     <w:pPrDefault>
       <w:pPr>
-        <w:suppressAutoHyphens w:val="true"/>
+        <w:suppressAutoHyphens/>
       </w:pPr>
     </w:pPrDefault>
   </w:docDefaults>
   <w:latentStyles w:defLockedState="0" w:defUIPriority="99" w:defSemiHidden="0" w:defUnhideWhenUsed="0" w:defQFormat="0" w:count="376">
     <w:lsdException w:name="Normal" w:uiPriority="0" w:qFormat="1"/>
     <w:lsdException w:name="heading 1" w:uiPriority="9" w:qFormat="1"/>
-    <w:lsdException w:name="heading 2" w:uiPriority="9" w:semiHidden="1" w:unhideWhenUsed="1" w:qFormat="1"/>
-    <w:lsdException w:name="heading 3" w:uiPriority="9" w:semiHidden="1" w:unhideWhenUsed="1" w:qFormat="1"/>
-    <w:lsdException w:name="heading 4" w:uiPriority="9" w:semiHidden="1" w:unhideWhenUsed="1" w:qFormat="1"/>
-    <w:lsdException w:name="heading 5" w:uiPriority="9" w:semiHidden="1" w:unhideWhenUsed="1" w:qFormat="1"/>
-    <w:lsdException w:name="heading 6" w:uiPriority="9" w:semiHidden="1" w:unhideWhenUsed="1" w:qFormat="1"/>
-    <w:lsdException w:name="heading 7" w:uiPriority="9" w:semiHidden="1" w:unhideWhenUsed="1" w:qFormat="1"/>
-    <w:lsdException w:name="heading 8" w:uiPriority="9" w:semiHidden="1" w:unhideWhenUsed="1" w:qFormat="1"/>
-    <w:lsdException w:name="heading 9" w:uiPriority="9" w:semiHidden="1" w:unhideWhenUsed="1" w:qFormat="1"/>
+    <w:lsdException w:name="heading 2" w:semiHidden="1" w:uiPriority="9" w:unhideWhenUsed="1" w:qFormat="1"/>
+    <w:lsdException w:name="heading 3" w:semiHidden="1" w:uiPriority="9" w:unhideWhenUsed="1" w:qFormat="1"/>
+    <w:lsdException w:name="heading 4" w:semiHidden="1" w:uiPriority="9" w:unhideWhenUsed="1" w:qFormat="1"/>
+    <w:lsdException w:name="heading 5" w:semiHidden="1" w:uiPriority="9" w:unhideWhenUsed="1" w:qFormat="1"/>
+    <w:lsdException w:name="heading 6" w:semiHidden="1" w:uiPriority="9" w:unhideWhenUsed="1" w:qFormat="1"/>
+    <w:lsdException w:name="heading 7" w:semiHidden="1" w:uiPriority="9" w:unhideWhenUsed="1" w:qFormat="1"/>
+    <w:lsdException w:name="heading 8" w:semiHidden="1" w:uiPriority="9" w:unhideWhenUsed="1" w:qFormat="1"/>
+    <w:lsdException w:name="heading 9" w:semiHidden="1" w:uiPriority="9" w:unhideWhenUsed="1" w:qFormat="1"/>
     <w:lsdException w:name="index 1" w:semiHidden="1" w:unhideWhenUsed="1"/>
     <w:lsdException w:name="index 2" w:semiHidden="1" w:unhideWhenUsed="1"/>
     <w:lsdException w:name="index 3" w:semiHidden="1" w:unhideWhenUsed="1"/>
@@ -4899,22 +4209,22 @@
     <w:lsdException w:name="index 7" w:semiHidden="1" w:unhideWhenUsed="1"/>
     <w:lsdException w:name="index 8" w:semiHidden="1" w:unhideWhenUsed="1"/>
     <w:lsdException w:name="index 9" w:semiHidden="1" w:unhideWhenUsed="1"/>
-    <w:lsdException w:name="toc 1" w:uiPriority="39" w:semiHidden="1" w:unhideWhenUsed="1"/>
-    <w:lsdException w:name="toc 2" w:uiPriority="39" w:semiHidden="1" w:unhideWhenUsed="1"/>
-    <w:lsdException w:name="toc 3" w:uiPriority="39" w:semiHidden="1" w:unhideWhenUsed="1"/>
-    <w:lsdException w:name="toc 4" w:uiPriority="39" w:semiHidden="1" w:unhideWhenUsed="1"/>
-    <w:lsdException w:name="toc 5" w:uiPriority="39" w:semiHidden="1" w:unhideWhenUsed="1"/>
-    <w:lsdException w:name="toc 6" w:uiPriority="39" w:semiHidden="1" w:unhideWhenUsed="1"/>
-    <w:lsdException w:name="toc 7" w:uiPriority="39" w:semiHidden="1" w:unhideWhenUsed="1"/>
-    <w:lsdException w:name="toc 8" w:uiPriority="39" w:semiHidden="1" w:unhideWhenUsed="1"/>
-    <w:lsdException w:name="toc 9" w:uiPriority="39" w:semiHidden="1" w:unhideWhenUsed="1"/>
+    <w:lsdException w:name="toc 1" w:semiHidden="1" w:uiPriority="39" w:unhideWhenUsed="1"/>
+    <w:lsdException w:name="toc 2" w:semiHidden="1" w:uiPriority="39" w:unhideWhenUsed="1"/>
+    <w:lsdException w:name="toc 3" w:semiHidden="1" w:uiPriority="39" w:unhideWhenUsed="1"/>
+    <w:lsdException w:name="toc 4" w:semiHidden="1" w:uiPriority="39" w:unhideWhenUsed="1"/>
+    <w:lsdException w:name="toc 5" w:semiHidden="1" w:uiPriority="39" w:unhideWhenUsed="1"/>
+    <w:lsdException w:name="toc 6" w:semiHidden="1" w:uiPriority="39" w:unhideWhenUsed="1"/>
+    <w:lsdException w:name="toc 7" w:semiHidden="1" w:uiPriority="39" w:unhideWhenUsed="1"/>
+    <w:lsdException w:name="toc 8" w:semiHidden="1" w:uiPriority="39" w:unhideWhenUsed="1"/>
+    <w:lsdException w:name="toc 9" w:semiHidden="1" w:uiPriority="39" w:unhideWhenUsed="1"/>
     <w:lsdException w:name="Normal Indent" w:semiHidden="1" w:unhideWhenUsed="1"/>
     <w:lsdException w:name="footnote text" w:semiHidden="1" w:unhideWhenUsed="1"/>
     <w:lsdException w:name="annotation text" w:semiHidden="1" w:unhideWhenUsed="1"/>
-    <w:lsdException w:name="header" w:uiPriority="0" w:semiHidden="1" w:unhideWhenUsed="1"/>
+    <w:lsdException w:name="header" w:semiHidden="1" w:uiPriority="0" w:unhideWhenUsed="1"/>
     <w:lsdException w:name="footer" w:semiHidden="1" w:unhideWhenUsed="1"/>
     <w:lsdException w:name="index heading" w:semiHidden="1" w:unhideWhenUsed="1"/>
-    <w:lsdException w:name="caption" w:uiPriority="35" w:semiHidden="1" w:unhideWhenUsed="1" w:qFormat="1"/>
+    <w:lsdException w:name="caption" w:semiHidden="1" w:uiPriority="35" w:unhideWhenUsed="1" w:qFormat="1"/>
     <w:lsdException w:name="table of figures" w:semiHidden="1" w:unhideWhenUsed="1"/>
     <w:lsdException w:name="envelope address" w:semiHidden="1" w:unhideWhenUsed="1"/>
     <w:lsdException w:name="envelope return" w:semiHidden="1" w:unhideWhenUsed="1"/>
@@ -4945,7 +4255,7 @@
     <w:lsdException w:name="Title" w:uiPriority="10" w:qFormat="1"/>
     <w:lsdException w:name="Closing" w:semiHidden="1" w:unhideWhenUsed="1"/>
     <w:lsdException w:name="Signature" w:semiHidden="1" w:unhideWhenUsed="1"/>
-    <w:lsdException w:name="Default Paragraph Font" w:uiPriority="1" w:semiHidden="1" w:unhideWhenUsed="1"/>
+    <w:lsdException w:name="Default Paragraph Font" w:semiHidden="1" w:uiPriority="1" w:unhideWhenUsed="1"/>
     <w:lsdException w:name="Body Text" w:semiHidden="1" w:unhideWhenUsed="1"/>
     <w:lsdException w:name="Body Text Indent" w:semiHidden="1" w:unhideWhenUsed="1"/>
     <w:lsdException w:name="List Continue" w:semiHidden="1" w:unhideWhenUsed="1"/>
@@ -4965,7 +4275,7 @@
     <w:lsdException w:name="Body Text Indent 2" w:semiHidden="1" w:unhideWhenUsed="1"/>
     <w:lsdException w:name="Body Text Indent 3" w:semiHidden="1" w:unhideWhenUsed="1"/>
     <w:lsdException w:name="Block Text" w:semiHidden="1" w:unhideWhenUsed="1"/>
-    <w:lsdException w:name="Hyperlink" w:uiPriority="0" w:semiHidden="1" w:unhideWhenUsed="1"/>
+    <w:lsdException w:name="Hyperlink" w:semiHidden="1" w:uiPriority="0" w:unhideWhenUsed="1"/>
     <w:lsdException w:name="FollowedHyperlink" w:semiHidden="1" w:unhideWhenUsed="1"/>
     <w:lsdException w:name="Strong" w:uiPriority="22" w:qFormat="1"/>
     <w:lsdException w:name="Emphasis" w:uiPriority="20" w:qFormat="1"/>
@@ -5145,8 +4455,8 @@
     <w:lsdException w:name="Subtle Reference" w:uiPriority="31" w:qFormat="1"/>
     <w:lsdException w:name="Intense Reference" w:uiPriority="32" w:qFormat="1"/>
     <w:lsdException w:name="Book Title" w:uiPriority="33" w:qFormat="1"/>
-    <w:lsdException w:name="Bibliography" w:uiPriority="37" w:semiHidden="1" w:unhideWhenUsed="1"/>
-    <w:lsdException w:name="TOC Heading" w:uiPriority="39" w:semiHidden="1" w:unhideWhenUsed="1" w:qFormat="1"/>
+    <w:lsdException w:name="Bibliography" w:semiHidden="1" w:uiPriority="37" w:unhideWhenUsed="1"/>
+    <w:lsdException w:name="TOC Heading" w:semiHidden="1" w:uiPriority="39" w:unhideWhenUsed="1" w:qFormat="1"/>
     <w:lsdException w:name="Plain Table 1" w:uiPriority="41"/>
     <w:lsdException w:name="Plain Table 2" w:uiPriority="42"/>
     <w:lsdException w:name="Plain Table 3" w:uiPriority="43"/>
@@ -5257,41 +4567,48 @@
     <w:lsdException w:name="Unresolved Mention" w:semiHidden="1" w:unhideWhenUsed="1"/>
     <w:lsdException w:name="Smart Link" w:semiHidden="1" w:unhideWhenUsed="1"/>
   </w:latentStyles>
-  <w:style w:type="paragraph" w:styleId="Normal" w:default="1">
+  <w:style w:type="paragraph" w:default="1" w:styleId="Normal">
     <w:name w:val="Normal"/>
     <w:qFormat/>
     <w:pPr>
-      <w:widowControl/>
-      <w:suppressAutoHyphens w:val="true"/>
-      <w:bidi w:val="0"/>
-      <w:spacing w:lineRule="auto" w:line="259" w:before="0" w:after="160"/>
-      <w:jc w:val="start"/>
+      <w:spacing w:after="160" w:line="259" w:lineRule="auto"/>
     </w:pPr>
-    <w:rPr>
-      <w:rFonts w:ascii="Calibri" w:hAnsi="Calibri" w:eastAsia="Calibri" w:cs="" w:asciiTheme="minorHAnsi" w:cstheme="minorBidi" w:eastAsiaTheme="minorHAnsi" w:hAnsiTheme="minorHAnsi"/>
-      <w:color w:val="auto"/>
-      <w:kern w:val="0"/>
-      <w:sz w:val="22"/>
-      <w:szCs w:val="22"/>
-      <w:lang w:val="en-US" w:eastAsia="en-US" w:bidi="ar-SA"/>
-    </w:rPr>
   </w:style>
-  <w:style w:type="character" w:styleId="DefaultParagraphFont" w:default="1">
+  <w:style w:type="character" w:default="1" w:styleId="DefaultParagraphFont">
     <w:name w:val="Default Paragraph Font"/>
     <w:uiPriority w:val="1"/>
     <w:semiHidden/>
     <w:unhideWhenUsed/>
-    <w:qFormat/>
-    <w:rPr/>
   </w:style>
-  <w:style w:type="character" w:styleId="TeksBalonKAR" w:customStyle="1">
-    <w:name w:val="Teks Balon KAR"/>
+  <w:style w:type="table" w:default="1" w:styleId="TableNormal">
+    <w:name w:val="Normal Table"/>
+    <w:uiPriority w:val="99"/>
+    <w:semiHidden/>
+    <w:unhideWhenUsed/>
+    <w:tblPr>
+      <w:tblInd w:w="0" w:type="dxa"/>
+      <w:tblCellMar>
+        <w:top w:w="0" w:type="dxa"/>
+        <w:left w:w="108" w:type="dxa"/>
+        <w:bottom w:w="0" w:type="dxa"/>
+        <w:right w:w="108" w:type="dxa"/>
+      </w:tblCellMar>
+    </w:tblPr>
+  </w:style>
+  <w:style w:type="numbering" w:default="1" w:styleId="NoList">
+    <w:name w:val="No List"/>
+    <w:uiPriority w:val="99"/>
+    <w:semiHidden/>
+    <w:unhideWhenUsed/>
+  </w:style>
+  <w:style w:type="character" w:customStyle="1" w:styleId="BalloonTextChar">
+    <w:name w:val="Balloon Text Char"/>
     <w:basedOn w:val="DefaultParagraphFont"/>
     <w:link w:val="BalloonText"/>
     <w:uiPriority w:val="99"/>
     <w:semiHidden/>
     <w:qFormat/>
-    <w:rsid w:val="00ab1af1"/>
+    <w:rsid w:val="00AB1AF1"/>
     <w:rPr>
       <w:rFonts w:ascii="Segoe UI" w:hAnsi="Segoe UI" w:cs="Segoe UI"/>
       <w:sz w:val="18"/>
@@ -5305,32 +4622,32 @@
     <w:semiHidden/>
     <w:unhideWhenUsed/>
     <w:qFormat/>
-    <w:rsid w:val="006154ad"/>
+    <w:rsid w:val="006154AD"/>
     <w:rPr>
       <w:sz w:val="16"/>
       <w:szCs w:val="16"/>
     </w:rPr>
   </w:style>
-  <w:style w:type="character" w:styleId="TeksKomentarKAR" w:customStyle="1">
-    <w:name w:val="Teks Komentar KAR"/>
+  <w:style w:type="character" w:customStyle="1" w:styleId="CommentTextChar">
+    <w:name w:val="Comment Text Char"/>
     <w:basedOn w:val="DefaultParagraphFont"/>
     <w:link w:val="CommentText"/>
     <w:uiPriority w:val="99"/>
     <w:qFormat/>
-    <w:rsid w:val="006154ad"/>
+    <w:rsid w:val="006154AD"/>
     <w:rPr>
       <w:sz w:val="20"/>
       <w:szCs w:val="20"/>
     </w:rPr>
   </w:style>
-  <w:style w:type="character" w:styleId="SubjekKomentarKAR" w:customStyle="1">
-    <w:name w:val="Subjek Komentar KAR"/>
-    <w:basedOn w:val="TeksKomentarKAR"/>
-    <w:link w:val="annotationsubject"/>
+  <w:style w:type="character" w:customStyle="1" w:styleId="CommentSubjectChar">
+    <w:name w:val="Comment Subject Char"/>
+    <w:basedOn w:val="CommentTextChar"/>
+    <w:link w:val="CommentSubject"/>
     <w:uiPriority w:val="99"/>
     <w:semiHidden/>
     <w:qFormat/>
-    <w:rsid w:val="006154ad"/>
+    <w:rsid w:val="006154AD"/>
     <w:rPr>
       <w:b/>
       <w:bCs/>
@@ -5338,13 +4655,12 @@
       <w:szCs w:val="20"/>
     </w:rPr>
   </w:style>
-  <w:style w:type="character" w:styleId="HeaderKAR" w:customStyle="1">
-    <w:name w:val="Header KAR"/>
+  <w:style w:type="character" w:customStyle="1" w:styleId="HeaderChar">
+    <w:name w:val="Header Char"/>
     <w:basedOn w:val="DefaultParagraphFont"/>
     <w:link w:val="Header"/>
     <w:qFormat/>
-    <w:rsid w:val="009e21f6"/>
-    <w:rPr/>
+    <w:rsid w:val="009E21F6"/>
   </w:style>
   <w:style w:type="character" w:styleId="Hyperlink">
     <w:name w:val="Hyperlink"/>
@@ -5355,17 +4671,17 @@
       <w:u w:val="single"/>
     </w:rPr>
   </w:style>
-  <w:style w:type="paragraph" w:styleId="Heading">
+  <w:style w:type="paragraph" w:customStyle="1" w:styleId="Heading">
     <w:name w:val="Heading"/>
     <w:basedOn w:val="Normal"/>
     <w:next w:val="BodyText"/>
     <w:qFormat/>
     <w:pPr>
-      <w:keepNext w:val="true"/>
+      <w:keepNext/>
       <w:spacing w:before="240" w:after="120"/>
     </w:pPr>
     <w:rPr>
-      <w:rFonts w:ascii="IBM Plex Sans" w:hAnsi="IBM Plex Sans" w:eastAsia="IBM Plex Sans" w:cs="IBM Plex Sans Devanagari"/>
+      <w:rFonts w:ascii="IBM Plex Sans" w:eastAsia="IBM Plex Sans" w:hAnsi="IBM Plex Sans" w:cs="IBM Plex Sans Devanagari"/>
       <w:sz w:val="28"/>
       <w:szCs w:val="28"/>
     </w:rPr>
@@ -5374,14 +4690,12 @@
     <w:name w:val="Body Text"/>
     <w:basedOn w:val="Normal"/>
     <w:pPr>
-      <w:spacing w:lineRule="auto" w:line="276" w:before="0" w:after="140"/>
+      <w:spacing w:after="140" w:line="276" w:lineRule="auto"/>
     </w:pPr>
-    <w:rPr/>
   </w:style>
   <w:style w:type="paragraph" w:styleId="List">
     <w:name w:val="List"/>
     <w:basedOn w:val="BodyText"/>
-    <w:pPr/>
     <w:rPr>
       <w:rFonts w:cs="IBM Plex Sans Devanagari"/>
     </w:rPr>
@@ -5402,7 +4716,7 @@
       <w:szCs w:val="24"/>
     </w:rPr>
   </w:style>
-  <w:style w:type="paragraph" w:styleId="Index">
+  <w:style w:type="paragraph" w:customStyle="1" w:styleId="Index">
     <w:name w:val="Index"/>
     <w:basedOn w:val="Normal"/>
     <w:qFormat/>
@@ -5418,25 +4732,23 @@
     <w:basedOn w:val="Normal"/>
     <w:uiPriority w:val="34"/>
     <w:qFormat/>
-    <w:rsid w:val="00fe3cd8"/>
+    <w:rsid w:val="00FE3CD8"/>
     <w:pPr>
-      <w:spacing w:before="0" w:after="160"/>
-      <w:ind w:start="720"/>
+      <w:ind w:left="720"/>
       <w:contextualSpacing/>
     </w:pPr>
-    <w:rPr/>
   </w:style>
   <w:style w:type="paragraph" w:styleId="BalloonText">
     <w:name w:val="Balloon Text"/>
     <w:basedOn w:val="Normal"/>
-    <w:link w:val="TeksBalonKAR"/>
+    <w:link w:val="BalloonTextChar"/>
     <w:uiPriority w:val="99"/>
     <w:semiHidden/>
     <w:unhideWhenUsed/>
     <w:qFormat/>
-    <w:rsid w:val="00ab1af1"/>
+    <w:rsid w:val="00AB1AF1"/>
     <w:pPr>
-      <w:spacing w:lineRule="auto" w:line="240" w:before="0" w:after="0"/>
+      <w:spacing w:after="0" w:line="240" w:lineRule="auto"/>
     </w:pPr>
     <w:rPr>
       <w:rFonts w:ascii="Segoe UI" w:hAnsi="Segoe UI" w:cs="Segoe UI"/>
@@ -5447,87 +4759,76 @@
   <w:style w:type="paragraph" w:styleId="CommentText">
     <w:name w:val="annotation text"/>
     <w:basedOn w:val="Normal"/>
-    <w:link w:val="TeksKomentarKAR"/>
+    <w:link w:val="CommentTextChar"/>
     <w:uiPriority w:val="99"/>
     <w:unhideWhenUsed/>
-    <w:rsid w:val="006154ad"/>
+    <w:rsid w:val="006154AD"/>
     <w:pPr>
-      <w:spacing w:lineRule="auto" w:line="240"/>
+      <w:spacing w:line="240" w:lineRule="auto"/>
     </w:pPr>
     <w:rPr>
       <w:sz w:val="20"/>
       <w:szCs w:val="20"/>
     </w:rPr>
   </w:style>
-  <w:style w:type="paragraph" w:styleId="annotationsubject">
+  <w:style w:type="paragraph" w:styleId="CommentSubject">
     <w:name w:val="annotation subject"/>
     <w:basedOn w:val="CommentText"/>
     <w:next w:val="CommentText"/>
-    <w:link w:val="SubjekKomentarKAR"/>
+    <w:link w:val="CommentSubjectChar"/>
     <w:uiPriority w:val="99"/>
     <w:semiHidden/>
     <w:unhideWhenUsed/>
     <w:qFormat/>
-    <w:rsid w:val="006154ad"/>
-    <w:pPr/>
+    <w:rsid w:val="006154AD"/>
     <w:rPr>
       <w:b/>
       <w:bCs/>
     </w:rPr>
   </w:style>
-  <w:style w:type="paragraph" w:styleId="HeaderandFooter">
+  <w:style w:type="paragraph" w:customStyle="1" w:styleId="HeaderandFooter">
     <w:name w:val="Header and Footer"/>
     <w:basedOn w:val="Normal"/>
     <w:qFormat/>
-    <w:pPr/>
-    <w:rPr/>
   </w:style>
   <w:style w:type="paragraph" w:styleId="Header">
     <w:name w:val="header"/>
     <w:basedOn w:val="Normal"/>
-    <w:link w:val="HeaderKAR"/>
+    <w:link w:val="HeaderChar"/>
     <w:unhideWhenUsed/>
-    <w:rsid w:val="009e21f6"/>
+    <w:rsid w:val="009E21F6"/>
     <w:pPr>
       <w:tabs>
-        <w:tab w:val="clear" w:pos="720"/>
-        <w:tab w:val="center" w:pos="4680" w:leader="none"/>
-        <w:tab w:val="right" w:pos="9360" w:leader="none"/>
+        <w:tab w:val="center" w:pos="4680"/>
+        <w:tab w:val="right" w:pos="9360"/>
       </w:tabs>
-      <w:spacing w:lineRule="auto" w:line="240" w:before="0" w:after="0"/>
+      <w:spacing w:after="0" w:line="240" w:lineRule="auto"/>
     </w:pPr>
-    <w:rPr/>
   </w:style>
-  <w:style w:type="paragraph" w:styleId="FrameContentsuser">
+  <w:style w:type="paragraph" w:customStyle="1" w:styleId="FrameContentsuser">
     <w:name w:val="Frame Contents (user)"/>
     <w:basedOn w:val="Normal"/>
     <w:qFormat/>
-    <w:pPr/>
-    <w:rPr/>
   </w:style>
-  <w:style w:type="paragraph" w:styleId="FrameContents">
+  <w:style w:type="paragraph" w:customStyle="1" w:styleId="FrameContents">
     <w:name w:val="Frame Contents"/>
     <w:basedOn w:val="Normal"/>
     <w:qFormat/>
-    <w:pPr/>
-    <w:rPr/>
   </w:style>
-  <w:style w:type="paragraph" w:styleId="TableContents">
+  <w:style w:type="paragraph" w:customStyle="1" w:styleId="TableContents">
     <w:name w:val="Table Contents"/>
     <w:basedOn w:val="Normal"/>
     <w:qFormat/>
     <w:pPr>
-      <w:widowControl w:val="false"/>
+      <w:widowControl w:val="0"/>
       <w:suppressLineNumbers/>
     </w:pPr>
-    <w:rPr/>
   </w:style>
-  <w:style w:type="paragraph" w:styleId="TableHeading">
+  <w:style w:type="paragraph" w:customStyle="1" w:styleId="TableHeading">
     <w:name w:val="Table Heading"/>
     <w:basedOn w:val="TableContents"/>
     <w:qFormat/>
     <w:pPr>
-      <w:suppressLineNumbers/>
       <w:jc w:val="center"/>
     </w:pPr>
     <w:rPr>
@@ -5535,42 +4836,18 @@
       <w:bCs/>
     </w:rPr>
   </w:style>
-  <w:style w:type="numbering" w:styleId="NoList" w:default="1">
-    <w:name w:val="No List"/>
-    <w:uiPriority w:val="99"/>
-    <w:semiHidden/>
-    <w:unhideWhenUsed/>
-    <w:qFormat/>
-  </w:style>
-  <w:style w:type="table" w:default="1" w:styleId="TabelNormal">
-    <w:name w:val="Normal Table"/>
-    <w:uiPriority w:val="99"/>
-    <w:semiHidden/>
-    <w:unhideWhenUsed/>
-    <w:tblPr>
-      <w:tblCellMar>
-        <w:top w:w="0" w:type="dxa"/>
-        <w:left w:w="108" w:type="dxa"/>
-        <w:bottom w:w="0" w:type="dxa"/>
-        <w:right w:w="108" w:type="dxa"/>
-      </w:tblCellMar>
-    </w:tblPr>
-  </w:style>
-  <w:style w:type="table" w:styleId="KisiTabel">
+  <w:style w:type="table" w:styleId="TableGrid">
     <w:name w:val="Table Grid"/>
-    <w:basedOn w:val="TabelNormal"/>
-    <w:rsid w:val="00161be0"/>
-    <w:pPr>
-      <w:spacing w:after="0" w:line="240" w:lineRule="auto"/>
-    </w:pPr>
+    <w:basedOn w:val="TableNormal"/>
+    <w:rsid w:val="00161BE0"/>
     <w:tblPr>
       <w:tblBorders>
-        <w:top w:val="single" w:color="auto" w:sz="4" w:space="0"/>
-        <w:left w:val="single" w:color="auto" w:sz="4" w:space="0"/>
-        <w:bottom w:val="single" w:color="auto" w:sz="4" w:space="0"/>
-        <w:right w:val="single" w:color="auto" w:sz="4" w:space="0"/>
-        <w:insideH w:val="single" w:color="auto" w:sz="4" w:space="0"/>
-        <w:insideV w:val="single" w:color="auto" w:sz="4" w:space="0"/>
+        <w:top w:val="single" w:sz="4" w:space="0" w:color="auto"/>
+        <w:left w:val="single" w:sz="4" w:space="0" w:color="auto"/>
+        <w:bottom w:val="single" w:sz="4" w:space="0" w:color="auto"/>
+        <w:right w:val="single" w:sz="4" w:space="0" w:color="auto"/>
+        <w:insideH w:val="single" w:sz="4" w:space="0" w:color="auto"/>
+        <w:insideV w:val="single" w:sz="4" w:space="0" w:color="auto"/>
       </w:tblBorders>
     </w:tblPr>
   </w:style>
@@ -5578,7 +4855,7 @@
 </file>
 
 <file path=word/theme/theme1.xml><?xml version="1.0" encoding="utf-8"?>
-<a:theme xmlns:a="http://schemas.openxmlformats.org/drawingml/2006/main" xmlns:r="http://schemas.openxmlformats.org/officeDocument/2006/relationships" name="Office Theme">
+<a:theme xmlns:a="http://schemas.openxmlformats.org/drawingml/2006/main" name="Office Theme">
   <a:themeElements>
     <a:clrScheme name="Office">
       <a:dk1>
@@ -5620,12 +4897,12 @@
     </a:clrScheme>
     <a:fontScheme name="Office">
       <a:majorFont>
-        <a:latin typeface="Calibri Light" pitchFamily="0" charset="1"/>
+        <a:latin typeface="Calibri Light"/>
         <a:ea typeface=""/>
         <a:cs typeface=""/>
       </a:majorFont>
       <a:minorFont>
-        <a:latin typeface="Calibri" pitchFamily="0" charset="1"/>
+        <a:latin typeface="Calibri"/>
         <a:ea typeface=""/>
         <a:cs typeface=""/>
       </a:minorFont>
@@ -5657,7 +4934,7 @@
             </a:gs>
           </a:gsLst>
           <a:lin ang="5400000" scaled="0"/>
-          <a:tileRect l="0" t="0" r="0" b="0"/>
+          <a:tileRect/>
         </a:gradFill>
         <a:gradFill>
           <a:gsLst>
@@ -5681,7 +4958,7 @@
             </a:gs>
           </a:gsLst>
           <a:lin ang="5400000" scaled="0"/>
-          <a:tileRect l="0" t="0" r="0" b="0"/>
+          <a:tileRect/>
         </a:gradFill>
       </a:fillStyleLst>
       <a:lnStyleLst>
@@ -5741,11 +5018,13 @@
             </a:gs>
           </a:gsLst>
           <a:lin ang="5400000" scaled="0"/>
-          <a:tileRect l="0" t="0" r="0" b="0"/>
+          <a:tileRect/>
         </a:gradFill>
       </a:bgFillStyleLst>
     </a:fmtScheme>
   </a:themeElements>
+  <a:objectDefaults/>
+  <a:extraClrSchemeLst/>
 </a:theme>
 </file>
 
